--- a/Lab_01_demshin/Отчёт по лабораторной работе No1.docx
+++ b/Lab_01_demshin/Отчёт по лабораторной работе No1.docx
@@ -488,21 +488,19 @@
     </w:p>
     <w:p>
       <w:pPr>
-        <w:jc w:val="right"/>
-        <w:rPr>
-          <w:rFonts w:ascii="Times New Roman" w:hAnsi="Times New Roman" w:cs="Times New Roman"/>
-          <w:lang w:val="en-US"/>
-        </w:rPr>
-      </w:pPr>
-      <w:r>
-        <w:rPr>
-          <w:lang w:val="en-US"/>
-        </w:rPr>
+        <w:pStyle w:val="af6"/>
+        <w:spacing w:before="0" w:beforeAutospacing="0" w:after="0" w:afterAutospacing="0"/>
+        <w:ind w:left="-284"/>
+        <w:rPr>
+          <w:sz w:val="28"/>
+          <w:szCs w:val="28"/>
+        </w:rPr>
+      </w:pPr>
+      <w:r>
         <w:br w:type="page"/>
       </w:r>
       <w:r>
         <w:rPr>
-          <w:rFonts w:ascii="Times New Roman" w:hAnsi="Times New Roman" w:cs="Times New Roman"/>
           <w:b/>
           <w:bCs/>
           <w:sz w:val="28"/>
@@ -513,18 +511,15 @@
       </w:r>
       <w:r>
         <w:rPr>
-          <w:rFonts w:ascii="Times New Roman" w:hAnsi="Times New Roman" w:cs="Times New Roman"/>
           <w:b/>
           <w:bCs/>
           <w:sz w:val="28"/>
           <w:szCs w:val="28"/>
-          <w:lang w:val="en-US"/>
         </w:rPr>
         <w:t xml:space="preserve"> 1</w:t>
       </w:r>
       <w:r>
         <w:rPr>
-          <w:rFonts w:ascii="Times New Roman" w:hAnsi="Times New Roman" w:cs="Times New Roman"/>
           <w:b/>
           <w:bCs/>
           <w:sz w:val="28"/>
@@ -534,15 +529,193 @@
       </w:r>
       <w:r>
         <w:rPr>
-          <w:rFonts w:ascii="Times New Roman" w:hAnsi="Times New Roman" w:cs="Times New Roman"/>
           <w:b/>
           <w:bCs/>
           <w:sz w:val="28"/>
           <w:szCs w:val="28"/>
-          <w:lang w:val="en-US"/>
         </w:rPr>
         <w:br w:type="textWrapping" w:clear="all"/>
       </w:r>
+      <w:r>
+        <w:rPr>
+          <w:b/>
+          <w:color w:val="000000" w:themeColor="text1"/>
+          <w:sz w:val="28"/>
+          <w:szCs w:val="28"/>
+        </w:rPr>
+        <w:t>Условие</w:t>
+      </w:r>
+      <w:r>
+        <w:rPr>
+          <w:b/>
+          <w:color w:val="000000" w:themeColor="text1"/>
+          <w:sz w:val="28"/>
+          <w:szCs w:val="28"/>
+        </w:rPr>
+        <w:t xml:space="preserve">. </w:t>
+      </w:r>
+      <w:r>
+        <w:rPr>
+          <w:sz w:val="28"/>
+          <w:szCs w:val="28"/>
+        </w:rPr>
+        <w:t xml:space="preserve">Робот Байт и котёнок Пиксель решили приготовить ягодный морс. По рецепту ягоды, сахар и вода берутся в соотношении </w:t>
+      </w:r>
+      <w:proofErr w:type="gramStart"/>
+      <w:r>
+        <w:rPr>
+          <w:b/>
+          <w:bCs/>
+          <w:sz w:val="28"/>
+          <w:szCs w:val="28"/>
+        </w:rPr>
+        <w:t>3 :</w:t>
+      </w:r>
+      <w:proofErr w:type="gramEnd"/>
+      <w:r>
+        <w:rPr>
+          <w:b/>
+          <w:bCs/>
+          <w:sz w:val="28"/>
+          <w:szCs w:val="28"/>
+        </w:rPr>
+        <w:t xml:space="preserve"> 2 : 1</w:t>
+      </w:r>
+      <w:r>
+        <w:rPr>
+          <w:sz w:val="28"/>
+          <w:szCs w:val="28"/>
+        </w:rPr>
+        <w:t>.</w:t>
+      </w:r>
+    </w:p>
+    <w:p>
+      <w:pPr>
+        <w:spacing w:after="0" w:line="240" w:lineRule="auto"/>
+        <w:rPr>
+          <w:rFonts w:ascii="Times New Roman" w:hAnsi="Times New Roman" w:cs="Times New Roman"/>
+          <w:sz w:val="28"/>
+          <w:szCs w:val="28"/>
+        </w:rPr>
+      </w:pPr>
+      <w:r>
+        <w:rPr>
+          <w:rFonts w:ascii="Times New Roman" w:hAnsi="Times New Roman" w:cs="Times New Roman"/>
+          <w:sz w:val="28"/>
+          <w:szCs w:val="28"/>
+        </w:rPr>
+        <w:t>Напишите программу, которая по заданному количеству воды определяет:</w:t>
+      </w:r>
+    </w:p>
+    <w:p>
+      <w:pPr>
+        <w:numPr>
+          <w:ilvl w:val="0"/>
+          <w:numId w:val="21"/>
+        </w:numPr>
+        <w:spacing w:after="0" w:line="240" w:lineRule="auto"/>
+        <w:rPr>
+          <w:rFonts w:ascii="Times New Roman" w:hAnsi="Times New Roman" w:cs="Times New Roman"/>
+          <w:sz w:val="28"/>
+          <w:szCs w:val="28"/>
+        </w:rPr>
+      </w:pPr>
+      <w:r>
+        <w:rPr>
+          <w:rFonts w:ascii="Times New Roman" w:hAnsi="Times New Roman" w:cs="Times New Roman"/>
+          <w:sz w:val="28"/>
+          <w:szCs w:val="28"/>
+        </w:rPr>
+        <w:t>сколько килограммов ягод потребуется;</w:t>
+      </w:r>
+    </w:p>
+    <w:p>
+      <w:pPr>
+        <w:numPr>
+          <w:ilvl w:val="0"/>
+          <w:numId w:val="21"/>
+        </w:numPr>
+        <w:spacing w:after="0" w:line="240" w:lineRule="auto"/>
+        <w:rPr>
+          <w:rFonts w:ascii="Times New Roman" w:hAnsi="Times New Roman" w:cs="Times New Roman"/>
+          <w:sz w:val="28"/>
+          <w:szCs w:val="28"/>
+        </w:rPr>
+      </w:pPr>
+      <w:r>
+        <w:rPr>
+          <w:rFonts w:ascii="Times New Roman" w:hAnsi="Times New Roman" w:cs="Times New Roman"/>
+          <w:sz w:val="28"/>
+          <w:szCs w:val="28"/>
+        </w:rPr>
+        <w:t>сколько килограммов сахара потребуется;</w:t>
+      </w:r>
+    </w:p>
+    <w:p>
+      <w:pPr>
+        <w:numPr>
+          <w:ilvl w:val="0"/>
+          <w:numId w:val="21"/>
+        </w:numPr>
+        <w:spacing w:after="0" w:line="240" w:lineRule="auto"/>
+        <w:rPr>
+          <w:rFonts w:ascii="Times New Roman" w:hAnsi="Times New Roman" w:cs="Times New Roman"/>
+          <w:sz w:val="28"/>
+          <w:szCs w:val="28"/>
+        </w:rPr>
+      </w:pPr>
+      <w:r>
+        <w:rPr>
+          <w:rFonts w:ascii="Times New Roman" w:hAnsi="Times New Roman" w:cs="Times New Roman"/>
+          <w:sz w:val="28"/>
+          <w:szCs w:val="28"/>
+        </w:rPr>
+        <w:t>сколько килограммов морса получится всего.</w:t>
+      </w:r>
+    </w:p>
+    <w:p>
+      <w:pPr>
+        <w:spacing w:after="0" w:line="240" w:lineRule="auto"/>
+        <w:rPr>
+          <w:rFonts w:ascii="Times New Roman" w:hAnsi="Times New Roman" w:cs="Times New Roman"/>
+          <w:sz w:val="28"/>
+          <w:szCs w:val="28"/>
+        </w:rPr>
+      </w:pPr>
+      <w:r>
+        <w:rPr>
+          <w:rFonts w:ascii="Times New Roman" w:hAnsi="Times New Roman" w:cs="Times New Roman"/>
+          <w:sz w:val="28"/>
+          <w:szCs w:val="28"/>
+        </w:rPr>
+        <w:t xml:space="preserve">Будем считать, что </w:t>
+      </w:r>
+      <w:r>
+        <w:rPr>
+          <w:rFonts w:ascii="Times New Roman" w:hAnsi="Times New Roman" w:cs="Times New Roman"/>
+          <w:b/>
+          <w:bCs/>
+          <w:sz w:val="28"/>
+          <w:szCs w:val="28"/>
+        </w:rPr>
+        <w:t>1 литр воды равен 1 килограмму</w:t>
+      </w:r>
+      <w:r>
+        <w:rPr>
+          <w:rFonts w:ascii="Times New Roman" w:hAnsi="Times New Roman" w:cs="Times New Roman"/>
+          <w:sz w:val="28"/>
+          <w:szCs w:val="28"/>
+        </w:rPr>
+        <w:t>, а масса продуктов во время приготовления не изменяется.</w:t>
+      </w:r>
+    </w:p>
+    <w:p>
+      <w:pPr>
+        <w:jc w:val="right"/>
+        <w:rPr>
+          <w:rFonts w:ascii="Times New Roman" w:hAnsi="Times New Roman" w:cs="Times New Roman"/>
+        </w:rPr>
+      </w:pPr>
     </w:p>
     <w:tbl>
       <w:tblPr>
@@ -635,11 +808,11 @@
                   <v:path o:extrusionok="f" gradientshapeok="t" o:connecttype="rect"/>
                   <o:lock v:ext="edit" aspectratio="t"/>
                 </v:shapetype>
-                <v:shape id="_x0000_s2053" type="#_x0000_t75" style="position:absolute;margin-left:8.25pt;margin-top:21.45pt;width:96pt;height:273pt;z-index:251658240;mso-position-horizontal-relative:text;mso-position-vertical-relative:text">
+                <v:shape id="_x0000_s2053" type="#_x0000_t75" style="position:absolute;margin-left:8.25pt;margin-top:21.45pt;width:96pt;height:273pt;z-index:251657216;mso-position-horizontal-relative:text;mso-position-vertical-relative:text">
                   <v:imagedata r:id="rId7" o:title=""/>
                   <w10:wrap type="square" side="right"/>
                 </v:shape>
-                <o:OLEObject Type="Embed" ProgID="Visio.Drawing.15" ShapeID="_x0000_s2053" DrawAspect="Content" ObjectID="_1850928966" r:id="rId8"/>
+                <o:OLEObject Type="Embed" ProgID="Visio.Drawing.15" ShapeID="_x0000_s2053" DrawAspect="Content" ObjectID="_1850976468" r:id="rId8"/>
               </w:object>
             </w:r>
           </w:p>
@@ -947,6 +1120,7 @@
               </w:rPr>
               <w:t>Команда возврата значения функции (</w:t>
             </w:r>
+            <w:proofErr w:type="gramStart"/>
             <w:r>
               <w:rPr>
                 <w:rFonts w:ascii="Times New Roman" w:hAnsi="Times New Roman" w:cs="Times New Roman"/>
@@ -962,7 +1136,16 @@
                 <w:sz w:val="28"/>
                 <w:szCs w:val="28"/>
               </w:rPr>
-              <w:t xml:space="preserve">()=0). </w:t>
+              <w:t>(</w:t>
+            </w:r>
+            <w:proofErr w:type="gramEnd"/>
+            <w:r>
+              <w:rPr>
+                <w:rFonts w:ascii="Times New Roman" w:hAnsi="Times New Roman" w:cs="Times New Roman"/>
+                <w:sz w:val="28"/>
+                <w:szCs w:val="28"/>
+              </w:rPr>
+              <w:t xml:space="preserve">)=0). </w:t>
             </w:r>
           </w:p>
         </w:tc>
@@ -1090,7 +1273,27 @@
           <w:szCs w:val="24"/>
           <w:lang w:val="en-US"/>
         </w:rPr>
-        <w:t>int main() {</w:t>
+        <w:t xml:space="preserve">int </w:t>
+      </w:r>
+      <w:proofErr w:type="gramStart"/>
+      <w:r>
+        <w:rPr>
+          <w:rFonts w:ascii="Consolas" w:hAnsi="Consolas" w:cs="Times New Roman"/>
+          <w:sz w:val="24"/>
+          <w:szCs w:val="24"/>
+          <w:lang w:val="en-US"/>
+        </w:rPr>
+        <w:t>main(</w:t>
+      </w:r>
+      <w:proofErr w:type="gramEnd"/>
+      <w:r>
+        <w:rPr>
+          <w:rFonts w:ascii="Consolas" w:hAnsi="Consolas" w:cs="Times New Roman"/>
+          <w:sz w:val="24"/>
+          <w:szCs w:val="24"/>
+          <w:lang w:val="en-US"/>
+        </w:rPr>
+        <w:t>) {</w:t>
       </w:r>
     </w:p>
     <w:p>
@@ -1116,10 +1319,12 @@
           <w:rFonts w:ascii="Consolas" w:hAnsi="Consolas" w:cs="Times New Roman"/>
           <w:sz w:val="24"/>
           <w:szCs w:val="24"/>
+          <w:lang w:val="en-US"/>
         </w:rPr>
         <w:tab/>
       </w:r>
       <w:proofErr w:type="spellStart"/>
+      <w:proofErr w:type="gramStart"/>
       <w:r>
         <w:rPr>
           <w:rFonts w:ascii="Consolas" w:hAnsi="Consolas" w:cs="Times New Roman"/>
@@ -1137,7 +1342,17 @@
           <w:szCs w:val="24"/>
           <w:lang w:val="en-US"/>
         </w:rPr>
-        <w:t>(LC_ALL, "Russian");  </w:t>
+        <w:t>(</w:t>
+      </w:r>
+      <w:proofErr w:type="gramEnd"/>
+      <w:r>
+        <w:rPr>
+          <w:rFonts w:ascii="Consolas" w:hAnsi="Consolas" w:cs="Times New Roman"/>
+          <w:sz w:val="24"/>
+          <w:szCs w:val="24"/>
+          <w:lang w:val="en-US"/>
+        </w:rPr>
+        <w:t>LC_ALL, "Russian");  </w:t>
       </w:r>
       <w:r>
         <w:rPr>
@@ -1306,6 +1521,7 @@
         <w:t xml:space="preserve">, </w:t>
       </w:r>
       <w:proofErr w:type="spellStart"/>
+      <w:proofErr w:type="gramStart"/>
       <w:r>
         <w:rPr>
           <w:rFonts w:ascii="Consolas" w:hAnsi="Consolas" w:cs="Times New Roman"/>
@@ -1321,7 +1537,16 @@
           <w:sz w:val="24"/>
           <w:szCs w:val="24"/>
         </w:rPr>
-        <w:t xml:space="preserve">;         </w:t>
+        <w:t xml:space="preserve">;   </w:t>
+      </w:r>
+      <w:proofErr w:type="gramEnd"/>
+      <w:r>
+        <w:rPr>
+          <w:rFonts w:ascii="Consolas" w:hAnsi="Consolas" w:cs="Times New Roman"/>
+          <w:sz w:val="24"/>
+          <w:szCs w:val="24"/>
+        </w:rPr>
+        <w:t xml:space="preserve">      </w:t>
       </w:r>
       <w:r>
         <w:rPr>
@@ -1365,7 +1590,25 @@
           <w:sz w:val="24"/>
           <w:szCs w:val="24"/>
         </w:rPr>
-        <w:t xml:space="preserve"> &lt;&lt; "Количество литров" &lt;&lt; "-"; </w:t>
+        <w:t xml:space="preserve"> </w:t>
+      </w:r>
+      <w:proofErr w:type="gramStart"/>
+      <w:r>
+        <w:rPr>
+          <w:rFonts w:ascii="Consolas" w:hAnsi="Consolas" w:cs="Times New Roman"/>
+          <w:sz w:val="24"/>
+          <w:szCs w:val="24"/>
+        </w:rPr>
+        <w:t>&lt;&lt; "</w:t>
+      </w:r>
+      <w:proofErr w:type="gramEnd"/>
+      <w:r>
+        <w:rPr>
+          <w:rFonts w:ascii="Consolas" w:hAnsi="Consolas" w:cs="Times New Roman"/>
+          <w:sz w:val="24"/>
+          <w:szCs w:val="24"/>
+        </w:rPr>
+        <w:t xml:space="preserve">Количество литров" &lt;&lt; "-"; </w:t>
       </w:r>
       <w:r>
         <w:rPr>
@@ -1394,12 +1637,14 @@
         </w:rPr>
       </w:pPr>
       <w:proofErr w:type="spellStart"/>
-      <w:r>
-        <w:rPr>
-          <w:rFonts w:ascii="Consolas" w:hAnsi="Consolas" w:cs="Times New Roman"/>
-          <w:sz w:val="24"/>
-          <w:szCs w:val="24"/>
-        </w:rPr>
+      <w:proofErr w:type="gramStart"/>
+      <w:r>
+        <w:rPr>
+          <w:rFonts w:ascii="Consolas" w:hAnsi="Consolas" w:cs="Times New Roman"/>
+          <w:sz w:val="24"/>
+          <w:szCs w:val="24"/>
+        </w:rPr>
+        <w:lastRenderedPageBreak/>
         <w:t>cin</w:t>
       </w:r>
       <w:proofErr w:type="spellEnd"/>
@@ -1409,7 +1654,16 @@
           <w:sz w:val="24"/>
           <w:szCs w:val="24"/>
         </w:rPr>
-        <w:t xml:space="preserve"> &gt;&gt; </w:t>
+        <w:t xml:space="preserve"> &gt;</w:t>
+      </w:r>
+      <w:proofErr w:type="gramEnd"/>
+      <w:r>
+        <w:rPr>
+          <w:rFonts w:ascii="Consolas" w:hAnsi="Consolas" w:cs="Times New Roman"/>
+          <w:sz w:val="24"/>
+          <w:szCs w:val="24"/>
+        </w:rPr>
+        <w:t xml:space="preserve">&gt; </w:t>
       </w:r>
       <w:proofErr w:type="spellStart"/>
       <w:r>
@@ -1489,7 +1743,25 @@
           <w:sz w:val="24"/>
           <w:szCs w:val="24"/>
         </w:rPr>
-        <w:t xml:space="preserve"> / 3;               //Инициализация переменной </w:t>
+        <w:t xml:space="preserve"> / </w:t>
+      </w:r>
+      <w:proofErr w:type="gramStart"/>
+      <w:r>
+        <w:rPr>
+          <w:rFonts w:ascii="Consolas" w:hAnsi="Consolas" w:cs="Times New Roman"/>
+          <w:sz w:val="24"/>
+          <w:szCs w:val="24"/>
+        </w:rPr>
+        <w:t xml:space="preserve">3;   </w:t>
+      </w:r>
+      <w:proofErr w:type="gramEnd"/>
+      <w:r>
+        <w:rPr>
+          <w:rFonts w:ascii="Consolas" w:hAnsi="Consolas" w:cs="Times New Roman"/>
+          <w:sz w:val="24"/>
+          <w:szCs w:val="24"/>
+        </w:rPr>
+        <w:t xml:space="preserve">            //Инициализация переменной </w:t>
       </w:r>
       <w:proofErr w:type="spellStart"/>
       <w:r>
@@ -1545,7 +1817,25 @@
           <w:sz w:val="24"/>
           <w:szCs w:val="24"/>
         </w:rPr>
-        <w:t xml:space="preserve"> / 2;               //Инициализация переменной </w:t>
+        <w:t xml:space="preserve"> / </w:t>
+      </w:r>
+      <w:proofErr w:type="gramStart"/>
+      <w:r>
+        <w:rPr>
+          <w:rFonts w:ascii="Consolas" w:hAnsi="Consolas" w:cs="Times New Roman"/>
+          <w:sz w:val="24"/>
+          <w:szCs w:val="24"/>
+        </w:rPr>
+        <w:t xml:space="preserve">2;   </w:t>
+      </w:r>
+      <w:proofErr w:type="gramEnd"/>
+      <w:r>
+        <w:rPr>
+          <w:rFonts w:ascii="Consolas" w:hAnsi="Consolas" w:cs="Times New Roman"/>
+          <w:sz w:val="24"/>
+          <w:szCs w:val="24"/>
+        </w:rPr>
+        <w:t xml:space="preserve">            //Инициализация переменной </w:t>
       </w:r>
       <w:proofErr w:type="spellStart"/>
       <w:r>
@@ -1687,7 +1977,6 @@
           <w:szCs w:val="24"/>
           <w:lang w:val="en-US"/>
         </w:rPr>
-        <w:lastRenderedPageBreak/>
         <w:t>cout</w:t>
       </w:r>
       <w:proofErr w:type="spellEnd"/>
@@ -1838,6 +2127,7 @@
           <w:rFonts w:ascii="Consolas" w:hAnsi="Consolas" w:cs="Times New Roman"/>
           <w:sz w:val="24"/>
           <w:szCs w:val="24"/>
+          <w:lang w:val="en-US"/>
         </w:rPr>
         <w:tab/>
       </w:r>
@@ -2043,73 +2333,10 @@
         <w:br w:type="page"/>
       </w:r>
     </w:p>
-    <w:p>
-      <w:pPr>
-        <w:jc w:val="right"/>
-        <w:rPr>
-          <w:rFonts w:ascii="Times New Roman" w:hAnsi="Times New Roman" w:cs="Times New Roman"/>
-          <w:b/>
-          <w:bCs/>
-          <w:sz w:val="24"/>
-          <w:szCs w:val="24"/>
-        </w:rPr>
-      </w:pPr>
-      <w:r>
-        <w:rPr>
-          <w:rFonts w:ascii="Times New Roman" w:hAnsi="Times New Roman" w:cs="Times New Roman"/>
-          <w:b/>
-          <w:bCs/>
-          <w:sz w:val="28"/>
-          <w:szCs w:val="28"/>
-        </w:rPr>
-        <w:lastRenderedPageBreak/>
-        <w:t>Задание 2</w:t>
-      </w:r>
-      <w:r>
-        <w:rPr>
-          <w:rFonts w:ascii="Times New Roman" w:hAnsi="Times New Roman" w:cs="Times New Roman"/>
-          <w:b/>
-          <w:bCs/>
-          <w:sz w:val="24"/>
-          <w:szCs w:val="24"/>
-        </w:rPr>
-        <w:t xml:space="preserve"> </w:t>
-      </w:r>
-      <w:r>
-        <w:rPr>
-          <w:rFonts w:ascii="Times New Roman" w:hAnsi="Times New Roman" w:cs="Times New Roman"/>
-          <w:b/>
-          <w:bCs/>
-          <w:sz w:val="24"/>
-          <w:szCs w:val="24"/>
-        </w:rPr>
-        <w:t xml:space="preserve">- </w:t>
-      </w:r>
-      <w:r>
-        <w:rPr>
-          <w:rFonts w:ascii="Times New Roman" w:hAnsi="Times New Roman" w:cs="Times New Roman"/>
-          <w:b/>
-          <w:bCs/>
-          <w:sz w:val="28"/>
-          <w:szCs w:val="28"/>
-        </w:rPr>
-        <w:t>Поиск площади и периметра по формуле</w:t>
-      </w:r>
-      <w:r>
-        <w:rPr>
-          <w:rFonts w:ascii="Times New Roman" w:hAnsi="Times New Roman" w:cs="Times New Roman"/>
-          <w:b/>
-          <w:bCs/>
-          <w:sz w:val="28"/>
-          <w:szCs w:val="28"/>
-        </w:rPr>
-        <w:t>.</w:t>
-      </w:r>
-    </w:p>
     <w:tbl>
       <w:tblPr>
         <w:tblStyle w:val="af0"/>
-        <w:tblpPr w:leftFromText="180" w:rightFromText="180" w:vertAnchor="page" w:horzAnchor="margin" w:tblpY="1778"/>
+        <w:tblpPr w:leftFromText="180" w:rightFromText="180" w:vertAnchor="page" w:horzAnchor="page" w:tblpX="768" w:tblpY="5686"/>
         <w:tblW w:w="9351" w:type="dxa"/>
         <w:tblBorders>
           <w:top w:val="none" w:sz="0" w:space="0" w:color="auto"/>
@@ -2158,6 +2385,7 @@
                 <w:sz w:val="28"/>
                 <w:szCs w:val="28"/>
               </w:rPr>
+              <w:lastRenderedPageBreak/>
               <w:t>Алгоритмическая схема реализации задания №2</w:t>
             </w:r>
           </w:p>
@@ -2181,12 +2409,12 @@
               </w:rPr>
             </w:pPr>
             <w:r>
-              <w:object w:dxaOrig="1440" w:dyaOrig="1440" w14:anchorId="3EEFAE53">
-                <v:shape id="_x0000_s2056" type="#_x0000_t75" style="position:absolute;margin-left:8.15pt;margin-top:8.8pt;width:180.75pt;height:329.25pt;z-index:251658240;mso-position-horizontal-relative:text;mso-position-vertical-relative:text">
+              <w:object w:dxaOrig="1440" w:dyaOrig="1440" w14:anchorId="4D27123D">
+                <v:shape id="_x0000_s2060" type="#_x0000_t75" style="position:absolute;margin-left:8.15pt;margin-top:8.8pt;width:180.75pt;height:329.25pt;z-index:251658240;mso-position-horizontal-relative:text;mso-position-vertical-relative:text">
                   <v:imagedata r:id="rId10" o:title=""/>
                   <w10:wrap type="square" side="right"/>
                 </v:shape>
-                <o:OLEObject Type="Embed" ProgID="Visio.Drawing.15" ShapeID="_x0000_s2056" DrawAspect="Content" ObjectID="_1850928967" r:id="rId11"/>
+                <o:OLEObject Type="Embed" ProgID="Visio.Drawing.15" ShapeID="_x0000_s2060" DrawAspect="Content" ObjectID="_1850976469" r:id="rId11"/>
               </w:object>
             </w:r>
           </w:p>
@@ -2217,6 +2445,7 @@
               </w:rPr>
               <w:t xml:space="preserve">Объявление функции </w:t>
             </w:r>
+            <w:proofErr w:type="gramStart"/>
             <w:r>
               <w:rPr>
                 <w:rFonts w:ascii="Times New Roman" w:hAnsi="Times New Roman" w:cs="Times New Roman"/>
@@ -2242,7 +2471,16 @@
                 <w:sz w:val="28"/>
                 <w:szCs w:val="28"/>
               </w:rPr>
-              <w:t>()</w:t>
+              <w:t>(</w:t>
+            </w:r>
+            <w:proofErr w:type="gramEnd"/>
+            <w:r>
+              <w:rPr>
+                <w:rFonts w:ascii="Times New Roman" w:hAnsi="Times New Roman" w:cs="Times New Roman"/>
+                <w:sz w:val="28"/>
+                <w:szCs w:val="28"/>
+              </w:rPr>
+              <w:t>)</w:t>
             </w:r>
             <w:r>
               <w:rPr>
@@ -2567,7 +2805,25 @@
                 <w:sz w:val="28"/>
                 <w:szCs w:val="28"/>
               </w:rPr>
-              <w:t>(Main() = 0)</w:t>
+              <w:t>(</w:t>
+            </w:r>
+            <w:proofErr w:type="gramStart"/>
+            <w:r>
+              <w:rPr>
+                <w:rFonts w:ascii="Times New Roman" w:hAnsi="Times New Roman" w:cs="Times New Roman"/>
+                <w:sz w:val="28"/>
+                <w:szCs w:val="28"/>
+              </w:rPr>
+              <w:t>Main(</w:t>
+            </w:r>
+            <w:proofErr w:type="gramEnd"/>
+            <w:r>
+              <w:rPr>
+                <w:rFonts w:ascii="Times New Roman" w:hAnsi="Times New Roman" w:cs="Times New Roman"/>
+                <w:sz w:val="28"/>
+                <w:szCs w:val="28"/>
+              </w:rPr>
+              <w:t>) = 0)</w:t>
             </w:r>
             <w:r>
               <w:rPr>
@@ -2583,6 +2839,619 @@
     </w:tbl>
     <w:p>
       <w:pPr>
+        <w:jc w:val="right"/>
+        <w:rPr>
+          <w:rFonts w:ascii="Times New Roman" w:hAnsi="Times New Roman" w:cs="Times New Roman"/>
+          <w:b/>
+          <w:bCs/>
+          <w:sz w:val="24"/>
+          <w:szCs w:val="24"/>
+        </w:rPr>
+      </w:pPr>
+      <w:r>
+        <w:rPr>
+          <w:rFonts w:ascii="Times New Roman" w:hAnsi="Times New Roman" w:cs="Times New Roman"/>
+          <w:b/>
+          <w:bCs/>
+          <w:sz w:val="28"/>
+          <w:szCs w:val="28"/>
+        </w:rPr>
+        <w:t>Задание 2</w:t>
+      </w:r>
+      <w:r>
+        <w:rPr>
+          <w:rFonts w:ascii="Times New Roman" w:hAnsi="Times New Roman" w:cs="Times New Roman"/>
+          <w:b/>
+          <w:bCs/>
+          <w:sz w:val="24"/>
+          <w:szCs w:val="24"/>
+        </w:rPr>
+        <w:t xml:space="preserve"> </w:t>
+      </w:r>
+      <w:r>
+        <w:rPr>
+          <w:rFonts w:ascii="Times New Roman" w:hAnsi="Times New Roman" w:cs="Times New Roman"/>
+          <w:b/>
+          <w:bCs/>
+          <w:sz w:val="24"/>
+          <w:szCs w:val="24"/>
+        </w:rPr>
+        <w:t xml:space="preserve">- </w:t>
+      </w:r>
+      <w:r>
+        <w:rPr>
+          <w:rFonts w:ascii="Times New Roman" w:hAnsi="Times New Roman" w:cs="Times New Roman"/>
+          <w:b/>
+          <w:bCs/>
+          <w:sz w:val="28"/>
+          <w:szCs w:val="28"/>
+        </w:rPr>
+        <w:t>Поиск площади и периметра по формуле</w:t>
+      </w:r>
+      <w:r>
+        <w:rPr>
+          <w:rFonts w:ascii="Times New Roman" w:hAnsi="Times New Roman" w:cs="Times New Roman"/>
+          <w:b/>
+          <w:bCs/>
+          <w:sz w:val="28"/>
+          <w:szCs w:val="28"/>
+        </w:rPr>
+        <w:t>.</w:t>
+      </w:r>
+    </w:p>
+    <w:p>
+      <w:pPr>
+        <w:autoSpaceDE w:val="0"/>
+        <w:autoSpaceDN w:val="0"/>
+        <w:adjustRightInd w:val="0"/>
+        <w:spacing w:before="60" w:after="60"/>
+        <w:ind w:left="-284"/>
+        <w:jc w:val="both"/>
+        <w:rPr>
+          <w:rFonts w:ascii="Times New Roman" w:hAnsi="Times New Roman" w:cs="Times New Roman"/>
+          <w:color w:val="000000" w:themeColor="text1"/>
+          <w:sz w:val="28"/>
+          <w:szCs w:val="28"/>
+        </w:rPr>
+      </w:pPr>
+      <w:r>
+        <w:rPr>
+          <w:rFonts w:ascii="Times New Roman" w:hAnsi="Times New Roman" w:cs="Times New Roman"/>
+          <w:b/>
+          <w:bCs/>
+          <w:color w:val="000000" w:themeColor="text1"/>
+          <w:sz w:val="28"/>
+          <w:szCs w:val="28"/>
+        </w:rPr>
+        <w:t>Условие</w:t>
+      </w:r>
+      <w:r>
+        <w:rPr>
+          <w:rFonts w:ascii="Times New Roman" w:hAnsi="Times New Roman" w:cs="Times New Roman"/>
+          <w:b/>
+          <w:bCs/>
+          <w:color w:val="000000" w:themeColor="text1"/>
+          <w:sz w:val="28"/>
+          <w:szCs w:val="28"/>
+        </w:rPr>
+        <w:t xml:space="preserve">. </w:t>
+      </w:r>
+      <w:r>
+        <w:rPr>
+          <w:rFonts w:ascii="Times New Roman" w:hAnsi="Times New Roman" w:cs="Times New Roman"/>
+          <w:color w:val="000000" w:themeColor="text1"/>
+          <w:sz w:val="28"/>
+          <w:szCs w:val="28"/>
+        </w:rPr>
+        <w:t>Заданы длины трех сторон треугольника a, b и c. Вычислить площадь и периметр треугольника.</w:t>
+      </w:r>
+    </w:p>
+    <w:p>
+      <w:pPr>
+        <w:rPr>
+          <w:rFonts w:ascii="Times New Roman" w:hAnsi="Times New Roman" w:cs="Times New Roman"/>
+          <w:i/>
+          <w:color w:val="000000" w:themeColor="text1"/>
+          <w:sz w:val="28"/>
+          <w:szCs w:val="28"/>
+        </w:rPr>
+      </w:pPr>
+      <w:r>
+        <w:rPr>
+          <w:rFonts w:ascii="Times New Roman" w:hAnsi="Times New Roman" w:cs="Times New Roman"/>
+          <w:i/>
+          <w:color w:val="000000" w:themeColor="text1"/>
+          <w:sz w:val="28"/>
+          <w:szCs w:val="28"/>
+        </w:rPr>
+        <w:t>Требования: площадь и периметр сохранить в отдельных переменных. Проверить для a = 3, b = 4, c = 5: периметр равен 12, площадь равна 6.</w:t>
+      </w:r>
+    </w:p>
+    <w:p>
+      <w:pPr>
+        <w:rPr>
+          <w:rFonts w:ascii="Times New Roman" w:hAnsi="Times New Roman" w:cs="Times New Roman"/>
+          <w:i/>
+          <w:color w:val="000000" w:themeColor="text1"/>
+          <w:sz w:val="28"/>
+          <w:szCs w:val="28"/>
+        </w:rPr>
+      </w:pPr>
+      <m:oMath>
+        <m:r>
+          <w:rPr>
+            <w:rFonts w:ascii="Cambria Math" w:hAnsi="Cambria Math" w:cs="Times New Roman"/>
+            <w:color w:val="000000" w:themeColor="text1"/>
+            <w:sz w:val="28"/>
+            <w:szCs w:val="28"/>
+          </w:rPr>
+          <m:t xml:space="preserve">S= </m:t>
+        </m:r>
+        <m:rad>
+          <m:radPr>
+            <m:degHide m:val="1"/>
+            <m:ctrlPr>
+              <w:rPr>
+                <w:rFonts w:ascii="Cambria Math" w:hAnsi="Cambria Math" w:cs="Times New Roman"/>
+                <w:i/>
+                <w:color w:val="000000" w:themeColor="text1"/>
+                <w:sz w:val="28"/>
+                <w:szCs w:val="28"/>
+                <w:lang w:val="en-US"/>
+              </w:rPr>
+            </m:ctrlPr>
+          </m:radPr>
+          <m:deg/>
+          <m:e>
+            <m:f>
+              <m:fPr>
+                <m:ctrlPr>
+                  <w:rPr>
+                    <w:rFonts w:ascii="Cambria Math" w:hAnsi="Cambria Math" w:cs="Times New Roman"/>
+                    <w:i/>
+                    <w:color w:val="000000" w:themeColor="text1"/>
+                    <w:sz w:val="28"/>
+                    <w:szCs w:val="28"/>
+                    <w:lang w:val="en-US"/>
+                  </w:rPr>
+                </m:ctrlPr>
+              </m:fPr>
+              <m:num>
+                <m:r>
+                  <w:rPr>
+                    <w:rFonts w:ascii="Cambria Math" w:hAnsi="Cambria Math" w:cs="Times New Roman"/>
+                    <w:color w:val="000000" w:themeColor="text1"/>
+                    <w:sz w:val="28"/>
+                    <w:szCs w:val="28"/>
+                    <w:lang w:val="en-US"/>
+                  </w:rPr>
+                  <m:t>p</m:t>
+                </m:r>
+              </m:num>
+              <m:den>
+                <m:r>
+                  <w:rPr>
+                    <w:rFonts w:ascii="Cambria Math" w:hAnsi="Cambria Math" w:cs="Times New Roman"/>
+                    <w:color w:val="000000" w:themeColor="text1"/>
+                    <w:sz w:val="28"/>
+                    <w:szCs w:val="28"/>
+                  </w:rPr>
+                  <m:t>2</m:t>
+                </m:r>
+              </m:den>
+            </m:f>
+            <m:r>
+              <w:rPr>
+                <w:rFonts w:ascii="Cambria Math" w:hAnsi="Cambria Math" w:cs="Times New Roman"/>
+                <w:color w:val="000000" w:themeColor="text1"/>
+                <w:sz w:val="28"/>
+                <w:szCs w:val="28"/>
+              </w:rPr>
+              <m:t>*</m:t>
+            </m:r>
+            <m:d>
+              <m:dPr>
+                <m:ctrlPr>
+                  <w:rPr>
+                    <w:rFonts w:ascii="Cambria Math" w:hAnsi="Cambria Math" w:cs="Times New Roman"/>
+                    <w:i/>
+                    <w:color w:val="000000" w:themeColor="text1"/>
+                    <w:sz w:val="28"/>
+                    <w:szCs w:val="28"/>
+                    <w:lang w:val="en-US"/>
+                  </w:rPr>
+                </m:ctrlPr>
+              </m:dPr>
+              <m:e>
+                <m:f>
+                  <m:fPr>
+                    <m:ctrlPr>
+                      <w:rPr>
+                        <w:rFonts w:ascii="Cambria Math" w:hAnsi="Cambria Math" w:cs="Times New Roman"/>
+                        <w:i/>
+                        <w:color w:val="000000" w:themeColor="text1"/>
+                        <w:sz w:val="28"/>
+                        <w:szCs w:val="28"/>
+                        <w:lang w:val="en-US"/>
+                      </w:rPr>
+                    </m:ctrlPr>
+                  </m:fPr>
+                  <m:num>
+                    <m:r>
+                      <w:rPr>
+                        <w:rFonts w:ascii="Cambria Math" w:hAnsi="Cambria Math" w:cs="Times New Roman"/>
+                        <w:color w:val="000000" w:themeColor="text1"/>
+                        <w:sz w:val="28"/>
+                        <w:szCs w:val="28"/>
+                        <w:lang w:val="en-US"/>
+                      </w:rPr>
+                      <m:t>p</m:t>
+                    </m:r>
+                  </m:num>
+                  <m:den>
+                    <m:r>
+                      <w:rPr>
+                        <w:rFonts w:ascii="Cambria Math" w:hAnsi="Cambria Math" w:cs="Times New Roman"/>
+                        <w:color w:val="000000" w:themeColor="text1"/>
+                        <w:sz w:val="28"/>
+                        <w:szCs w:val="28"/>
+                      </w:rPr>
+                      <m:t>2</m:t>
+                    </m:r>
+                  </m:den>
+                </m:f>
+                <m:r>
+                  <w:rPr>
+                    <w:rFonts w:ascii="Cambria Math" w:hAnsi="Cambria Math" w:cs="Times New Roman"/>
+                    <w:color w:val="000000" w:themeColor="text1"/>
+                    <w:sz w:val="28"/>
+                    <w:szCs w:val="28"/>
+                  </w:rPr>
+                  <m:t>-</m:t>
+                </m:r>
+                <m:r>
+                  <w:rPr>
+                    <w:rFonts w:ascii="Cambria Math" w:hAnsi="Cambria Math" w:cs="Times New Roman"/>
+                    <w:color w:val="000000" w:themeColor="text1"/>
+                    <w:sz w:val="28"/>
+                    <w:szCs w:val="28"/>
+                    <w:lang w:val="en-US"/>
+                  </w:rPr>
+                  <m:t>a</m:t>
+                </m:r>
+              </m:e>
+            </m:d>
+            <m:r>
+              <w:rPr>
+                <w:rFonts w:ascii="Cambria Math" w:hAnsi="Cambria Math" w:cs="Times New Roman"/>
+                <w:color w:val="000000" w:themeColor="text1"/>
+                <w:sz w:val="28"/>
+                <w:szCs w:val="28"/>
+              </w:rPr>
+              <m:t>*</m:t>
+            </m:r>
+            <m:d>
+              <m:dPr>
+                <m:ctrlPr>
+                  <w:rPr>
+                    <w:rFonts w:ascii="Cambria Math" w:hAnsi="Cambria Math" w:cs="Times New Roman"/>
+                    <w:i/>
+                    <w:color w:val="000000" w:themeColor="text1"/>
+                    <w:sz w:val="28"/>
+                    <w:szCs w:val="28"/>
+                    <w:lang w:val="en-US"/>
+                  </w:rPr>
+                </m:ctrlPr>
+              </m:dPr>
+              <m:e>
+                <m:f>
+                  <m:fPr>
+                    <m:ctrlPr>
+                      <w:rPr>
+                        <w:rFonts w:ascii="Cambria Math" w:hAnsi="Cambria Math" w:cs="Times New Roman"/>
+                        <w:i/>
+                        <w:color w:val="000000" w:themeColor="text1"/>
+                        <w:sz w:val="28"/>
+                        <w:szCs w:val="28"/>
+                        <w:lang w:val="en-US"/>
+                      </w:rPr>
+                    </m:ctrlPr>
+                  </m:fPr>
+                  <m:num>
+                    <m:r>
+                      <w:rPr>
+                        <w:rFonts w:ascii="Cambria Math" w:hAnsi="Cambria Math" w:cs="Times New Roman"/>
+                        <w:color w:val="000000" w:themeColor="text1"/>
+                        <w:sz w:val="28"/>
+                        <w:szCs w:val="28"/>
+                        <w:lang w:val="en-US"/>
+                      </w:rPr>
+                      <m:t>p</m:t>
+                    </m:r>
+                  </m:num>
+                  <m:den>
+                    <m:r>
+                      <w:rPr>
+                        <w:rFonts w:ascii="Cambria Math" w:hAnsi="Cambria Math" w:cs="Times New Roman"/>
+                        <w:color w:val="000000" w:themeColor="text1"/>
+                        <w:sz w:val="28"/>
+                        <w:szCs w:val="28"/>
+                      </w:rPr>
+                      <m:t>2</m:t>
+                    </m:r>
+                  </m:den>
+                </m:f>
+                <m:r>
+                  <w:rPr>
+                    <w:rFonts w:ascii="Cambria Math" w:hAnsi="Cambria Math" w:cs="Times New Roman"/>
+                    <w:color w:val="000000" w:themeColor="text1"/>
+                    <w:sz w:val="28"/>
+                    <w:szCs w:val="28"/>
+                  </w:rPr>
+                  <m:t>-</m:t>
+                </m:r>
+                <m:r>
+                  <w:rPr>
+                    <w:rFonts w:ascii="Cambria Math" w:hAnsi="Cambria Math" w:cs="Times New Roman"/>
+                    <w:color w:val="000000" w:themeColor="text1"/>
+                    <w:sz w:val="28"/>
+                    <w:szCs w:val="28"/>
+                    <w:lang w:val="en-US"/>
+                  </w:rPr>
+                  <m:t>b</m:t>
+                </m:r>
+              </m:e>
+            </m:d>
+            <m:r>
+              <w:rPr>
+                <w:rFonts w:ascii="Cambria Math" w:hAnsi="Cambria Math" w:cs="Times New Roman"/>
+                <w:color w:val="000000" w:themeColor="text1"/>
+                <w:sz w:val="28"/>
+                <w:szCs w:val="28"/>
+              </w:rPr>
+              <m:t>*</m:t>
+            </m:r>
+            <m:d>
+              <m:dPr>
+                <m:ctrlPr>
+                  <w:rPr>
+                    <w:rFonts w:ascii="Cambria Math" w:hAnsi="Cambria Math" w:cs="Times New Roman"/>
+                    <w:i/>
+                    <w:color w:val="000000" w:themeColor="text1"/>
+                    <w:sz w:val="28"/>
+                    <w:szCs w:val="28"/>
+                    <w:lang w:val="en-US"/>
+                  </w:rPr>
+                </m:ctrlPr>
+              </m:dPr>
+              <m:e>
+                <m:f>
+                  <m:fPr>
+                    <m:ctrlPr>
+                      <w:rPr>
+                        <w:rFonts w:ascii="Cambria Math" w:hAnsi="Cambria Math" w:cs="Times New Roman"/>
+                        <w:i/>
+                        <w:color w:val="000000" w:themeColor="text1"/>
+                        <w:sz w:val="28"/>
+                        <w:szCs w:val="28"/>
+                        <w:lang w:val="en-US"/>
+                      </w:rPr>
+                    </m:ctrlPr>
+                  </m:fPr>
+                  <m:num>
+                    <m:r>
+                      <w:rPr>
+                        <w:rFonts w:ascii="Cambria Math" w:hAnsi="Cambria Math" w:cs="Times New Roman"/>
+                        <w:color w:val="000000" w:themeColor="text1"/>
+                        <w:sz w:val="28"/>
+                        <w:szCs w:val="28"/>
+                        <w:lang w:val="en-US"/>
+                      </w:rPr>
+                      <m:t>p</m:t>
+                    </m:r>
+                  </m:num>
+                  <m:den>
+                    <m:r>
+                      <w:rPr>
+                        <w:rFonts w:ascii="Cambria Math" w:hAnsi="Cambria Math" w:cs="Times New Roman"/>
+                        <w:color w:val="000000" w:themeColor="text1"/>
+                        <w:sz w:val="28"/>
+                        <w:szCs w:val="28"/>
+                      </w:rPr>
+                      <m:t>2</m:t>
+                    </m:r>
+                  </m:den>
+                </m:f>
+                <m:r>
+                  <w:rPr>
+                    <w:rFonts w:ascii="Cambria Math" w:hAnsi="Cambria Math" w:cs="Times New Roman"/>
+                    <w:color w:val="000000" w:themeColor="text1"/>
+                    <w:sz w:val="28"/>
+                    <w:szCs w:val="28"/>
+                  </w:rPr>
+                  <m:t>-</m:t>
+                </m:r>
+                <m:r>
+                  <w:rPr>
+                    <w:rFonts w:ascii="Cambria Math" w:hAnsi="Cambria Math" w:cs="Times New Roman"/>
+                    <w:color w:val="000000" w:themeColor="text1"/>
+                    <w:sz w:val="28"/>
+                    <w:szCs w:val="28"/>
+                    <w:lang w:val="en-US"/>
+                  </w:rPr>
+                  <m:t>c</m:t>
+                </m:r>
+              </m:e>
+            </m:d>
+          </m:e>
+        </m:rad>
+      </m:oMath>
+      <w:r>
+        <w:rPr>
+          <w:rFonts w:ascii="Times New Roman" w:hAnsi="Times New Roman" w:cs="Times New Roman"/>
+          <w:i/>
+          <w:color w:val="000000" w:themeColor="text1"/>
+          <w:sz w:val="28"/>
+          <w:szCs w:val="28"/>
+        </w:rPr>
+        <w:t xml:space="preserve"> </w:t>
+      </w:r>
+    </w:p>
+    <w:p>
+      <w:pPr>
+        <w:rPr>
+          <w:rFonts w:ascii="Times New Roman" w:hAnsi="Times New Roman" w:cs="Times New Roman"/>
+          <w:i/>
+          <w:color w:val="000000" w:themeColor="text1"/>
+          <w:sz w:val="28"/>
+          <w:szCs w:val="28"/>
+        </w:rPr>
+      </w:pPr>
+      <w:r>
+        <w:rPr>
+          <w:rFonts w:ascii="Times New Roman" w:hAnsi="Times New Roman" w:cs="Times New Roman"/>
+          <w:color w:val="000000" w:themeColor="text1"/>
+          <w:sz w:val="28"/>
+          <w:szCs w:val="28"/>
+        </w:rPr>
+        <w:t>Для решения задачи можно воспользоваться формулой Герона.</w:t>
+      </w:r>
+    </w:p>
+    <w:p>
+      <w:pPr>
+        <w:rPr>
+          <w:rFonts w:ascii="Times New Roman" w:hAnsi="Times New Roman" w:cs="Times New Roman"/>
+        </w:rPr>
+      </w:pPr>
+    </w:p>
+    <w:p>
+      <w:pPr>
+        <w:rPr>
+          <w:rFonts w:ascii="Times New Roman" w:hAnsi="Times New Roman" w:cs="Times New Roman"/>
+        </w:rPr>
+      </w:pPr>
+    </w:p>
+    <w:p>
+      <w:pPr>
+        <w:rPr>
+          <w:rFonts w:ascii="Times New Roman" w:hAnsi="Times New Roman" w:cs="Times New Roman"/>
+        </w:rPr>
+      </w:pPr>
+    </w:p>
+    <w:p>
+      <w:pPr>
+        <w:rPr>
+          <w:rFonts w:ascii="Times New Roman" w:hAnsi="Times New Roman" w:cs="Times New Roman"/>
+        </w:rPr>
+      </w:pPr>
+    </w:p>
+    <w:p>
+      <w:pPr>
+        <w:rPr>
+          <w:rFonts w:ascii="Times New Roman" w:hAnsi="Times New Roman" w:cs="Times New Roman"/>
+        </w:rPr>
+      </w:pPr>
+    </w:p>
+    <w:p>
+      <w:pPr>
+        <w:rPr>
+          <w:rFonts w:ascii="Times New Roman" w:hAnsi="Times New Roman" w:cs="Times New Roman"/>
+        </w:rPr>
+      </w:pPr>
+    </w:p>
+    <w:p>
+      <w:pPr>
+        <w:rPr>
+          <w:rFonts w:ascii="Times New Roman" w:hAnsi="Times New Roman" w:cs="Times New Roman"/>
+        </w:rPr>
+      </w:pPr>
+    </w:p>
+    <w:p>
+      <w:pPr>
+        <w:rPr>
+          <w:rFonts w:ascii="Times New Roman" w:hAnsi="Times New Roman" w:cs="Times New Roman"/>
+        </w:rPr>
+      </w:pPr>
+    </w:p>
+    <w:p>
+      <w:pPr>
+        <w:rPr>
+          <w:rFonts w:ascii="Times New Roman" w:hAnsi="Times New Roman" w:cs="Times New Roman"/>
+        </w:rPr>
+      </w:pPr>
+    </w:p>
+    <w:p>
+      <w:pPr>
+        <w:rPr>
+          <w:rFonts w:ascii="Times New Roman" w:hAnsi="Times New Roman" w:cs="Times New Roman"/>
+        </w:rPr>
+      </w:pPr>
+    </w:p>
+    <w:p>
+      <w:pPr>
+        <w:rPr>
+          <w:rFonts w:ascii="Times New Roman" w:hAnsi="Times New Roman" w:cs="Times New Roman"/>
+        </w:rPr>
+      </w:pPr>
+    </w:p>
+    <w:p>
+      <w:pPr>
+        <w:rPr>
+          <w:rFonts w:ascii="Times New Roman" w:hAnsi="Times New Roman" w:cs="Times New Roman"/>
+        </w:rPr>
+      </w:pPr>
+    </w:p>
+    <w:p>
+      <w:pPr>
+        <w:rPr>
+          <w:rFonts w:ascii="Times New Roman" w:hAnsi="Times New Roman" w:cs="Times New Roman"/>
+        </w:rPr>
+      </w:pPr>
+    </w:p>
+    <w:p>
+      <w:pPr>
+        <w:rPr>
+          <w:rFonts w:ascii="Times New Roman" w:hAnsi="Times New Roman" w:cs="Times New Roman"/>
+        </w:rPr>
+      </w:pPr>
+    </w:p>
+    <w:p>
+      <w:pPr>
+        <w:rPr>
+          <w:rFonts w:ascii="Times New Roman" w:hAnsi="Times New Roman" w:cs="Times New Roman"/>
+        </w:rPr>
+      </w:pPr>
+    </w:p>
+    <w:p>
+      <w:pPr>
+        <w:rPr>
+          <w:rFonts w:ascii="Times New Roman" w:hAnsi="Times New Roman" w:cs="Times New Roman"/>
+        </w:rPr>
+      </w:pPr>
+    </w:p>
+    <w:p>
+      <w:pPr>
+        <w:rPr>
+          <w:rFonts w:ascii="Times New Roman" w:hAnsi="Times New Roman" w:cs="Times New Roman"/>
+        </w:rPr>
+      </w:pPr>
+    </w:p>
+    <w:p>
+      <w:pPr>
+        <w:rPr>
+          <w:rFonts w:ascii="Times New Roman" w:hAnsi="Times New Roman" w:cs="Times New Roman"/>
+        </w:rPr>
+      </w:pPr>
+    </w:p>
+    <w:p>
+      <w:pPr>
+        <w:rPr>
+          <w:rFonts w:ascii="Times New Roman" w:hAnsi="Times New Roman" w:cs="Times New Roman"/>
+        </w:rPr>
+      </w:pPr>
+    </w:p>
+    <w:p>
+      <w:pPr>
         <w:rPr>
           <w:rFonts w:ascii="Times New Roman" w:hAnsi="Times New Roman" w:cs="Times New Roman"/>
         </w:rPr>
@@ -2831,6 +3700,7 @@
           <w:szCs w:val="24"/>
           <w:lang w:val="en-US"/>
         </w:rPr>
+        <w:lastRenderedPageBreak/>
         <w:t>using namespace std;</w:t>
       </w:r>
     </w:p>
@@ -2872,6 +3742,7 @@
         <w:t xml:space="preserve">    </w:t>
       </w:r>
       <w:proofErr w:type="spellStart"/>
+      <w:proofErr w:type="gramStart"/>
       <w:r>
         <w:rPr>
           <w:rFonts w:ascii="Consolas" w:hAnsi="Consolas" w:cs="Times New Roman"/>
@@ -2889,7 +3760,17 @@
           <w:szCs w:val="24"/>
           <w:lang w:val="en-US"/>
         </w:rPr>
-        <w:t>(LC_ALL, "Russian"); //</w:t>
+        <w:t>(</w:t>
+      </w:r>
+      <w:proofErr w:type="gramEnd"/>
+      <w:r>
+        <w:rPr>
+          <w:rFonts w:ascii="Consolas" w:hAnsi="Consolas" w:cs="Times New Roman"/>
+          <w:sz w:val="24"/>
+          <w:szCs w:val="24"/>
+          <w:lang w:val="en-US"/>
+        </w:rPr>
+        <w:t>LC_ALL, "Russian"); //</w:t>
       </w:r>
       <w:r>
         <w:rPr>
@@ -2958,24 +3839,47 @@
           <w:rFonts w:ascii="Consolas" w:hAnsi="Consolas" w:cs="Times New Roman"/>
           <w:sz w:val="24"/>
           <w:szCs w:val="24"/>
-          <w:lang w:val="en-US"/>
-        </w:rPr>
-      </w:pPr>
-      <w:r>
-        <w:rPr>
-          <w:rFonts w:ascii="Consolas" w:hAnsi="Consolas" w:cs="Times New Roman"/>
-          <w:sz w:val="24"/>
-          <w:szCs w:val="24"/>
-          <w:lang w:val="en-US"/>
-        </w:rPr>
-        <w:t>int a = 3;</w:t>
-      </w:r>
-      <w:r>
-        <w:rPr>
-          <w:rFonts w:ascii="Consolas" w:hAnsi="Consolas" w:cs="Times New Roman"/>
-          <w:sz w:val="24"/>
-          <w:szCs w:val="24"/>
-          <w:lang w:val="en-US"/>
+        </w:rPr>
+      </w:pPr>
+      <w:r>
+        <w:rPr>
+          <w:rFonts w:ascii="Consolas" w:hAnsi="Consolas" w:cs="Times New Roman"/>
+          <w:sz w:val="24"/>
+          <w:szCs w:val="24"/>
+          <w:lang w:val="en-US"/>
+        </w:rPr>
+        <w:t>int</w:t>
+      </w:r>
+      <w:r>
+        <w:rPr>
+          <w:rFonts w:ascii="Consolas" w:hAnsi="Consolas" w:cs="Times New Roman"/>
+          <w:sz w:val="24"/>
+          <w:szCs w:val="24"/>
+        </w:rPr>
+        <w:t xml:space="preserve"> </w:t>
+      </w:r>
+      <w:r>
+        <w:rPr>
+          <w:rFonts w:ascii="Consolas" w:hAnsi="Consolas" w:cs="Times New Roman"/>
+          <w:sz w:val="24"/>
+          <w:szCs w:val="24"/>
+          <w:lang w:val="en-US"/>
+        </w:rPr>
+        <w:t>a</w:t>
+      </w:r>
+      <w:r>
+        <w:rPr>
+          <w:rFonts w:ascii="Consolas" w:hAnsi="Consolas" w:cs="Times New Roman"/>
+          <w:sz w:val="24"/>
+          <w:szCs w:val="24"/>
+        </w:rPr>
+        <w:t xml:space="preserve"> = 3;</w:t>
+      </w:r>
+      <w:r>
+        <w:rPr>
+          <w:rFonts w:ascii="Consolas" w:hAnsi="Consolas" w:cs="Times New Roman"/>
+          <w:sz w:val="24"/>
+          <w:szCs w:val="24"/>
         </w:rPr>
         <w:tab/>
       </w:r>
@@ -2984,17 +3888,8 @@
           <w:rFonts w:ascii="Consolas" w:hAnsi="Consolas" w:cs="Times New Roman"/>
           <w:sz w:val="24"/>
           <w:szCs w:val="24"/>
-          <w:lang w:val="en-US"/>
         </w:rPr>
         <w:tab/>
-      </w:r>
-      <w:r>
-        <w:rPr>
-          <w:rFonts w:ascii="Consolas" w:hAnsi="Consolas" w:cs="Times New Roman"/>
-          <w:sz w:val="24"/>
-          <w:szCs w:val="24"/>
-          <w:lang w:val="en-US"/>
-        </w:rPr>
         <w:t>//</w:t>
       </w:r>
       <w:r>
@@ -3022,14 +3917,38 @@
           <w:szCs w:val="24"/>
           <w:lang w:val="en-US"/>
         </w:rPr>
-        <w:t>int b = 4;</w:t>
-      </w:r>
-      <w:r>
-        <w:rPr>
-          <w:rFonts w:ascii="Consolas" w:hAnsi="Consolas" w:cs="Times New Roman"/>
-          <w:sz w:val="24"/>
-          <w:szCs w:val="24"/>
-          <w:lang w:val="en-US"/>
+        <w:t>int</w:t>
+      </w:r>
+      <w:r>
+        <w:rPr>
+          <w:rFonts w:ascii="Consolas" w:hAnsi="Consolas" w:cs="Times New Roman"/>
+          <w:sz w:val="24"/>
+          <w:szCs w:val="24"/>
+        </w:rPr>
+        <w:t xml:space="preserve"> </w:t>
+      </w:r>
+      <w:r>
+        <w:rPr>
+          <w:rFonts w:ascii="Consolas" w:hAnsi="Consolas" w:cs="Times New Roman"/>
+          <w:sz w:val="24"/>
+          <w:szCs w:val="24"/>
+          <w:lang w:val="en-US"/>
+        </w:rPr>
+        <w:t>b</w:t>
+      </w:r>
+      <w:r>
+        <w:rPr>
+          <w:rFonts w:ascii="Consolas" w:hAnsi="Consolas" w:cs="Times New Roman"/>
+          <w:sz w:val="24"/>
+          <w:szCs w:val="24"/>
+        </w:rPr>
+        <w:t xml:space="preserve"> = 4;</w:t>
+      </w:r>
+      <w:r>
+        <w:rPr>
+          <w:rFonts w:ascii="Consolas" w:hAnsi="Consolas" w:cs="Times New Roman"/>
+          <w:sz w:val="24"/>
+          <w:szCs w:val="24"/>
         </w:rPr>
         <w:tab/>
         <w:t xml:space="preserve">   </w:t>
@@ -3039,17 +3958,8 @@
           <w:rFonts w:ascii="Consolas" w:hAnsi="Consolas" w:cs="Times New Roman"/>
           <w:sz w:val="24"/>
           <w:szCs w:val="24"/>
-          <w:lang w:val="en-US"/>
         </w:rPr>
         <w:tab/>
-      </w:r>
-      <w:r>
-        <w:rPr>
-          <w:rFonts w:ascii="Consolas" w:hAnsi="Consolas" w:cs="Times New Roman"/>
-          <w:sz w:val="24"/>
-          <w:szCs w:val="24"/>
-          <w:lang w:val="en-US"/>
-        </w:rPr>
         <w:t>//</w:t>
       </w:r>
       <w:r>
@@ -3068,6 +3978,7 @@
           <w:rFonts w:ascii="Consolas" w:hAnsi="Consolas" w:cs="Times New Roman"/>
           <w:sz w:val="24"/>
           <w:szCs w:val="24"/>
+          <w:lang w:val="en-US"/>
         </w:rPr>
       </w:pPr>
       <w:r>
@@ -3084,6 +3995,7 @@
           <w:rFonts w:ascii="Consolas" w:hAnsi="Consolas" w:cs="Times New Roman"/>
           <w:sz w:val="24"/>
           <w:szCs w:val="24"/>
+          <w:lang w:val="en-US"/>
         </w:rPr>
         <w:tab/>
       </w:r>
@@ -3092,6 +4004,7 @@
           <w:rFonts w:ascii="Consolas" w:hAnsi="Consolas" w:cs="Times New Roman"/>
           <w:sz w:val="24"/>
           <w:szCs w:val="24"/>
+          <w:lang w:val="en-US"/>
         </w:rPr>
         <w:tab/>
       </w:r>
@@ -3158,7 +4071,6 @@
           <w:szCs w:val="24"/>
           <w:lang w:val="en-US"/>
         </w:rPr>
-        <w:lastRenderedPageBreak/>
         <w:t>int per = a + b + c;</w:t>
       </w:r>
     </w:p>
@@ -3169,6 +4081,7 @@
           <w:rFonts w:ascii="Consolas" w:hAnsi="Consolas" w:cs="Times New Roman"/>
           <w:sz w:val="24"/>
           <w:szCs w:val="24"/>
+          <w:lang w:val="en-US"/>
         </w:rPr>
       </w:pPr>
       <w:r>
@@ -3208,6 +4121,7 @@
           <w:rFonts w:ascii="Consolas" w:hAnsi="Consolas" w:cs="Times New Roman"/>
           <w:sz w:val="24"/>
           <w:szCs w:val="24"/>
+          <w:lang w:val="en-US"/>
         </w:rPr>
       </w:pPr>
       <w:r>
@@ -3224,6 +4138,7 @@
           <w:rFonts w:ascii="Consolas" w:hAnsi="Consolas" w:cs="Times New Roman"/>
           <w:sz w:val="24"/>
           <w:szCs w:val="24"/>
+          <w:lang w:val="en-US"/>
         </w:rPr>
         <w:t xml:space="preserve"> </w:t>
       </w:r>
@@ -3243,6 +4158,7 @@
           <w:rFonts w:ascii="Consolas" w:hAnsi="Consolas" w:cs="Times New Roman"/>
           <w:sz w:val="24"/>
           <w:szCs w:val="24"/>
+          <w:lang w:val="en-US"/>
         </w:rPr>
         <w:t xml:space="preserve"> = </w:t>
       </w:r>
@@ -3262,6 +4178,7 @@
           <w:rFonts w:ascii="Consolas" w:hAnsi="Consolas" w:cs="Times New Roman"/>
           <w:sz w:val="24"/>
           <w:szCs w:val="24"/>
+          <w:lang w:val="en-US"/>
         </w:rPr>
         <w:t xml:space="preserve"> * (</w:t>
       </w:r>
@@ -3281,6 +4198,7 @@
           <w:rFonts w:ascii="Consolas" w:hAnsi="Consolas" w:cs="Times New Roman"/>
           <w:sz w:val="24"/>
           <w:szCs w:val="24"/>
+          <w:lang w:val="en-US"/>
         </w:rPr>
         <w:t xml:space="preserve"> - </w:t>
       </w:r>
@@ -3298,6 +4216,7 @@
           <w:rFonts w:ascii="Consolas" w:hAnsi="Consolas" w:cs="Times New Roman"/>
           <w:sz w:val="24"/>
           <w:szCs w:val="24"/>
+          <w:lang w:val="en-US"/>
         </w:rPr>
         <w:t>) * (</w:t>
       </w:r>
@@ -3317,6 +4236,7 @@
           <w:rFonts w:ascii="Consolas" w:hAnsi="Consolas" w:cs="Times New Roman"/>
           <w:sz w:val="24"/>
           <w:szCs w:val="24"/>
+          <w:lang w:val="en-US"/>
         </w:rPr>
         <w:t xml:space="preserve"> - </w:t>
       </w:r>
@@ -3334,6 +4254,7 @@
           <w:rFonts w:ascii="Consolas" w:hAnsi="Consolas" w:cs="Times New Roman"/>
           <w:sz w:val="24"/>
           <w:szCs w:val="24"/>
+          <w:lang w:val="en-US"/>
         </w:rPr>
         <w:t>) * (</w:t>
       </w:r>
@@ -3353,6 +4274,7 @@
           <w:rFonts w:ascii="Consolas" w:hAnsi="Consolas" w:cs="Times New Roman"/>
           <w:sz w:val="24"/>
           <w:szCs w:val="24"/>
+          <w:lang w:val="en-US"/>
         </w:rPr>
         <w:t xml:space="preserve"> - </w:t>
       </w:r>
@@ -3370,6 +4292,7 @@
           <w:rFonts w:ascii="Consolas" w:hAnsi="Consolas" w:cs="Times New Roman"/>
           <w:sz w:val="24"/>
           <w:szCs w:val="24"/>
+          <w:lang w:val="en-US"/>
         </w:rPr>
         <w:t>); //</w:t>
       </w:r>
@@ -3386,6 +4309,7 @@
           <w:rFonts w:ascii="Consolas" w:hAnsi="Consolas" w:cs="Times New Roman"/>
           <w:sz w:val="24"/>
           <w:szCs w:val="24"/>
+          <w:lang w:val="en-US"/>
         </w:rPr>
         <w:t xml:space="preserve"> </w:t>
       </w:r>
@@ -3402,6 +4326,7 @@
           <w:rFonts w:ascii="Consolas" w:hAnsi="Consolas" w:cs="Times New Roman"/>
           <w:sz w:val="24"/>
           <w:szCs w:val="24"/>
+          <w:lang w:val="en-US"/>
         </w:rPr>
         <w:t xml:space="preserve"> </w:t>
       </w:r>
@@ -3418,6 +4343,7 @@
           <w:rFonts w:ascii="Consolas" w:hAnsi="Consolas" w:cs="Times New Roman"/>
           <w:sz w:val="24"/>
           <w:szCs w:val="24"/>
+          <w:lang w:val="en-US"/>
         </w:rPr>
         <w:t xml:space="preserve"> </w:t>
       </w:r>
@@ -3434,6 +4360,7 @@
           <w:rFonts w:ascii="Consolas" w:hAnsi="Consolas" w:cs="Times New Roman"/>
           <w:sz w:val="24"/>
           <w:szCs w:val="24"/>
+          <w:lang w:val="en-US"/>
         </w:rPr>
         <w:t xml:space="preserve"> </w:t>
       </w:r>
@@ -3684,14 +4611,25 @@
         </w:rPr>
         <w:t>Площадь</w:t>
       </w:r>
-      <w:r>
-        <w:rPr>
-          <w:rFonts w:ascii="Consolas" w:hAnsi="Consolas" w:cs="Times New Roman"/>
-          <w:sz w:val="24"/>
-          <w:szCs w:val="24"/>
-          <w:lang w:val="en-US"/>
-        </w:rPr>
-        <w:t xml:space="preserve">"  &lt;&lt; "-" &lt;&lt; </w:t>
+      <w:proofErr w:type="gramStart"/>
+      <w:r>
+        <w:rPr>
+          <w:rFonts w:ascii="Consolas" w:hAnsi="Consolas" w:cs="Times New Roman"/>
+          <w:sz w:val="24"/>
+          <w:szCs w:val="24"/>
+          <w:lang w:val="en-US"/>
+        </w:rPr>
+        <w:t>"  &lt;</w:t>
+      </w:r>
+      <w:proofErr w:type="gramEnd"/>
+      <w:r>
+        <w:rPr>
+          <w:rFonts w:ascii="Consolas" w:hAnsi="Consolas" w:cs="Times New Roman"/>
+          <w:sz w:val="24"/>
+          <w:szCs w:val="24"/>
+          <w:lang w:val="en-US"/>
+        </w:rPr>
+        <w:t xml:space="preserve">&lt; "-" &lt;&lt; </w:t>
       </w:r>
       <w:proofErr w:type="spellStart"/>
       <w:r>
@@ -3776,6 +4714,7 @@
           <w:rFonts w:ascii="Consolas" w:hAnsi="Consolas" w:cs="Times New Roman"/>
           <w:sz w:val="24"/>
           <w:szCs w:val="24"/>
+          <w:lang w:val="en-US"/>
         </w:rPr>
         <w:tab/>
       </w:r>
@@ -3864,6 +4803,7 @@
                 <w:rFonts w:ascii="Times New Roman" w:hAnsi="Times New Roman" w:cs="Times New Roman"/>
                 <w:noProof/>
               </w:rPr>
+              <w:lastRenderedPageBreak/>
               <w:drawing>
                 <wp:inline distT="0" distB="0" distL="0" distR="0" wp14:anchorId="5DA71B16" wp14:editId="6EC709CF">
                   <wp:extent cx="5940425" cy="4569558"/>
@@ -4028,10 +4968,137 @@
           <w:sz w:val="28"/>
           <w:szCs w:val="28"/>
         </w:rPr>
-        <w:lastRenderedPageBreak/>
-        <w:t>Листинг программы реализации задания №</w:t>
-      </w:r>
-      <w:r>
+        <w:t>Листинг программы реализации задания №3</w:t>
+      </w:r>
+    </w:p>
+    <w:p>
+      <w:pPr>
+        <w:pStyle w:val="af6"/>
+        <w:ind w:left="450"/>
+      </w:pPr>
+      <w:r>
+        <w:rPr>
+          <w:b/>
+          <w:bCs/>
+          <w:color w:val="000000" w:themeColor="text1"/>
+        </w:rPr>
+        <w:t>Условия</w:t>
+      </w:r>
+      <w:r>
+        <w:rPr>
+          <w:b/>
+          <w:bCs/>
+          <w:color w:val="000000" w:themeColor="text1"/>
+        </w:rPr>
+        <w:t>.</w:t>
+      </w:r>
+      <w:r>
+        <w:rPr>
+          <w:color w:val="000000" w:themeColor="text1"/>
+        </w:rPr>
+        <w:t xml:space="preserve"> </w:t>
+      </w:r>
+      <w:r>
+        <w:t xml:space="preserve">Заданы первоначальная сумма вклада </w:t>
+      </w:r>
+      <w:r>
+        <w:rPr>
+          <w:rStyle w:val="HTML"/>
+        </w:rPr>
+        <w:t>n</w:t>
+      </w:r>
+      <w:r>
+        <w:t xml:space="preserve">, срок вклада </w:t>
+      </w:r>
+      <w:r>
+        <w:rPr>
+          <w:rStyle w:val="HTML"/>
+        </w:rPr>
+        <w:t>t</w:t>
+      </w:r>
+      <w:r>
+        <w:t xml:space="preserve"> лет и годовая процентная ставка </w:t>
+      </w:r>
+      <w:r>
+        <w:rPr>
+          <w:rStyle w:val="HTML"/>
+        </w:rPr>
+        <w:t>p</w:t>
+      </w:r>
+      <w:r>
+        <w:t>. Вычислить итоговую сумму на счёте, если проценты начисляются один раз в год с капитализацией.</w:t>
+      </w:r>
+    </w:p>
+    <w:p>
+      <w:pPr>
+        <w:pStyle w:val="af6"/>
+        <w:ind w:left="450"/>
+      </w:pPr>
+      <w:r>
+        <w:rPr>
+          <w:rStyle w:val="af7"/>
+        </w:rPr>
+        <w:t>Требования: коэффициент увеличения вклада и итоговую сумму сохранить в отдельных переменных. Результат вывести с двумя знаками после десятичной точки. Проверить для t = 5, n = 10000, p = 10: итоговая сумма равна 16105.10.</w:t>
+      </w:r>
+    </w:p>
+    <w:p>
+      <w:pPr>
+        <w:pStyle w:val="af6"/>
+      </w:pPr>
+      <w:r>
+        <w:t xml:space="preserve">Для решения задачи можно воспользоваться функцией </w:t>
+      </w:r>
+      <w:proofErr w:type="spellStart"/>
+      <w:proofErr w:type="gramStart"/>
+      <w:r>
+        <w:rPr>
+          <w:rStyle w:val="HTML"/>
+        </w:rPr>
+        <w:t>pow</w:t>
+      </w:r>
+      <w:proofErr w:type="spellEnd"/>
+      <w:r>
+        <w:rPr>
+          <w:rStyle w:val="HTML"/>
+        </w:rPr>
+        <w:t>(</w:t>
+      </w:r>
+      <w:proofErr w:type="gramEnd"/>
+      <w:r>
+        <w:rPr>
+          <w:rStyle w:val="HTML"/>
+        </w:rPr>
+        <w:t>)</w:t>
+      </w:r>
+      <w:r>
+        <w:t xml:space="preserve"> из библиотеки </w:t>
+      </w:r>
+      <w:r>
+        <w:rPr>
+          <w:rStyle w:val="HTML"/>
+        </w:rPr>
+        <w:t>&lt;</w:t>
+      </w:r>
+      <w:proofErr w:type="spellStart"/>
+      <w:r>
+        <w:rPr>
+          <w:rStyle w:val="HTML"/>
+        </w:rPr>
+        <w:t>cmath</w:t>
+      </w:r>
+      <w:proofErr w:type="spellEnd"/>
+      <w:r>
+        <w:rPr>
+          <w:rStyle w:val="HTML"/>
+        </w:rPr>
+        <w:t>&gt;</w:t>
+      </w:r>
+      <w:r>
+        <w:t>.</w:t>
+      </w:r>
+    </w:p>
+    <w:p>
+      <w:pPr>
         <w:rPr>
           <w:rFonts w:ascii="Times New Roman" w:hAnsi="Times New Roman" w:cs="Times New Roman"/>
           <w:b/>
@@ -4039,11 +5106,8 @@
           <w:sz w:val="28"/>
           <w:szCs w:val="28"/>
         </w:rPr>
-        <w:t>3</w:t>
-      </w:r>
-    </w:p>
-    <w:p>
-      <w:pPr>
+      </w:pPr>
+      <w:r>
         <w:rPr>
           <w:rFonts w:ascii="Times New Roman" w:hAnsi="Times New Roman" w:cs="Times New Roman"/>
           <w:b/>
@@ -4051,7 +5115,8 @@
           <w:sz w:val="28"/>
           <w:szCs w:val="28"/>
         </w:rPr>
-      </w:pPr>
+        <w:t xml:space="preserve">                                                                                                                   </w:t>
+      </w:r>
       <w:r>
         <w:rPr>
           <w:rFonts w:ascii="Times New Roman" w:hAnsi="Times New Roman" w:cs="Times New Roman"/>
@@ -4060,7 +5125,7 @@
           <w:sz w:val="28"/>
           <w:szCs w:val="28"/>
         </w:rPr>
-        <w:t xml:space="preserve">                                                                                                                   </w:t>
+        <w:t xml:space="preserve"> </w:t>
       </w:r>
       <w:r>
         <w:rPr>
@@ -4070,204 +5135,378 @@
           <w:sz w:val="28"/>
           <w:szCs w:val="28"/>
         </w:rPr>
+        <w:t xml:space="preserve">                </w:t>
+      </w:r>
+    </w:p>
+    <w:p>
+      <w:pPr>
+        <w:rPr>
+          <w:rFonts w:ascii="Times New Roman" w:hAnsi="Times New Roman" w:cs="Times New Roman"/>
+        </w:rPr>
+      </w:pPr>
+    </w:p>
+    <w:p>
+      <w:pPr>
+        <w:rPr>
+          <w:rFonts w:ascii="Consolas" w:hAnsi="Consolas" w:cs="Times New Roman"/>
+        </w:rPr>
+      </w:pPr>
+      <w:r>
+        <w:rPr>
+          <w:rFonts w:ascii="Consolas" w:hAnsi="Consolas" w:cs="Times New Roman"/>
+        </w:rPr>
+        <w:t>//Демшин</w:t>
+      </w:r>
+    </w:p>
+    <w:p>
+      <w:pPr>
+        <w:rPr>
+          <w:rFonts w:ascii="Consolas" w:hAnsi="Consolas" w:cs="Times New Roman"/>
+        </w:rPr>
+      </w:pPr>
+      <w:r>
+        <w:rPr>
+          <w:rFonts w:ascii="Consolas" w:hAnsi="Consolas" w:cs="Times New Roman"/>
+        </w:rPr>
+        <w:t>//Ввод библиотек и начало функции</w:t>
+      </w:r>
+    </w:p>
+    <w:p>
+      <w:pPr>
+        <w:rPr>
+          <w:rFonts w:ascii="Consolas" w:hAnsi="Consolas" w:cs="Times New Roman"/>
+        </w:rPr>
+      </w:pPr>
+      <w:r>
+        <w:rPr>
+          <w:rFonts w:ascii="Consolas" w:hAnsi="Consolas" w:cs="Times New Roman"/>
+        </w:rPr>
+        <w:t>#</w:t>
+      </w:r>
+      <w:r>
+        <w:rPr>
+          <w:rFonts w:ascii="Consolas" w:hAnsi="Consolas" w:cs="Times New Roman"/>
+          <w:lang w:val="en-US"/>
+        </w:rPr>
+        <w:t>include</w:t>
+      </w:r>
+      <w:r>
+        <w:rPr>
+          <w:rFonts w:ascii="Consolas" w:hAnsi="Consolas" w:cs="Times New Roman"/>
+        </w:rPr>
+        <w:t xml:space="preserve"> &lt;</w:t>
+      </w:r>
+      <w:r>
+        <w:rPr>
+          <w:rFonts w:ascii="Consolas" w:hAnsi="Consolas" w:cs="Times New Roman"/>
+          <w:lang w:val="en-US"/>
+        </w:rPr>
+        <w:t>iostream</w:t>
+      </w:r>
+      <w:r>
+        <w:rPr>
+          <w:rFonts w:ascii="Consolas" w:hAnsi="Consolas" w:cs="Times New Roman"/>
+        </w:rPr>
+        <w:t>&gt;</w:t>
+      </w:r>
+    </w:p>
+    <w:p>
+      <w:pPr>
+        <w:rPr>
+          <w:rFonts w:ascii="Consolas" w:hAnsi="Consolas" w:cs="Times New Roman"/>
+        </w:rPr>
+      </w:pPr>
+      <w:r>
+        <w:rPr>
+          <w:rFonts w:ascii="Consolas" w:hAnsi="Consolas" w:cs="Times New Roman"/>
+        </w:rPr>
+        <w:lastRenderedPageBreak/>
+        <w:t>#</w:t>
+      </w:r>
+      <w:r>
+        <w:rPr>
+          <w:rFonts w:ascii="Consolas" w:hAnsi="Consolas" w:cs="Times New Roman"/>
+          <w:lang w:val="en-US"/>
+        </w:rPr>
+        <w:t>include</w:t>
+      </w:r>
+      <w:r>
+        <w:rPr>
+          <w:rFonts w:ascii="Consolas" w:hAnsi="Consolas" w:cs="Times New Roman"/>
+        </w:rPr>
+        <w:t xml:space="preserve"> &lt;</w:t>
+      </w:r>
+      <w:proofErr w:type="spellStart"/>
+      <w:r>
+        <w:rPr>
+          <w:rFonts w:ascii="Consolas" w:hAnsi="Consolas" w:cs="Times New Roman"/>
+          <w:lang w:val="en-US"/>
+        </w:rPr>
+        <w:t>cmath</w:t>
+      </w:r>
+      <w:proofErr w:type="spellEnd"/>
+      <w:r>
+        <w:rPr>
+          <w:rFonts w:ascii="Consolas" w:hAnsi="Consolas" w:cs="Times New Roman"/>
+        </w:rPr>
+        <w:t>&gt;</w:t>
+      </w:r>
+    </w:p>
+    <w:p>
+      <w:pPr>
+        <w:rPr>
+          <w:rFonts w:ascii="Consolas" w:hAnsi="Consolas" w:cs="Times New Roman"/>
+          <w:lang w:val="en-US"/>
+        </w:rPr>
+      </w:pPr>
+      <w:r>
+        <w:rPr>
+          <w:rFonts w:ascii="Consolas" w:hAnsi="Consolas" w:cs="Times New Roman"/>
+          <w:lang w:val="en-US"/>
+        </w:rPr>
+        <w:t>#include &lt;</w:t>
+      </w:r>
+      <w:proofErr w:type="spellStart"/>
+      <w:r>
+        <w:rPr>
+          <w:rFonts w:ascii="Consolas" w:hAnsi="Consolas" w:cs="Times New Roman"/>
+          <w:lang w:val="en-US"/>
+        </w:rPr>
+        <w:t>iomanip</w:t>
+      </w:r>
+      <w:proofErr w:type="spellEnd"/>
+      <w:r>
+        <w:rPr>
+          <w:rFonts w:ascii="Consolas" w:hAnsi="Consolas" w:cs="Times New Roman"/>
+          <w:lang w:val="en-US"/>
+        </w:rPr>
+        <w:t>&gt;</w:t>
+      </w:r>
+    </w:p>
+    <w:p>
+      <w:pPr>
+        <w:rPr>
+          <w:rFonts w:ascii="Consolas" w:hAnsi="Consolas" w:cs="Times New Roman"/>
+          <w:lang w:val="en-US"/>
+        </w:rPr>
+      </w:pPr>
+      <w:r>
+        <w:rPr>
+          <w:rFonts w:ascii="Consolas" w:hAnsi="Consolas" w:cs="Times New Roman"/>
+          <w:lang w:val="en-US"/>
+        </w:rPr>
+        <w:t>using namespace std;</w:t>
+      </w:r>
+    </w:p>
+    <w:p>
+      <w:pPr>
+        <w:rPr>
+          <w:rFonts w:ascii="Consolas" w:hAnsi="Consolas" w:cs="Times New Roman"/>
+          <w:lang w:val="en-US"/>
+        </w:rPr>
+      </w:pPr>
+      <w:r>
+        <w:rPr>
+          <w:rFonts w:ascii="Consolas" w:hAnsi="Consolas" w:cs="Times New Roman"/>
+          <w:lang w:val="en-US"/>
+        </w:rPr>
+        <w:t xml:space="preserve">        int </w:t>
+      </w:r>
+      <w:proofErr w:type="gramStart"/>
+      <w:r>
+        <w:rPr>
+          <w:rFonts w:ascii="Consolas" w:hAnsi="Consolas" w:cs="Times New Roman"/>
+          <w:lang w:val="en-US"/>
+        </w:rPr>
+        <w:t>main(</w:t>
+      </w:r>
+      <w:proofErr w:type="gramEnd"/>
+      <w:r>
+        <w:rPr>
+          <w:rFonts w:ascii="Consolas" w:hAnsi="Consolas" w:cs="Times New Roman"/>
+          <w:lang w:val="en-US"/>
+        </w:rPr>
+        <w:t>) {</w:t>
+      </w:r>
+    </w:p>
+    <w:p>
+      <w:pPr>
+        <w:rPr>
+          <w:rFonts w:ascii="Consolas" w:hAnsi="Consolas" w:cs="Times New Roman"/>
+          <w:lang w:val="en-US"/>
+        </w:rPr>
+      </w:pPr>
+      <w:r>
+        <w:rPr>
+          <w:rFonts w:ascii="Consolas" w:hAnsi="Consolas" w:cs="Times New Roman"/>
+          <w:lang w:val="en-US"/>
+        </w:rPr>
+        <w:t xml:space="preserve">        </w:t>
+      </w:r>
+      <w:proofErr w:type="spellStart"/>
+      <w:proofErr w:type="gramStart"/>
+      <w:r>
+        <w:rPr>
+          <w:rFonts w:ascii="Consolas" w:hAnsi="Consolas" w:cs="Times New Roman"/>
+          <w:lang w:val="en-US"/>
+        </w:rPr>
+        <w:t>setlocale</w:t>
+      </w:r>
+      <w:proofErr w:type="spellEnd"/>
+      <w:r>
+        <w:rPr>
+          <w:rFonts w:ascii="Consolas" w:hAnsi="Consolas" w:cs="Times New Roman"/>
+          <w:lang w:val="en-US"/>
+        </w:rPr>
+        <w:t>(</w:t>
+      </w:r>
+      <w:proofErr w:type="gramEnd"/>
+      <w:r>
+        <w:rPr>
+          <w:rFonts w:ascii="Consolas" w:hAnsi="Consolas" w:cs="Times New Roman"/>
+          <w:lang w:val="en-US"/>
+        </w:rPr>
+        <w:t>LC_ALL, "Russian"); //</w:t>
+      </w:r>
+      <w:r>
+        <w:rPr>
+          <w:rFonts w:ascii="Consolas" w:hAnsi="Consolas" w:cs="Times New Roman"/>
+        </w:rPr>
+        <w:t>Ввод</w:t>
+      </w:r>
+      <w:r>
+        <w:rPr>
+          <w:rFonts w:ascii="Consolas" w:hAnsi="Consolas" w:cs="Times New Roman"/>
+          <w:lang w:val="en-US"/>
+        </w:rPr>
         <w:t xml:space="preserve"> </w:t>
       </w:r>
       <w:r>
         <w:rPr>
-          <w:rFonts w:ascii="Times New Roman" w:hAnsi="Times New Roman" w:cs="Times New Roman"/>
-          <w:b/>
-          <w:bCs/>
-          <w:sz w:val="28"/>
-          <w:szCs w:val="28"/>
-        </w:rPr>
-        <w:t xml:space="preserve">                </w:t>
-      </w:r>
-    </w:p>
-    <w:p>
-      <w:pPr>
-        <w:rPr>
-          <w:rFonts w:ascii="Times New Roman" w:hAnsi="Times New Roman" w:cs="Times New Roman"/>
-        </w:rPr>
-      </w:pPr>
-    </w:p>
-    <w:p>
-      <w:pPr>
-        <w:rPr>
-          <w:rFonts w:ascii="Consolas" w:hAnsi="Consolas" w:cs="Times New Roman"/>
-        </w:rPr>
-      </w:pPr>
-      <w:r>
-        <w:rPr>
-          <w:rFonts w:ascii="Consolas" w:hAnsi="Consolas" w:cs="Times New Roman"/>
-        </w:rPr>
-        <w:t>//Демшин</w:t>
-      </w:r>
-    </w:p>
-    <w:p>
-      <w:pPr>
-        <w:rPr>
-          <w:rFonts w:ascii="Consolas" w:hAnsi="Consolas" w:cs="Times New Roman"/>
-        </w:rPr>
-      </w:pPr>
-      <w:r>
-        <w:rPr>
-          <w:rFonts w:ascii="Consolas" w:hAnsi="Consolas" w:cs="Times New Roman"/>
-        </w:rPr>
-        <w:t>//Ввод библиотек и начало функции</w:t>
-      </w:r>
-    </w:p>
-    <w:p>
-      <w:pPr>
-        <w:rPr>
-          <w:rFonts w:ascii="Consolas" w:hAnsi="Consolas" w:cs="Times New Roman"/>
-        </w:rPr>
-      </w:pPr>
-      <w:r>
-        <w:rPr>
-          <w:rFonts w:ascii="Consolas" w:hAnsi="Consolas" w:cs="Times New Roman"/>
-        </w:rPr>
-        <w:t>#</w:t>
-      </w:r>
-      <w:r>
-        <w:rPr>
-          <w:rFonts w:ascii="Consolas" w:hAnsi="Consolas" w:cs="Times New Roman"/>
-          <w:lang w:val="en-US"/>
-        </w:rPr>
-        <w:t>include</w:t>
-      </w:r>
-      <w:r>
-        <w:rPr>
-          <w:rFonts w:ascii="Consolas" w:hAnsi="Consolas" w:cs="Times New Roman"/>
-        </w:rPr>
-        <w:t xml:space="preserve"> &lt;</w:t>
-      </w:r>
-      <w:r>
-        <w:rPr>
-          <w:rFonts w:ascii="Consolas" w:hAnsi="Consolas" w:cs="Times New Roman"/>
-          <w:lang w:val="en-US"/>
-        </w:rPr>
-        <w:t>iostream</w:t>
-      </w:r>
-      <w:r>
-        <w:rPr>
-          <w:rFonts w:ascii="Consolas" w:hAnsi="Consolas" w:cs="Times New Roman"/>
-        </w:rPr>
-        <w:t>&gt;</w:t>
-      </w:r>
-    </w:p>
-    <w:p>
-      <w:pPr>
-        <w:rPr>
-          <w:rFonts w:ascii="Consolas" w:hAnsi="Consolas" w:cs="Times New Roman"/>
-        </w:rPr>
-      </w:pPr>
-      <w:r>
-        <w:rPr>
-          <w:rFonts w:ascii="Consolas" w:hAnsi="Consolas" w:cs="Times New Roman"/>
-        </w:rPr>
-        <w:t>#</w:t>
-      </w:r>
-      <w:r>
-        <w:rPr>
-          <w:rFonts w:ascii="Consolas" w:hAnsi="Consolas" w:cs="Times New Roman"/>
-          <w:lang w:val="en-US"/>
-        </w:rPr>
-        <w:t>include</w:t>
-      </w:r>
-      <w:r>
-        <w:rPr>
-          <w:rFonts w:ascii="Consolas" w:hAnsi="Consolas" w:cs="Times New Roman"/>
-        </w:rPr>
-        <w:t xml:space="preserve"> &lt;</w:t>
+          <w:rFonts w:ascii="Consolas" w:hAnsi="Consolas" w:cs="Times New Roman"/>
+        </w:rPr>
+        <w:t>кири</w:t>
+      </w:r>
+      <w:r>
+        <w:rPr>
+          <w:rFonts w:ascii="Consolas" w:hAnsi="Consolas" w:cs="Times New Roman"/>
+        </w:rPr>
+        <w:t>л</w:t>
+      </w:r>
+      <w:r>
+        <w:rPr>
+          <w:rFonts w:ascii="Consolas" w:hAnsi="Consolas" w:cs="Times New Roman"/>
+        </w:rPr>
+        <w:t>лицы</w:t>
+      </w:r>
+    </w:p>
+    <w:p>
+      <w:pPr>
+        <w:rPr>
+          <w:rFonts w:ascii="Consolas" w:hAnsi="Consolas" w:cs="Times New Roman"/>
+          <w:lang w:val="en-US"/>
+        </w:rPr>
+      </w:pPr>
+      <w:r>
+        <w:rPr>
+          <w:rFonts w:ascii="Consolas" w:hAnsi="Consolas" w:cs="Times New Roman"/>
+          <w:lang w:val="en-US"/>
+        </w:rPr>
+        <w:t xml:space="preserve">        </w:t>
+      </w:r>
+    </w:p>
+    <w:p>
+      <w:pPr>
+        <w:rPr>
+          <w:rFonts w:ascii="Consolas" w:hAnsi="Consolas" w:cs="Times New Roman"/>
+        </w:rPr>
+      </w:pPr>
+      <w:r>
+        <w:rPr>
+          <w:rFonts w:ascii="Consolas" w:hAnsi="Consolas" w:cs="Times New Roman"/>
+          <w:lang w:val="en-US"/>
+        </w:rPr>
+        <w:t xml:space="preserve">        </w:t>
       </w:r>
       <w:proofErr w:type="spellStart"/>
       <w:r>
         <w:rPr>
           <w:rFonts w:ascii="Consolas" w:hAnsi="Consolas" w:cs="Times New Roman"/>
-          <w:lang w:val="en-US"/>
-        </w:rPr>
-        <w:t>cmath</w:t>
+        </w:rPr>
+        <w:t>double</w:t>
       </w:r>
       <w:proofErr w:type="spellEnd"/>
       <w:r>
         <w:rPr>
           <w:rFonts w:ascii="Consolas" w:hAnsi="Consolas" w:cs="Times New Roman"/>
         </w:rPr>
-        <w:t>&gt;</w:t>
-      </w:r>
-    </w:p>
-    <w:p>
-      <w:pPr>
-        <w:rPr>
-          <w:rFonts w:ascii="Consolas" w:hAnsi="Consolas" w:cs="Times New Roman"/>
-          <w:lang w:val="en-US"/>
-        </w:rPr>
-      </w:pPr>
-      <w:r>
-        <w:rPr>
-          <w:rFonts w:ascii="Consolas" w:hAnsi="Consolas" w:cs="Times New Roman"/>
-          <w:lang w:val="en-US"/>
-        </w:rPr>
-        <w:t>#include &lt;</w:t>
+        <w:t xml:space="preserve"> n = </w:t>
+      </w:r>
+      <w:proofErr w:type="gramStart"/>
+      <w:r>
+        <w:rPr>
+          <w:rFonts w:ascii="Consolas" w:hAnsi="Consolas" w:cs="Times New Roman"/>
+        </w:rPr>
+        <w:t xml:space="preserve">10000;   </w:t>
+      </w:r>
+      <w:proofErr w:type="gramEnd"/>
+      <w:r>
+        <w:rPr>
+          <w:rFonts w:ascii="Consolas" w:hAnsi="Consolas" w:cs="Times New Roman"/>
+        </w:rPr>
+        <w:t>  // начальная сумма</w:t>
+      </w:r>
+    </w:p>
+    <w:p>
+      <w:pPr>
+        <w:rPr>
+          <w:rFonts w:ascii="Consolas" w:hAnsi="Consolas" w:cs="Times New Roman"/>
+        </w:rPr>
+      </w:pPr>
+      <w:r>
+        <w:rPr>
+          <w:rFonts w:ascii="Consolas" w:hAnsi="Consolas" w:cs="Times New Roman"/>
+        </w:rPr>
+        <w:t xml:space="preserve">        </w:t>
       </w:r>
       <w:proofErr w:type="spellStart"/>
       <w:r>
         <w:rPr>
           <w:rFonts w:ascii="Consolas" w:hAnsi="Consolas" w:cs="Times New Roman"/>
-          <w:lang w:val="en-US"/>
-        </w:rPr>
-        <w:t>iomanip</w:t>
+        </w:rPr>
+        <w:t>int</w:t>
       </w:r>
       <w:proofErr w:type="spellEnd"/>
       <w:r>
         <w:rPr>
           <w:rFonts w:ascii="Consolas" w:hAnsi="Consolas" w:cs="Times New Roman"/>
-          <w:lang w:val="en-US"/>
-        </w:rPr>
-        <w:t>&gt;</w:t>
-      </w:r>
-    </w:p>
-    <w:p>
-      <w:pPr>
-        <w:rPr>
-          <w:rFonts w:ascii="Consolas" w:hAnsi="Consolas" w:cs="Times New Roman"/>
-          <w:lang w:val="en-US"/>
-        </w:rPr>
-      </w:pPr>
-      <w:r>
-        <w:rPr>
-          <w:rFonts w:ascii="Consolas" w:hAnsi="Consolas" w:cs="Times New Roman"/>
-          <w:lang w:val="en-US"/>
-        </w:rPr>
-        <w:t>using namespace std;</w:t>
-      </w:r>
-    </w:p>
-    <w:p>
-      <w:pPr>
-        <w:rPr>
-          <w:rFonts w:ascii="Consolas" w:hAnsi="Consolas" w:cs="Times New Roman"/>
-          <w:lang w:val="en-US"/>
-        </w:rPr>
-      </w:pPr>
-      <w:r>
-        <w:rPr>
-          <w:rFonts w:ascii="Consolas" w:hAnsi="Consolas" w:cs="Times New Roman"/>
-          <w:lang w:val="en-US"/>
-        </w:rPr>
-        <w:t>        int main() {</w:t>
-      </w:r>
-    </w:p>
-    <w:p>
-      <w:pPr>
-        <w:rPr>
-          <w:rFonts w:ascii="Consolas" w:hAnsi="Consolas" w:cs="Times New Roman"/>
-          <w:lang w:val="en-US"/>
-        </w:rPr>
-      </w:pPr>
-      <w:r>
-        <w:rPr>
-          <w:rFonts w:ascii="Consolas" w:hAnsi="Consolas" w:cs="Times New Roman"/>
-          <w:lang w:val="en-US"/>
+        </w:rPr>
+        <w:t xml:space="preserve"> t = </w:t>
+      </w:r>
+      <w:proofErr w:type="gramStart"/>
+      <w:r>
+        <w:rPr>
+          <w:rFonts w:ascii="Consolas" w:hAnsi="Consolas" w:cs="Times New Roman"/>
+        </w:rPr>
+        <w:t xml:space="preserve">5;   </w:t>
+      </w:r>
+      <w:proofErr w:type="gramEnd"/>
+      <w:r>
+        <w:rPr>
+          <w:rFonts w:ascii="Consolas" w:hAnsi="Consolas" w:cs="Times New Roman"/>
+        </w:rPr>
+        <w:t>         // срок</w:t>
+      </w:r>
+    </w:p>
+    <w:p>
+      <w:pPr>
+        <w:rPr>
+          <w:rFonts w:ascii="Consolas" w:hAnsi="Consolas" w:cs="Times New Roman"/>
+        </w:rPr>
+      </w:pPr>
+      <w:r>
+        <w:rPr>
+          <w:rFonts w:ascii="Consolas" w:hAnsi="Consolas" w:cs="Times New Roman"/>
         </w:rPr>
         <w:t xml:space="preserve">        </w:t>
       </w:r>
@@ -4275,75 +5514,317 @@
       <w:r>
         <w:rPr>
           <w:rFonts w:ascii="Consolas" w:hAnsi="Consolas" w:cs="Times New Roman"/>
-          <w:lang w:val="en-US"/>
-        </w:rPr>
-        <w:t>setlocale</w:t>
+        </w:rPr>
+        <w:t>double</w:t>
       </w:r>
       <w:proofErr w:type="spellEnd"/>
       <w:r>
         <w:rPr>
           <w:rFonts w:ascii="Consolas" w:hAnsi="Consolas" w:cs="Times New Roman"/>
-          <w:lang w:val="en-US"/>
-        </w:rPr>
-        <w:t>(LC_ALL, "Russian"); //</w:t>
-      </w:r>
-      <w:r>
-        <w:rPr>
-          <w:rFonts w:ascii="Consolas" w:hAnsi="Consolas" w:cs="Times New Roman"/>
-        </w:rPr>
-        <w:t>Ввод</w:t>
-      </w:r>
-      <w:r>
-        <w:rPr>
-          <w:rFonts w:ascii="Consolas" w:hAnsi="Consolas" w:cs="Times New Roman"/>
-          <w:lang w:val="en-US"/>
+        </w:rPr>
+        <w:t xml:space="preserve"> p = </w:t>
+      </w:r>
+      <w:proofErr w:type="gramStart"/>
+      <w:r>
+        <w:rPr>
+          <w:rFonts w:ascii="Consolas" w:hAnsi="Consolas" w:cs="Times New Roman"/>
+        </w:rPr>
+        <w:t xml:space="preserve">10;   </w:t>
+      </w:r>
+      <w:proofErr w:type="gramEnd"/>
+      <w:r>
+        <w:rPr>
+          <w:rFonts w:ascii="Consolas" w:hAnsi="Consolas" w:cs="Times New Roman"/>
+        </w:rPr>
+        <w:t>     //ставка</w:t>
+      </w:r>
+    </w:p>
+    <w:p>
+      <w:pPr>
+        <w:rPr>
+          <w:rFonts w:ascii="Consolas" w:hAnsi="Consolas" w:cs="Times New Roman"/>
+        </w:rPr>
+      </w:pPr>
+      <w:r>
+        <w:rPr>
+          <w:rFonts w:ascii="Consolas" w:hAnsi="Consolas" w:cs="Times New Roman"/>
+        </w:rPr>
+        <w:t>        //------------//коэф</w:t>
+      </w:r>
+      <w:r>
+        <w:rPr>
+          <w:rFonts w:ascii="Consolas" w:hAnsi="Consolas" w:cs="Times New Roman"/>
+        </w:rPr>
+        <w:t>фи</w:t>
+      </w:r>
+      <w:r>
+        <w:rPr>
+          <w:rFonts w:ascii="Consolas" w:hAnsi="Consolas" w:cs="Times New Roman"/>
+        </w:rPr>
+        <w:t>ц</w:t>
+      </w:r>
+      <w:r>
+        <w:rPr>
+          <w:rFonts w:ascii="Consolas" w:hAnsi="Consolas" w:cs="Times New Roman"/>
+        </w:rPr>
+        <w:t>иент</w:t>
+      </w:r>
+      <w:r>
+        <w:rPr>
+          <w:rFonts w:ascii="Consolas" w:hAnsi="Consolas" w:cs="Times New Roman"/>
+        </w:rPr>
+        <w:t xml:space="preserve"> увеличения</w:t>
+      </w:r>
+    </w:p>
+    <w:p>
+      <w:pPr>
+        <w:rPr>
+          <w:rFonts w:ascii="Consolas" w:hAnsi="Consolas" w:cs="Times New Roman"/>
+        </w:rPr>
+      </w:pPr>
+      <w:r>
+        <w:rPr>
+          <w:rFonts w:ascii="Consolas" w:hAnsi="Consolas" w:cs="Times New Roman"/>
+        </w:rPr>
+        <w:t xml:space="preserve">        </w:t>
+      </w:r>
+      <w:proofErr w:type="spellStart"/>
+      <w:r>
+        <w:rPr>
+          <w:rFonts w:ascii="Consolas" w:hAnsi="Consolas" w:cs="Times New Roman"/>
+        </w:rPr>
+        <w:t>double</w:t>
+      </w:r>
+      <w:proofErr w:type="spellEnd"/>
+      <w:r>
+        <w:rPr>
+          <w:rFonts w:ascii="Consolas" w:hAnsi="Consolas" w:cs="Times New Roman"/>
         </w:rPr>
         <w:t xml:space="preserve"> </w:t>
       </w:r>
-      <w:r>
-        <w:rPr>
-          <w:rFonts w:ascii="Consolas" w:hAnsi="Consolas" w:cs="Times New Roman"/>
-        </w:rPr>
-        <w:t>кири</w:t>
-      </w:r>
-      <w:r>
-        <w:rPr>
-          <w:rFonts w:ascii="Consolas" w:hAnsi="Consolas" w:cs="Times New Roman"/>
-        </w:rPr>
-        <w:t>л</w:t>
-      </w:r>
-      <w:r>
-        <w:rPr>
-          <w:rFonts w:ascii="Consolas" w:hAnsi="Consolas" w:cs="Times New Roman"/>
-        </w:rPr>
-        <w:t>лицы</w:t>
-      </w:r>
-    </w:p>
-    <w:p>
-      <w:pPr>
-        <w:rPr>
-          <w:rFonts w:ascii="Consolas" w:hAnsi="Consolas" w:cs="Times New Roman"/>
-          <w:lang w:val="en-US"/>
-        </w:rPr>
-      </w:pPr>
-      <w:r>
-        <w:rPr>
-          <w:rFonts w:ascii="Consolas" w:hAnsi="Consolas" w:cs="Times New Roman"/>
-          <w:lang w:val="en-US"/>
+      <w:proofErr w:type="spellStart"/>
+      <w:r>
+        <w:rPr>
+          <w:rFonts w:ascii="Consolas" w:hAnsi="Consolas" w:cs="Times New Roman"/>
+        </w:rPr>
+        <w:t>coef</w:t>
+      </w:r>
+      <w:proofErr w:type="spellEnd"/>
+      <w:r>
+        <w:rPr>
+          <w:rFonts w:ascii="Consolas" w:hAnsi="Consolas" w:cs="Times New Roman"/>
+        </w:rPr>
+        <w:t xml:space="preserve"> = 1 + (p / 100);</w:t>
+      </w:r>
+    </w:p>
+    <w:p>
+      <w:pPr>
+        <w:rPr>
+          <w:rFonts w:ascii="Consolas" w:hAnsi="Consolas" w:cs="Times New Roman"/>
+        </w:rPr>
+      </w:pPr>
+      <w:r>
+        <w:rPr>
+          <w:rFonts w:ascii="Consolas" w:hAnsi="Consolas" w:cs="Times New Roman"/>
+        </w:rPr>
+        <w:t>        //------------// вычисление итоговой суммы</w:t>
+      </w:r>
+    </w:p>
+    <w:p>
+      <w:pPr>
+        <w:rPr>
+          <w:rFonts w:ascii="Consolas" w:hAnsi="Consolas" w:cs="Times New Roman"/>
+        </w:rPr>
+      </w:pPr>
+      <w:r>
+        <w:rPr>
+          <w:rFonts w:ascii="Consolas" w:hAnsi="Consolas" w:cs="Times New Roman"/>
         </w:rPr>
         <w:t xml:space="preserve">        </w:t>
       </w:r>
-    </w:p>
-    <w:p>
-      <w:pPr>
-        <w:rPr>
-          <w:rFonts w:ascii="Consolas" w:hAnsi="Consolas" w:cs="Times New Roman"/>
-        </w:rPr>
-      </w:pPr>
-      <w:r>
-        <w:rPr>
-          <w:rFonts w:ascii="Consolas" w:hAnsi="Consolas" w:cs="Times New Roman"/>
-          <w:lang w:val="en-US"/>
+      <w:r>
+        <w:rPr>
+          <w:rFonts w:ascii="Consolas" w:hAnsi="Consolas" w:cs="Times New Roman"/>
+          <w:lang w:val="en-US"/>
+        </w:rPr>
+        <w:t>double</w:t>
+      </w:r>
+      <w:r>
+        <w:rPr>
+          <w:rFonts w:ascii="Consolas" w:hAnsi="Consolas" w:cs="Times New Roman"/>
+        </w:rPr>
+        <w:t xml:space="preserve"> </w:t>
+      </w:r>
+      <w:proofErr w:type="spellStart"/>
+      <w:r>
+        <w:rPr>
+          <w:rFonts w:ascii="Consolas" w:hAnsi="Consolas" w:cs="Times New Roman"/>
+          <w:lang w:val="en-US"/>
+        </w:rPr>
+        <w:t>mny</w:t>
+      </w:r>
+      <w:proofErr w:type="spellEnd"/>
+      <w:r>
+        <w:rPr>
+          <w:rFonts w:ascii="Consolas" w:hAnsi="Consolas" w:cs="Times New Roman"/>
+        </w:rPr>
+        <w:t xml:space="preserve"> = </w:t>
+      </w:r>
+      <w:r>
+        <w:rPr>
+          <w:rFonts w:ascii="Consolas" w:hAnsi="Consolas" w:cs="Times New Roman"/>
+          <w:lang w:val="en-US"/>
+        </w:rPr>
+        <w:t>n</w:t>
+      </w:r>
+      <w:r>
+        <w:rPr>
+          <w:rFonts w:ascii="Consolas" w:hAnsi="Consolas" w:cs="Times New Roman"/>
+        </w:rPr>
+        <w:t xml:space="preserve">* </w:t>
+      </w:r>
+      <w:proofErr w:type="gramStart"/>
+      <w:r>
+        <w:rPr>
+          <w:rFonts w:ascii="Consolas" w:hAnsi="Consolas" w:cs="Times New Roman"/>
+          <w:lang w:val="en-US"/>
+        </w:rPr>
+        <w:t>pow</w:t>
+      </w:r>
+      <w:r>
+        <w:rPr>
+          <w:rFonts w:ascii="Consolas" w:hAnsi="Consolas" w:cs="Times New Roman"/>
+        </w:rPr>
+        <w:t>(</w:t>
+      </w:r>
+      <w:proofErr w:type="spellStart"/>
+      <w:proofErr w:type="gramEnd"/>
+      <w:r>
+        <w:rPr>
+          <w:rFonts w:ascii="Consolas" w:hAnsi="Consolas" w:cs="Times New Roman"/>
+          <w:lang w:val="en-US"/>
+        </w:rPr>
+        <w:t>coef</w:t>
+      </w:r>
+      <w:proofErr w:type="spellEnd"/>
+      <w:r>
+        <w:rPr>
+          <w:rFonts w:ascii="Consolas" w:hAnsi="Consolas" w:cs="Times New Roman"/>
+        </w:rPr>
+        <w:t xml:space="preserve">, </w:t>
+      </w:r>
+      <w:r>
+        <w:rPr>
+          <w:rFonts w:ascii="Consolas" w:hAnsi="Consolas" w:cs="Times New Roman"/>
+          <w:lang w:val="en-US"/>
+        </w:rPr>
+        <w:t>t</w:t>
+      </w:r>
+      <w:r>
+        <w:rPr>
+          <w:rFonts w:ascii="Consolas" w:hAnsi="Consolas" w:cs="Times New Roman"/>
+        </w:rPr>
+        <w:t>);</w:t>
+      </w:r>
+    </w:p>
+    <w:p>
+      <w:pPr>
+        <w:rPr>
+          <w:rFonts w:ascii="Consolas" w:hAnsi="Consolas" w:cs="Times New Roman"/>
+        </w:rPr>
+      </w:pPr>
+      <w:r>
+        <w:rPr>
+          <w:rFonts w:ascii="Consolas" w:hAnsi="Consolas" w:cs="Times New Roman"/>
+          <w:lang w:val="en-US"/>
+        </w:rPr>
+        <w:t> </w:t>
+      </w:r>
+      <w:r>
+        <w:rPr>
+          <w:rFonts w:ascii="Consolas" w:hAnsi="Consolas" w:cs="Times New Roman"/>
+        </w:rPr>
+        <w:t xml:space="preserve"> </w:t>
+      </w:r>
+      <w:r>
+        <w:rPr>
+          <w:rFonts w:ascii="Consolas" w:hAnsi="Consolas" w:cs="Times New Roman"/>
+          <w:lang w:val="en-US"/>
+        </w:rPr>
+        <w:t> </w:t>
+      </w:r>
+      <w:r>
+        <w:rPr>
+          <w:rFonts w:ascii="Consolas" w:hAnsi="Consolas" w:cs="Times New Roman"/>
+        </w:rPr>
+        <w:t xml:space="preserve"> </w:t>
+      </w:r>
+      <w:r>
+        <w:rPr>
+          <w:rFonts w:ascii="Consolas" w:hAnsi="Consolas" w:cs="Times New Roman"/>
+          <w:lang w:val="en-US"/>
+        </w:rPr>
+        <w:t> </w:t>
+      </w:r>
+      <w:r>
+        <w:rPr>
+          <w:rFonts w:ascii="Consolas" w:hAnsi="Consolas" w:cs="Times New Roman"/>
+        </w:rPr>
+        <w:t xml:space="preserve"> </w:t>
+      </w:r>
+      <w:r>
+        <w:rPr>
+          <w:rFonts w:ascii="Consolas" w:hAnsi="Consolas" w:cs="Times New Roman"/>
+          <w:lang w:val="en-US"/>
+        </w:rPr>
+        <w:t> </w:t>
+      </w:r>
+      <w:r>
+        <w:rPr>
+          <w:rFonts w:ascii="Consolas" w:hAnsi="Consolas" w:cs="Times New Roman"/>
+        </w:rPr>
+        <w:t xml:space="preserve"> </w:t>
+      </w:r>
+      <w:r>
+        <w:rPr>
+          <w:rFonts w:ascii="Consolas" w:hAnsi="Consolas" w:cs="Times New Roman"/>
+        </w:rPr>
+        <w:t>//------------//Вывод данных о коэф</w:t>
+      </w:r>
+      <w:r>
+        <w:rPr>
+          <w:rFonts w:ascii="Consolas" w:hAnsi="Consolas" w:cs="Times New Roman"/>
+        </w:rPr>
+        <w:t>ф</w:t>
+      </w:r>
+      <w:r>
+        <w:rPr>
+          <w:rFonts w:ascii="Consolas" w:hAnsi="Consolas" w:cs="Times New Roman"/>
+        </w:rPr>
+        <w:t>иц</w:t>
+      </w:r>
+      <w:r>
+        <w:rPr>
+          <w:rFonts w:ascii="Consolas" w:hAnsi="Consolas" w:cs="Times New Roman"/>
+        </w:rPr>
+        <w:t>иенте</w:t>
+      </w:r>
+      <w:r>
+        <w:rPr>
+          <w:rFonts w:ascii="Consolas" w:hAnsi="Consolas" w:cs="Times New Roman"/>
+        </w:rPr>
+        <w:t xml:space="preserve"> и финальной сумме денег </w:t>
+      </w:r>
+    </w:p>
+    <w:p>
+      <w:pPr>
+        <w:rPr>
+          <w:rFonts w:ascii="Consolas" w:hAnsi="Consolas" w:cs="Times New Roman"/>
+        </w:rPr>
+      </w:pPr>
+      <w:r>
+        <w:rPr>
+          <w:rFonts w:ascii="Consolas" w:hAnsi="Consolas" w:cs="Times New Roman"/>
         </w:rPr>
         <w:t xml:space="preserve">        </w:t>
       </w:r>
@@ -4352,14 +5833,92 @@
         <w:rPr>
           <w:rFonts w:ascii="Consolas" w:hAnsi="Consolas" w:cs="Times New Roman"/>
         </w:rPr>
-        <w:t>double</w:t>
+        <w:t>cout</w:t>
       </w:r>
       <w:proofErr w:type="spellEnd"/>
       <w:r>
         <w:rPr>
           <w:rFonts w:ascii="Consolas" w:hAnsi="Consolas" w:cs="Times New Roman"/>
         </w:rPr>
-        <w:t xml:space="preserve"> n = 10000;     // начальная сумма</w:t>
+        <w:t xml:space="preserve"> </w:t>
+      </w:r>
+      <w:proofErr w:type="gramStart"/>
+      <w:r>
+        <w:rPr>
+          <w:rFonts w:ascii="Consolas" w:hAnsi="Consolas" w:cs="Times New Roman"/>
+        </w:rPr>
+        <w:t>&lt;&lt; "</w:t>
+      </w:r>
+      <w:proofErr w:type="gramEnd"/>
+      <w:r>
+        <w:rPr>
+          <w:rFonts w:ascii="Consolas" w:hAnsi="Consolas" w:cs="Times New Roman"/>
+        </w:rPr>
+        <w:t xml:space="preserve"> </w:t>
+      </w:r>
+      <w:r>
+        <w:rPr>
+          <w:rFonts w:ascii="Consolas" w:hAnsi="Consolas" w:cs="Times New Roman"/>
+        </w:rPr>
+        <w:t>К</w:t>
+      </w:r>
+      <w:r>
+        <w:rPr>
+          <w:rFonts w:ascii="Consolas" w:hAnsi="Consolas" w:cs="Times New Roman"/>
+        </w:rPr>
+        <w:t>оэф</w:t>
+      </w:r>
+      <w:r>
+        <w:rPr>
+          <w:rFonts w:ascii="Consolas" w:hAnsi="Consolas" w:cs="Times New Roman"/>
+        </w:rPr>
+        <w:t>фи</w:t>
+      </w:r>
+      <w:r>
+        <w:rPr>
+          <w:rFonts w:ascii="Consolas" w:hAnsi="Consolas" w:cs="Times New Roman"/>
+        </w:rPr>
+        <w:t>ц</w:t>
+      </w:r>
+      <w:r>
+        <w:rPr>
+          <w:rFonts w:ascii="Consolas" w:hAnsi="Consolas" w:cs="Times New Roman"/>
+        </w:rPr>
+        <w:t>иент</w:t>
+      </w:r>
+      <w:r>
+        <w:rPr>
+          <w:rFonts w:ascii="Consolas" w:hAnsi="Consolas" w:cs="Times New Roman"/>
+        </w:rPr>
+        <w:t xml:space="preserve"> -&gt;" &lt;&lt; </w:t>
+      </w:r>
+      <w:proofErr w:type="spellStart"/>
+      <w:r>
+        <w:rPr>
+          <w:rFonts w:ascii="Consolas" w:hAnsi="Consolas" w:cs="Times New Roman"/>
+        </w:rPr>
+        <w:t>coef</w:t>
+      </w:r>
+      <w:proofErr w:type="spellEnd"/>
+      <w:r>
+        <w:rPr>
+          <w:rFonts w:ascii="Consolas" w:hAnsi="Consolas" w:cs="Times New Roman"/>
+        </w:rPr>
+        <w:t xml:space="preserve"> &lt;&lt; </w:t>
+      </w:r>
+      <w:proofErr w:type="spellStart"/>
+      <w:r>
+        <w:rPr>
+          <w:rFonts w:ascii="Consolas" w:hAnsi="Consolas" w:cs="Times New Roman"/>
+        </w:rPr>
+        <w:t>endl</w:t>
+      </w:r>
+      <w:proofErr w:type="spellEnd"/>
+      <w:r>
+        <w:rPr>
+          <w:rFonts w:ascii="Consolas" w:hAnsi="Consolas" w:cs="Times New Roman"/>
+        </w:rPr>
+        <w:t xml:space="preserve">; </w:t>
       </w:r>
     </w:p>
     <w:p>
@@ -4379,398 +5938,28 @@
         <w:rPr>
           <w:rFonts w:ascii="Consolas" w:hAnsi="Consolas" w:cs="Times New Roman"/>
         </w:rPr>
-        <w:t>int</w:t>
+        <w:t>cout</w:t>
       </w:r>
       <w:proofErr w:type="spellEnd"/>
       <w:r>
         <w:rPr>
           <w:rFonts w:ascii="Consolas" w:hAnsi="Consolas" w:cs="Times New Roman"/>
         </w:rPr>
-        <w:t xml:space="preserve"> t = 5;            // срок</w:t>
-      </w:r>
-    </w:p>
-    <w:p>
-      <w:pPr>
-        <w:rPr>
-          <w:rFonts w:ascii="Consolas" w:hAnsi="Consolas" w:cs="Times New Roman"/>
-        </w:rPr>
-      </w:pPr>
-      <w:r>
-        <w:rPr>
-          <w:rFonts w:ascii="Consolas" w:hAnsi="Consolas" w:cs="Times New Roman"/>
-        </w:rPr>
-        <w:t xml:space="preserve">        </w:t>
-      </w:r>
-      <w:proofErr w:type="spellStart"/>
-      <w:r>
-        <w:rPr>
-          <w:rFonts w:ascii="Consolas" w:hAnsi="Consolas" w:cs="Times New Roman"/>
-        </w:rPr>
-        <w:t>double</w:t>
-      </w:r>
-      <w:proofErr w:type="spellEnd"/>
-      <w:r>
-        <w:rPr>
-          <w:rFonts w:ascii="Consolas" w:hAnsi="Consolas" w:cs="Times New Roman"/>
-        </w:rPr>
-        <w:t xml:space="preserve"> p = 10;        //ставка</w:t>
-      </w:r>
-    </w:p>
-    <w:p>
-      <w:pPr>
-        <w:rPr>
-          <w:rFonts w:ascii="Consolas" w:hAnsi="Consolas" w:cs="Times New Roman"/>
-        </w:rPr>
-      </w:pPr>
-      <w:r>
-        <w:rPr>
-          <w:rFonts w:ascii="Consolas" w:hAnsi="Consolas" w:cs="Times New Roman"/>
-        </w:rPr>
-        <w:t>        //------------//коэф</w:t>
-      </w:r>
-      <w:r>
-        <w:rPr>
-          <w:rFonts w:ascii="Consolas" w:hAnsi="Consolas" w:cs="Times New Roman"/>
-        </w:rPr>
-        <w:t>фи</w:t>
-      </w:r>
-      <w:r>
-        <w:rPr>
-          <w:rFonts w:ascii="Consolas" w:hAnsi="Consolas" w:cs="Times New Roman"/>
-        </w:rPr>
-        <w:t>ц</w:t>
-      </w:r>
-      <w:r>
-        <w:rPr>
-          <w:rFonts w:ascii="Consolas" w:hAnsi="Consolas" w:cs="Times New Roman"/>
-        </w:rPr>
-        <w:t>иент</w:t>
-      </w:r>
-      <w:r>
-        <w:rPr>
-          <w:rFonts w:ascii="Consolas" w:hAnsi="Consolas" w:cs="Times New Roman"/>
-        </w:rPr>
-        <w:t xml:space="preserve"> увеличения</w:t>
-      </w:r>
-    </w:p>
-    <w:p>
-      <w:pPr>
-        <w:rPr>
-          <w:rFonts w:ascii="Consolas" w:hAnsi="Consolas" w:cs="Times New Roman"/>
-        </w:rPr>
-      </w:pPr>
-      <w:r>
-        <w:rPr>
-          <w:rFonts w:ascii="Consolas" w:hAnsi="Consolas" w:cs="Times New Roman"/>
-        </w:rPr>
-        <w:t xml:space="preserve">        </w:t>
-      </w:r>
-      <w:proofErr w:type="spellStart"/>
-      <w:r>
-        <w:rPr>
-          <w:rFonts w:ascii="Consolas" w:hAnsi="Consolas" w:cs="Times New Roman"/>
-        </w:rPr>
-        <w:t>double</w:t>
-      </w:r>
-      <w:proofErr w:type="spellEnd"/>
-      <w:r>
-        <w:rPr>
-          <w:rFonts w:ascii="Consolas" w:hAnsi="Consolas" w:cs="Times New Roman"/>
-        </w:rPr>
         <w:t xml:space="preserve"> </w:t>
       </w:r>
-      <w:proofErr w:type="spellStart"/>
-      <w:r>
-        <w:rPr>
-          <w:rFonts w:ascii="Consolas" w:hAnsi="Consolas" w:cs="Times New Roman"/>
-        </w:rPr>
-        <w:t>coef</w:t>
-      </w:r>
-      <w:proofErr w:type="spellEnd"/>
-      <w:r>
-        <w:rPr>
-          <w:rFonts w:ascii="Consolas" w:hAnsi="Consolas" w:cs="Times New Roman"/>
-        </w:rPr>
-        <w:t xml:space="preserve"> = 1 + (p / 100);</w:t>
-      </w:r>
-    </w:p>
-    <w:p>
-      <w:pPr>
-        <w:rPr>
-          <w:rFonts w:ascii="Consolas" w:hAnsi="Consolas" w:cs="Times New Roman"/>
-        </w:rPr>
-      </w:pPr>
-      <w:r>
-        <w:rPr>
-          <w:rFonts w:ascii="Consolas" w:hAnsi="Consolas" w:cs="Times New Roman"/>
-        </w:rPr>
-        <w:t>        //------------// вычисление итоговой суммы</w:t>
-      </w:r>
-    </w:p>
-    <w:p>
-      <w:pPr>
-        <w:rPr>
-          <w:rFonts w:ascii="Consolas" w:hAnsi="Consolas" w:cs="Times New Roman"/>
-          <w:lang w:val="en-US"/>
-        </w:rPr>
-      </w:pPr>
-      <w:r>
-        <w:rPr>
-          <w:rFonts w:ascii="Consolas" w:hAnsi="Consolas" w:cs="Times New Roman"/>
-        </w:rPr>
-        <w:t xml:space="preserve">        </w:t>
-      </w:r>
-      <w:r>
-        <w:rPr>
-          <w:rFonts w:ascii="Consolas" w:hAnsi="Consolas" w:cs="Times New Roman"/>
-          <w:lang w:val="en-US"/>
-        </w:rPr>
-        <w:t xml:space="preserve">double </w:t>
-      </w:r>
-      <w:proofErr w:type="spellStart"/>
-      <w:r>
-        <w:rPr>
-          <w:rFonts w:ascii="Consolas" w:hAnsi="Consolas" w:cs="Times New Roman"/>
-          <w:lang w:val="en-US"/>
-        </w:rPr>
-        <w:t>mny</w:t>
-      </w:r>
-      <w:proofErr w:type="spellEnd"/>
-      <w:r>
-        <w:rPr>
-          <w:rFonts w:ascii="Consolas" w:hAnsi="Consolas" w:cs="Times New Roman"/>
-          <w:lang w:val="en-US"/>
-        </w:rPr>
-        <w:t xml:space="preserve"> = n* pow(</w:t>
-      </w:r>
-      <w:proofErr w:type="spellStart"/>
-      <w:r>
-        <w:rPr>
-          <w:rFonts w:ascii="Consolas" w:hAnsi="Consolas" w:cs="Times New Roman"/>
-          <w:lang w:val="en-US"/>
-        </w:rPr>
-        <w:t>coef</w:t>
-      </w:r>
-      <w:proofErr w:type="spellEnd"/>
-      <w:r>
-        <w:rPr>
-          <w:rFonts w:ascii="Consolas" w:hAnsi="Consolas" w:cs="Times New Roman"/>
-          <w:lang w:val="en-US"/>
-        </w:rPr>
-        <w:t>, t);</w:t>
-      </w:r>
-    </w:p>
-    <w:p>
-      <w:pPr>
-        <w:rPr>
-          <w:rFonts w:ascii="Consolas" w:hAnsi="Consolas" w:cs="Times New Roman"/>
-        </w:rPr>
-      </w:pPr>
-      <w:r>
-        <w:rPr>
-          <w:rFonts w:ascii="Consolas" w:hAnsi="Consolas" w:cs="Times New Roman"/>
-          <w:lang w:val="en-US"/>
-        </w:rPr>
-        <w:t> </w:t>
-      </w:r>
-      <w:r>
-        <w:rPr>
-          <w:rFonts w:ascii="Consolas" w:hAnsi="Consolas" w:cs="Times New Roman"/>
-        </w:rPr>
-        <w:t xml:space="preserve"> </w:t>
-      </w:r>
-      <w:r>
-        <w:rPr>
-          <w:rFonts w:ascii="Consolas" w:hAnsi="Consolas" w:cs="Times New Roman"/>
-          <w:lang w:val="en-US"/>
-        </w:rPr>
-        <w:t> </w:t>
-      </w:r>
-      <w:r>
-        <w:rPr>
-          <w:rFonts w:ascii="Consolas" w:hAnsi="Consolas" w:cs="Times New Roman"/>
-        </w:rPr>
-        <w:t xml:space="preserve"> </w:t>
-      </w:r>
-      <w:r>
-        <w:rPr>
-          <w:rFonts w:ascii="Consolas" w:hAnsi="Consolas" w:cs="Times New Roman"/>
-          <w:lang w:val="en-US"/>
-        </w:rPr>
-        <w:t> </w:t>
-      </w:r>
-      <w:r>
-        <w:rPr>
-          <w:rFonts w:ascii="Consolas" w:hAnsi="Consolas" w:cs="Times New Roman"/>
-        </w:rPr>
-        <w:t xml:space="preserve"> </w:t>
-      </w:r>
-      <w:r>
-        <w:rPr>
-          <w:rFonts w:ascii="Consolas" w:hAnsi="Consolas" w:cs="Times New Roman"/>
-          <w:lang w:val="en-US"/>
-        </w:rPr>
-        <w:t> </w:t>
-      </w:r>
-      <w:r>
-        <w:rPr>
-          <w:rFonts w:ascii="Consolas" w:hAnsi="Consolas" w:cs="Times New Roman"/>
-        </w:rPr>
-        <w:t xml:space="preserve"> </w:t>
-      </w:r>
-      <w:r>
-        <w:rPr>
-          <w:rFonts w:ascii="Consolas" w:hAnsi="Consolas" w:cs="Times New Roman"/>
-        </w:rPr>
-        <w:t>//------------//Вывод данных о коэф</w:t>
-      </w:r>
-      <w:r>
-        <w:rPr>
-          <w:rFonts w:ascii="Consolas" w:hAnsi="Consolas" w:cs="Times New Roman"/>
-        </w:rPr>
-        <w:t>ф</w:t>
-      </w:r>
-      <w:r>
-        <w:rPr>
-          <w:rFonts w:ascii="Consolas" w:hAnsi="Consolas" w:cs="Times New Roman"/>
-        </w:rPr>
-        <w:t>иц</w:t>
-      </w:r>
-      <w:r>
-        <w:rPr>
-          <w:rFonts w:ascii="Consolas" w:hAnsi="Consolas" w:cs="Times New Roman"/>
-        </w:rPr>
-        <w:t>иенте</w:t>
-      </w:r>
-      <w:r>
-        <w:rPr>
-          <w:rFonts w:ascii="Consolas" w:hAnsi="Consolas" w:cs="Times New Roman"/>
-        </w:rPr>
-        <w:t xml:space="preserve"> и финальной сумме денег </w:t>
-      </w:r>
-    </w:p>
-    <w:p>
-      <w:pPr>
-        <w:rPr>
-          <w:rFonts w:ascii="Consolas" w:hAnsi="Consolas" w:cs="Times New Roman"/>
-        </w:rPr>
-      </w:pPr>
-      <w:r>
-        <w:rPr>
-          <w:rFonts w:ascii="Consolas" w:hAnsi="Consolas" w:cs="Times New Roman"/>
-        </w:rPr>
-        <w:t xml:space="preserve">        </w:t>
-      </w:r>
-      <w:proofErr w:type="spellStart"/>
-      <w:r>
-        <w:rPr>
-          <w:rFonts w:ascii="Consolas" w:hAnsi="Consolas" w:cs="Times New Roman"/>
-        </w:rPr>
-        <w:t>cout</w:t>
-      </w:r>
-      <w:proofErr w:type="spellEnd"/>
-      <w:r>
-        <w:rPr>
-          <w:rFonts w:ascii="Consolas" w:hAnsi="Consolas" w:cs="Times New Roman"/>
-        </w:rPr>
-        <w:t xml:space="preserve"> &lt;&lt; "</w:t>
-      </w:r>
-      <w:r>
-        <w:rPr>
-          <w:rFonts w:ascii="Consolas" w:hAnsi="Consolas" w:cs="Times New Roman"/>
-        </w:rPr>
-        <w:t xml:space="preserve"> </w:t>
-      </w:r>
-      <w:r>
-        <w:rPr>
-          <w:rFonts w:ascii="Consolas" w:hAnsi="Consolas" w:cs="Times New Roman"/>
-        </w:rPr>
-        <w:t>К</w:t>
-      </w:r>
-      <w:r>
-        <w:rPr>
-          <w:rFonts w:ascii="Consolas" w:hAnsi="Consolas" w:cs="Times New Roman"/>
-        </w:rPr>
-        <w:t>оэф</w:t>
-      </w:r>
-      <w:r>
-        <w:rPr>
-          <w:rFonts w:ascii="Consolas" w:hAnsi="Consolas" w:cs="Times New Roman"/>
-        </w:rPr>
-        <w:t>фи</w:t>
-      </w:r>
-      <w:r>
-        <w:rPr>
-          <w:rFonts w:ascii="Consolas" w:hAnsi="Consolas" w:cs="Times New Roman"/>
-        </w:rPr>
-        <w:t>ц</w:t>
-      </w:r>
-      <w:r>
-        <w:rPr>
-          <w:rFonts w:ascii="Consolas" w:hAnsi="Consolas" w:cs="Times New Roman"/>
-        </w:rPr>
-        <w:t>иент</w:t>
-      </w:r>
-      <w:r>
-        <w:rPr>
-          <w:rFonts w:ascii="Consolas" w:hAnsi="Consolas" w:cs="Times New Roman"/>
-        </w:rPr>
-        <w:t xml:space="preserve"> -&gt;" &lt;&lt; </w:t>
-      </w:r>
-      <w:proofErr w:type="spellStart"/>
-      <w:r>
-        <w:rPr>
-          <w:rFonts w:ascii="Consolas" w:hAnsi="Consolas" w:cs="Times New Roman"/>
-        </w:rPr>
-        <w:t>coef</w:t>
-      </w:r>
-      <w:proofErr w:type="spellEnd"/>
-      <w:r>
-        <w:rPr>
-          <w:rFonts w:ascii="Consolas" w:hAnsi="Consolas" w:cs="Times New Roman"/>
-        </w:rPr>
-        <w:t xml:space="preserve"> &lt;&lt; </w:t>
-      </w:r>
-      <w:proofErr w:type="spellStart"/>
-      <w:r>
-        <w:rPr>
-          <w:rFonts w:ascii="Consolas" w:hAnsi="Consolas" w:cs="Times New Roman"/>
-        </w:rPr>
-        <w:t>endl</w:t>
-      </w:r>
-      <w:proofErr w:type="spellEnd"/>
-      <w:r>
-        <w:rPr>
-          <w:rFonts w:ascii="Consolas" w:hAnsi="Consolas" w:cs="Times New Roman"/>
-        </w:rPr>
-        <w:t xml:space="preserve">; </w:t>
-      </w:r>
-    </w:p>
-    <w:p>
-      <w:pPr>
-        <w:rPr>
-          <w:rFonts w:ascii="Consolas" w:hAnsi="Consolas" w:cs="Times New Roman"/>
-        </w:rPr>
-      </w:pPr>
-      <w:r>
-        <w:rPr>
-          <w:rFonts w:ascii="Consolas" w:hAnsi="Consolas" w:cs="Times New Roman"/>
-        </w:rPr>
-        <w:t xml:space="preserve">        </w:t>
-      </w:r>
-      <w:proofErr w:type="spellStart"/>
-      <w:r>
-        <w:rPr>
-          <w:rFonts w:ascii="Consolas" w:hAnsi="Consolas" w:cs="Times New Roman"/>
-        </w:rPr>
-        <w:t>cout</w:t>
-      </w:r>
-      <w:proofErr w:type="spellEnd"/>
-      <w:r>
-        <w:rPr>
-          <w:rFonts w:ascii="Consolas" w:hAnsi="Consolas" w:cs="Times New Roman"/>
-        </w:rPr>
-        <w:t xml:space="preserve"> &lt;&lt; "Деньги -&gt;" &lt;&lt; </w:t>
+      <w:proofErr w:type="gramStart"/>
+      <w:r>
+        <w:rPr>
+          <w:rFonts w:ascii="Consolas" w:hAnsi="Consolas" w:cs="Times New Roman"/>
+        </w:rPr>
+        <w:t>&lt;&lt; "</w:t>
+      </w:r>
+      <w:proofErr w:type="gramEnd"/>
+      <w:r>
+        <w:rPr>
+          <w:rFonts w:ascii="Consolas" w:hAnsi="Consolas" w:cs="Times New Roman"/>
+        </w:rPr>
+        <w:t xml:space="preserve">Деньги -&gt;" &lt;&lt; </w:t>
       </w:r>
       <w:proofErr w:type="spellStart"/>
       <w:r>
@@ -5080,17 +6269,7 @@
           <w:szCs w:val="28"/>
         </w:rPr>
         <w:lastRenderedPageBreak/>
-        <w:t>Задание 4</w:t>
-      </w:r>
-      <w:r>
-        <w:rPr>
-          <w:rFonts w:ascii="Times New Roman" w:hAnsi="Times New Roman" w:cs="Times New Roman"/>
-          <w:b/>
-          <w:bCs/>
-          <w:sz w:val="28"/>
-          <w:szCs w:val="28"/>
-        </w:rPr>
-        <w:t xml:space="preserve"> - Вычисление примера по задаваемому значению </w:t>
+        <w:t xml:space="preserve">Задание 4 - Вычисление примера по задаваемому значению </w:t>
       </w:r>
       <w:r>
         <w:rPr>
@@ -5129,8 +6308,8 @@
         <w:tblLook w:val="04A0" w:firstRow="1" w:lastRow="0" w:firstColumn="1" w:lastColumn="0" w:noHBand="0" w:noVBand="1"/>
       </w:tblPr>
       <w:tblGrid>
-        <w:gridCol w:w="4403"/>
-        <w:gridCol w:w="5520"/>
+        <w:gridCol w:w="4407"/>
+        <w:gridCol w:w="5516"/>
       </w:tblGrid>
       <w:tr>
         <w:trPr>
@@ -5164,17 +6343,7 @@
                 <w:sz w:val="28"/>
                 <w:szCs w:val="28"/>
               </w:rPr>
-              <w:t>Алгоритмическая схема реализации задания №</w:t>
-            </w:r>
-            <w:r>
-              <w:rPr>
-                <w:rFonts w:ascii="Times New Roman" w:hAnsi="Times New Roman" w:cs="Times New Roman"/>
-                <w:b/>
-                <w:bCs/>
-                <w:sz w:val="28"/>
-                <w:szCs w:val="28"/>
-              </w:rPr>
-              <w:t>4</w:t>
+              <w:t>Алгоритмическая схема реализации задания №4</w:t>
             </w:r>
           </w:p>
         </w:tc>
@@ -5199,10 +6368,10 @@
                 <w:rFonts w:ascii="Times New Roman" w:hAnsi="Times New Roman" w:cs="Times New Roman"/>
               </w:rPr>
               <w:object w:dxaOrig="4186" w:dyaOrig="6871" w14:anchorId="72AB02F6">
-                <v:shape id="_x0000_i1198" type="#_x0000_t75" style="width:209.45pt;height:345.95pt" o:ole="">
+                <v:shape id="_x0000_i1027" type="#_x0000_t75" style="width:209.45pt;height:345.95pt" o:ole="">
                   <v:imagedata r:id="rId14" o:title=""/>
                 </v:shape>
-                <o:OLEObject Type="Embed" ProgID="Visio.Drawing.15" ShapeID="_x0000_i1198" DrawAspect="Content" ObjectID="_1850928965" r:id="rId15"/>
+                <o:OLEObject Type="Embed" ProgID="Visio.Drawing.15" ShapeID="_x0000_i1027" DrawAspect="Content" ObjectID="_1850976467" r:id="rId15"/>
               </w:object>
             </w:r>
           </w:p>
@@ -5232,6 +6401,7 @@
               </w:rPr>
               <w:t xml:space="preserve">Объявление функции </w:t>
             </w:r>
+            <w:proofErr w:type="gramStart"/>
             <w:r>
               <w:rPr>
                 <w:rFonts w:ascii="Times New Roman" w:hAnsi="Times New Roman" w:cs="Times New Roman"/>
@@ -5258,7 +6428,17 @@
                 <w:szCs w:val="28"/>
                 <w:lang w:val="en-US"/>
               </w:rPr>
-              <w:t>()</w:t>
+              <w:t>(</w:t>
+            </w:r>
+            <w:proofErr w:type="gramEnd"/>
+            <w:r>
+              <w:rPr>
+                <w:rFonts w:ascii="Times New Roman" w:hAnsi="Times New Roman" w:cs="Times New Roman"/>
+                <w:sz w:val="28"/>
+                <w:szCs w:val="28"/>
+                <w:lang w:val="en-US"/>
+              </w:rPr>
+              <w:t>)</w:t>
             </w:r>
             <w:r>
               <w:rPr>
@@ -5611,6 +6791,7 @@
               </w:rPr>
               <w:t>(</w:t>
             </w:r>
+            <w:proofErr w:type="gramStart"/>
             <w:r>
               <w:rPr>
                 <w:rFonts w:ascii="Times New Roman" w:hAnsi="Times New Roman" w:cs="Times New Roman"/>
@@ -5627,7 +6808,17 @@
                 <w:szCs w:val="28"/>
                 <w:lang w:val="en-US"/>
               </w:rPr>
-              <w:t>ain() = 0)</w:t>
+              <w:t>ain(</w:t>
+            </w:r>
+            <w:proofErr w:type="gramEnd"/>
+            <w:r>
+              <w:rPr>
+                <w:rFonts w:ascii="Times New Roman" w:hAnsi="Times New Roman" w:cs="Times New Roman"/>
+                <w:sz w:val="28"/>
+                <w:szCs w:val="28"/>
+                <w:lang w:val="en-US"/>
+              </w:rPr>
+              <w:t>) = 0)</w:t>
             </w:r>
             <w:r>
               <w:rPr>
@@ -5687,6 +6878,535 @@
     </w:p>
     <w:p>
       <w:pPr>
+        <w:pStyle w:val="a7"/>
+        <w:spacing w:before="60" w:after="60"/>
+        <w:ind w:left="450"/>
+        <w:rPr>
+          <w:rFonts w:ascii="Times New Roman" w:hAnsi="Times New Roman" w:cs="Times New Roman"/>
+          <w:color w:val="000000" w:themeColor="text1"/>
+          <w:sz w:val="28"/>
+          <w:szCs w:val="28"/>
+        </w:rPr>
+      </w:pPr>
+      <w:r>
+        <w:rPr>
+          <w:rFonts w:ascii="Times New Roman" w:hAnsi="Times New Roman" w:cs="Times New Roman"/>
+          <w:b/>
+          <w:color w:val="000000" w:themeColor="text1"/>
+          <w:sz w:val="28"/>
+          <w:szCs w:val="28"/>
+        </w:rPr>
+        <w:t>Условия</w:t>
+      </w:r>
+      <w:r>
+        <w:rPr>
+          <w:rFonts w:ascii="Times New Roman" w:hAnsi="Times New Roman" w:cs="Times New Roman"/>
+          <w:b/>
+          <w:color w:val="000000" w:themeColor="text1"/>
+          <w:sz w:val="28"/>
+          <w:szCs w:val="28"/>
+        </w:rPr>
+        <w:t xml:space="preserve">. </w:t>
+      </w:r>
+      <w:r>
+        <w:rPr>
+          <w:rFonts w:ascii="Times New Roman" w:hAnsi="Times New Roman" w:cs="Times New Roman"/>
+          <w:color w:val="000000" w:themeColor="text1"/>
+          <w:sz w:val="28"/>
+          <w:szCs w:val="28"/>
+        </w:rPr>
+        <w:t>Составить программу для вычисления значения выражения:</w:t>
+      </w:r>
+    </w:p>
+    <w:p>
+      <w:pPr>
+        <w:pStyle w:val="a7"/>
+        <w:ind w:left="450"/>
+        <w:rPr>
+          <w:rFonts w:ascii="Times New Roman" w:hAnsi="Times New Roman" w:cs="Times New Roman"/>
+          <w:color w:val="000000" w:themeColor="text1"/>
+          <w:sz w:val="28"/>
+          <w:szCs w:val="28"/>
+          <w:lang w:val="en-US"/>
+        </w:rPr>
+      </w:pPr>
+      <m:oMath>
+        <m:r>
+          <w:rPr>
+            <w:rFonts w:ascii="Cambria Math" w:hAnsi="Cambria Math" w:cs="Times New Roman"/>
+            <w:color w:val="000000" w:themeColor="text1"/>
+            <w:sz w:val="28"/>
+            <w:szCs w:val="28"/>
+          </w:rPr>
+          <m:t>Q</m:t>
+        </m:r>
+        <m:r>
+          <w:rPr>
+            <w:rFonts w:ascii="Cambria Math" w:hAnsi="Cambria Math" w:cs="Times New Roman"/>
+            <w:color w:val="000000" w:themeColor="text1"/>
+            <w:sz w:val="28"/>
+            <w:szCs w:val="28"/>
+            <w:lang w:val="en-US"/>
+          </w:rPr>
+          <m:t>=</m:t>
+        </m:r>
+        <m:f>
+          <m:fPr>
+            <m:ctrlPr>
+              <w:rPr>
+                <w:rFonts w:ascii="Cambria Math" w:hAnsi="Cambria Math" w:cs="Times New Roman"/>
+                <w:i/>
+                <w:color w:val="000000" w:themeColor="text1"/>
+                <w:sz w:val="28"/>
+                <w:szCs w:val="28"/>
+              </w:rPr>
+            </m:ctrlPr>
+          </m:fPr>
+          <m:num>
+            <m:r>
+              <w:rPr>
+                <w:rFonts w:ascii="Cambria Math" w:hAnsi="Cambria Math" w:cs="Times New Roman"/>
+                <w:color w:val="000000" w:themeColor="text1"/>
+                <w:sz w:val="28"/>
+                <w:szCs w:val="28"/>
+                <w:lang w:val="en-US"/>
+              </w:rPr>
+              <m:t>13,6⋅</m:t>
+            </m:r>
+            <m:r>
+              <w:rPr>
+                <w:rFonts w:ascii="Cambria Math" w:hAnsi="Cambria Math" w:cs="Times New Roman"/>
+                <w:color w:val="000000" w:themeColor="text1"/>
+                <w:sz w:val="28"/>
+                <w:szCs w:val="28"/>
+              </w:rPr>
+              <m:t>tg</m:t>
+            </m:r>
+            <m:r>
+              <w:rPr>
+                <w:rFonts w:ascii="Cambria Math" w:hAnsi="Cambria Math" w:cs="Times New Roman"/>
+                <w:color w:val="000000" w:themeColor="text1"/>
+                <w:sz w:val="28"/>
+                <w:szCs w:val="28"/>
+                <w:lang w:val="en-US"/>
+              </w:rPr>
+              <m:t>(</m:t>
+            </m:r>
+            <m:r>
+              <w:rPr>
+                <w:rFonts w:ascii="Cambria Math" w:hAnsi="Cambria Math" w:cs="Times New Roman"/>
+                <w:color w:val="000000" w:themeColor="text1"/>
+                <w:sz w:val="28"/>
+                <w:szCs w:val="28"/>
+              </w:rPr>
+              <m:t>x</m:t>
+            </m:r>
+            <m:r>
+              <w:rPr>
+                <w:rFonts w:ascii="Cambria Math" w:hAnsi="Cambria Math" w:cs="Times New Roman"/>
+                <w:color w:val="000000" w:themeColor="text1"/>
+                <w:sz w:val="28"/>
+                <w:szCs w:val="28"/>
+                <w:lang w:val="en-US"/>
+              </w:rPr>
+              <m:t>)+</m:t>
+            </m:r>
+            <m:sSup>
+              <m:sSupPr>
+                <m:ctrlPr>
+                  <w:rPr>
+                    <w:rFonts w:ascii="Cambria Math" w:hAnsi="Cambria Math" w:cs="Times New Roman"/>
+                    <w:i/>
+                    <w:color w:val="000000" w:themeColor="text1"/>
+                    <w:sz w:val="28"/>
+                    <w:szCs w:val="28"/>
+                  </w:rPr>
+                </m:ctrlPr>
+              </m:sSupPr>
+              <m:e>
+                <m:r>
+                  <w:rPr>
+                    <w:rFonts w:ascii="Cambria Math" w:hAnsi="Cambria Math" w:cs="Times New Roman"/>
+                    <w:color w:val="000000" w:themeColor="text1"/>
+                    <w:sz w:val="28"/>
+                    <w:szCs w:val="28"/>
+                  </w:rPr>
+                  <m:t>x</m:t>
+                </m:r>
+              </m:e>
+              <m:sup>
+                <m:r>
+                  <w:rPr>
+                    <w:rFonts w:ascii="Cambria Math" w:hAnsi="Cambria Math" w:cs="Times New Roman"/>
+                    <w:color w:val="000000" w:themeColor="text1"/>
+                    <w:sz w:val="28"/>
+                    <w:szCs w:val="28"/>
+                    <w:lang w:val="en-US"/>
+                  </w:rPr>
+                  <m:t>3</m:t>
+                </m:r>
+              </m:sup>
+            </m:sSup>
+            <m:r>
+              <w:rPr>
+                <w:rFonts w:ascii="Cambria Math" w:hAnsi="Cambria Math" w:cs="Times New Roman"/>
+                <w:color w:val="000000" w:themeColor="text1"/>
+                <w:sz w:val="28"/>
+                <w:szCs w:val="28"/>
+                <w:lang w:val="en-US"/>
+              </w:rPr>
+              <m:t>⋅</m:t>
+            </m:r>
+            <m:func>
+              <m:funcPr>
+                <m:ctrlPr>
+                  <w:rPr>
+                    <w:rFonts w:ascii="Cambria Math" w:hAnsi="Cambria Math" w:cs="Times New Roman"/>
+                    <w:i/>
+                    <w:color w:val="000000" w:themeColor="text1"/>
+                    <w:sz w:val="28"/>
+                    <w:szCs w:val="28"/>
+                  </w:rPr>
+                </m:ctrlPr>
+              </m:funcPr>
+              <m:fName>
+                <m:r>
+                  <w:rPr>
+                    <w:rFonts w:ascii="Cambria Math" w:hAnsi="Cambria Math" w:cs="Times New Roman"/>
+                    <w:color w:val="000000" w:themeColor="text1"/>
+                    <w:sz w:val="28"/>
+                    <w:szCs w:val="28"/>
+                  </w:rPr>
+                  <m:t>sin</m:t>
+                </m:r>
+              </m:fName>
+              <m:e>
+                <m:f>
+                  <m:fPr>
+                    <m:ctrlPr>
+                      <w:rPr>
+                        <w:rFonts w:ascii="Cambria Math" w:hAnsi="Cambria Math" w:cs="Times New Roman"/>
+                        <w:i/>
+                        <w:color w:val="000000" w:themeColor="text1"/>
+                        <w:sz w:val="28"/>
+                        <w:szCs w:val="28"/>
+                      </w:rPr>
+                    </m:ctrlPr>
+                  </m:fPr>
+                  <m:num>
+                    <m:r>
+                      <w:rPr>
+                        <w:rFonts w:ascii="Cambria Math" w:hAnsi="Cambria Math" w:cs="Times New Roman"/>
+                        <w:color w:val="000000" w:themeColor="text1"/>
+                        <w:sz w:val="28"/>
+                        <w:szCs w:val="28"/>
+                      </w:rPr>
+                      <m:t>x</m:t>
+                    </m:r>
+                  </m:num>
+                  <m:den>
+                    <m:r>
+                      <w:rPr>
+                        <w:rFonts w:ascii="Cambria Math" w:hAnsi="Cambria Math" w:cs="Times New Roman"/>
+                        <w:color w:val="000000" w:themeColor="text1"/>
+                        <w:sz w:val="28"/>
+                        <w:szCs w:val="28"/>
+                        <w:lang w:val="en-US"/>
+                      </w:rPr>
+                      <m:t>2</m:t>
+                    </m:r>
+                  </m:den>
+                </m:f>
+              </m:e>
+            </m:func>
+          </m:num>
+          <m:den>
+            <m:func>
+              <m:funcPr>
+                <m:ctrlPr>
+                  <w:rPr>
+                    <w:rFonts w:ascii="Cambria Math" w:hAnsi="Cambria Math" w:cs="Times New Roman"/>
+                    <w:i/>
+                    <w:color w:val="000000" w:themeColor="text1"/>
+                    <w:sz w:val="28"/>
+                    <w:szCs w:val="28"/>
+                  </w:rPr>
+                </m:ctrlPr>
+              </m:funcPr>
+              <m:fName>
+                <m:r>
+                  <m:rPr>
+                    <m:sty m:val="p"/>
+                  </m:rPr>
+                  <w:rPr>
+                    <w:rFonts w:ascii="Cambria Math" w:hAnsi="Cambria Math" w:cs="Times New Roman"/>
+                    <w:color w:val="000000" w:themeColor="text1"/>
+                    <w:sz w:val="28"/>
+                    <w:szCs w:val="28"/>
+                    <w:lang w:val="en-US"/>
+                  </w:rPr>
+                  <m:t>cos</m:t>
+                </m:r>
+              </m:fName>
+              <m:e>
+                <m:r>
+                  <w:rPr>
+                    <w:rFonts w:ascii="Cambria Math" w:hAnsi="Cambria Math" w:cs="Times New Roman"/>
+                    <w:color w:val="000000" w:themeColor="text1"/>
+                    <w:sz w:val="28"/>
+                    <w:szCs w:val="28"/>
+                    <w:lang w:val="en-US"/>
+                  </w:rPr>
+                  <m:t>(</m:t>
+                </m:r>
+              </m:e>
+            </m:func>
+            <m:sSup>
+              <m:sSupPr>
+                <m:ctrlPr>
+                  <w:rPr>
+                    <w:rFonts w:ascii="Cambria Math" w:hAnsi="Cambria Math" w:cs="Times New Roman"/>
+                    <w:i/>
+                    <w:color w:val="000000" w:themeColor="text1"/>
+                    <w:sz w:val="28"/>
+                    <w:szCs w:val="28"/>
+                  </w:rPr>
+                </m:ctrlPr>
+              </m:sSupPr>
+              <m:e>
+                <m:r>
+                  <w:rPr>
+                    <w:rFonts w:ascii="Cambria Math" w:hAnsi="Cambria Math" w:cs="Times New Roman"/>
+                    <w:color w:val="000000" w:themeColor="text1"/>
+                    <w:sz w:val="28"/>
+                    <w:szCs w:val="28"/>
+                  </w:rPr>
+                  <m:t>x</m:t>
+                </m:r>
+              </m:e>
+              <m:sup>
+                <m:r>
+                  <w:rPr>
+                    <w:rFonts w:ascii="Cambria Math" w:hAnsi="Cambria Math" w:cs="Times New Roman"/>
+                    <w:color w:val="000000" w:themeColor="text1"/>
+                    <w:sz w:val="28"/>
+                    <w:szCs w:val="28"/>
+                    <w:lang w:val="en-US"/>
+                  </w:rPr>
+                  <m:t>2</m:t>
+                </m:r>
+              </m:sup>
+            </m:sSup>
+            <m:r>
+              <w:rPr>
+                <w:rFonts w:ascii="Cambria Math" w:hAnsi="Cambria Math" w:cs="Times New Roman"/>
+                <w:color w:val="000000" w:themeColor="text1"/>
+                <w:sz w:val="28"/>
+                <w:szCs w:val="28"/>
+                <w:lang w:val="en-US"/>
+              </w:rPr>
+              <m:t>)+</m:t>
+            </m:r>
+            <m:sSup>
+              <m:sSupPr>
+                <m:ctrlPr>
+                  <w:rPr>
+                    <w:rFonts w:ascii="Cambria Math" w:hAnsi="Cambria Math" w:cs="Times New Roman"/>
+                    <w:i/>
+                    <w:color w:val="000000" w:themeColor="text1"/>
+                    <w:sz w:val="28"/>
+                    <w:szCs w:val="28"/>
+                  </w:rPr>
+                </m:ctrlPr>
+              </m:sSupPr>
+              <m:e>
+                <m:r>
+                  <w:rPr>
+                    <w:rFonts w:ascii="Cambria Math" w:hAnsi="Cambria Math" w:cs="Times New Roman"/>
+                    <w:color w:val="000000" w:themeColor="text1"/>
+                    <w:sz w:val="28"/>
+                    <w:szCs w:val="28"/>
+                  </w:rPr>
+                  <m:t>a</m:t>
+                </m:r>
+              </m:e>
+              <m:sup>
+                <m:r>
+                  <w:rPr>
+                    <w:rFonts w:ascii="Cambria Math" w:hAnsi="Cambria Math" w:cs="Times New Roman"/>
+                    <w:color w:val="000000" w:themeColor="text1"/>
+                    <w:sz w:val="28"/>
+                    <w:szCs w:val="28"/>
+                    <w:lang w:val="en-US"/>
+                  </w:rPr>
+                  <m:t>2</m:t>
+                </m:r>
+              </m:sup>
+            </m:sSup>
+            <m:r>
+              <w:rPr>
+                <w:rFonts w:ascii="Cambria Math" w:hAnsi="Cambria Math" w:cs="Times New Roman"/>
+                <w:color w:val="000000" w:themeColor="text1"/>
+                <w:sz w:val="28"/>
+                <w:szCs w:val="28"/>
+              </w:rPr>
+              <m:t>b</m:t>
+            </m:r>
+            <m:r>
+              <w:rPr>
+                <w:rFonts w:ascii="Cambria Math" w:hAnsi="Cambria Math" w:cs="Times New Roman"/>
+                <w:color w:val="000000" w:themeColor="text1"/>
+                <w:sz w:val="28"/>
+                <w:szCs w:val="28"/>
+                <w:lang w:val="en-US"/>
+              </w:rPr>
+              <m:t>⋅(2</m:t>
+            </m:r>
+            <m:r>
+              <w:rPr>
+                <w:rFonts w:ascii="Cambria Math" w:hAnsi="Cambria Math" w:cs="Times New Roman"/>
+                <w:color w:val="000000" w:themeColor="text1"/>
+                <w:sz w:val="28"/>
+                <w:szCs w:val="28"/>
+              </w:rPr>
+              <m:t>a</m:t>
+            </m:r>
+            <m:r>
+              <w:rPr>
+                <w:rFonts w:ascii="Cambria Math" w:hAnsi="Cambria Math" w:cs="Times New Roman"/>
+                <w:color w:val="000000" w:themeColor="text1"/>
+                <w:sz w:val="28"/>
+                <w:szCs w:val="28"/>
+                <w:lang w:val="en-US"/>
+              </w:rPr>
+              <m:t>-</m:t>
+            </m:r>
+            <m:r>
+              <w:rPr>
+                <w:rFonts w:ascii="Cambria Math" w:hAnsi="Cambria Math" w:cs="Times New Roman"/>
+                <w:color w:val="000000" w:themeColor="text1"/>
+                <w:sz w:val="28"/>
+                <w:szCs w:val="28"/>
+              </w:rPr>
+              <m:t>b</m:t>
+            </m:r>
+            <m:r>
+              <w:rPr>
+                <w:rFonts w:ascii="Cambria Math" w:hAnsi="Cambria Math" w:cs="Times New Roman"/>
+                <w:color w:val="000000" w:themeColor="text1"/>
+                <w:sz w:val="28"/>
+                <w:szCs w:val="28"/>
+                <w:lang w:val="en-US"/>
+              </w:rPr>
+              <m:t>)</m:t>
+            </m:r>
+          </m:den>
+        </m:f>
+      </m:oMath>
+      <w:r>
+        <w:rPr>
+          <w:rFonts w:ascii="Times New Roman" w:hAnsi="Times New Roman" w:cs="Times New Roman"/>
+          <w:color w:val="000000" w:themeColor="text1"/>
+          <w:sz w:val="28"/>
+          <w:szCs w:val="28"/>
+          <w:lang w:val="en-US"/>
+        </w:rPr>
+        <w:t xml:space="preserve">, </w:t>
+      </w:r>
+      <w:r>
+        <w:rPr>
+          <w:rFonts w:ascii="Times New Roman" w:hAnsi="Times New Roman" w:cs="Times New Roman"/>
+          <w:color w:val="000000" w:themeColor="text1"/>
+          <w:sz w:val="28"/>
+          <w:szCs w:val="28"/>
+        </w:rPr>
+        <w:t>где</w:t>
+      </w:r>
+      <w:r>
+        <w:rPr>
+          <w:rFonts w:ascii="Times New Roman" w:hAnsi="Times New Roman" w:cs="Times New Roman"/>
+          <w:color w:val="000000" w:themeColor="text1"/>
+          <w:sz w:val="28"/>
+          <w:szCs w:val="28"/>
+          <w:lang w:val="en-US"/>
+        </w:rPr>
+        <w:t xml:space="preserve"> a=0.45 b=3.4</w:t>
+      </w:r>
+    </w:p>
+    <w:p>
+      <w:pPr>
+        <w:pStyle w:val="a7"/>
+        <w:ind w:left="450"/>
+        <w:jc w:val="both"/>
+        <w:rPr>
+          <w:rFonts w:ascii="Times New Roman" w:hAnsi="Times New Roman" w:cs="Times New Roman"/>
+          <w:color w:val="000000" w:themeColor="text1"/>
+          <w:sz w:val="28"/>
+          <w:szCs w:val="28"/>
+        </w:rPr>
+      </w:pPr>
+      <w:r>
+        <w:rPr>
+          <w:rFonts w:ascii="Times New Roman" w:hAnsi="Times New Roman" w:cs="Times New Roman"/>
+          <w:color w:val="000000" w:themeColor="text1"/>
+          <w:sz w:val="28"/>
+          <w:szCs w:val="28"/>
+        </w:rPr>
+        <w:t xml:space="preserve">Переменную </w:t>
+      </w:r>
+      <w:r>
+        <w:rPr>
+          <w:rFonts w:ascii="Times New Roman" w:hAnsi="Times New Roman" w:cs="Times New Roman"/>
+          <w:i/>
+          <w:color w:val="000000" w:themeColor="text1"/>
+          <w:sz w:val="28"/>
+          <w:szCs w:val="28"/>
+          <w:lang w:val="en-US"/>
+        </w:rPr>
+        <w:t>x</w:t>
+      </w:r>
+      <w:r>
+        <w:rPr>
+          <w:rFonts w:ascii="Times New Roman" w:hAnsi="Times New Roman" w:cs="Times New Roman"/>
+          <w:color w:val="000000" w:themeColor="text1"/>
+          <w:sz w:val="28"/>
+          <w:szCs w:val="28"/>
+        </w:rPr>
+        <w:t xml:space="preserve"> задать с клавиатуры. Записать в отчет не менее трех найденных значений выражения и указать, какое значение </w:t>
+      </w:r>
+      <w:r>
+        <w:rPr>
+          <w:rFonts w:ascii="Times New Roman" w:hAnsi="Times New Roman" w:cs="Times New Roman"/>
+          <w:i/>
+          <w:color w:val="000000" w:themeColor="text1"/>
+          <w:sz w:val="28"/>
+          <w:szCs w:val="28"/>
+          <w:lang w:val="en-US"/>
+        </w:rPr>
+        <w:t>x</w:t>
+      </w:r>
+      <w:r>
+        <w:rPr>
+          <w:rFonts w:ascii="Times New Roman" w:hAnsi="Times New Roman" w:cs="Times New Roman"/>
+          <w:i/>
+          <w:color w:val="000000" w:themeColor="text1"/>
+          <w:sz w:val="28"/>
+          <w:szCs w:val="28"/>
+        </w:rPr>
+        <w:t xml:space="preserve"> </w:t>
+      </w:r>
+      <w:r>
+        <w:rPr>
+          <w:rFonts w:ascii="Times New Roman" w:hAnsi="Times New Roman" w:cs="Times New Roman"/>
+          <w:color w:val="000000" w:themeColor="text1"/>
+          <w:sz w:val="28"/>
+          <w:szCs w:val="28"/>
+        </w:rPr>
+        <w:t>им соответствует.</w:t>
+      </w:r>
+    </w:p>
+    <w:p>
+      <w:pPr>
         <w:rPr>
           <w:rFonts w:ascii="Times New Roman" w:hAnsi="Times New Roman" w:cs="Times New Roman"/>
         </w:rPr>
@@ -5855,7 +7575,28 @@
           <w:szCs w:val="24"/>
           <w:lang w:val="en-US"/>
         </w:rPr>
-        <w:t>int main()</w:t>
+        <w:lastRenderedPageBreak/>
+        <w:t xml:space="preserve">int </w:t>
+      </w:r>
+      <w:proofErr w:type="gramStart"/>
+      <w:r>
+        <w:rPr>
+          <w:rFonts w:ascii="Consolas" w:hAnsi="Consolas" w:cs="Times New Roman"/>
+          <w:sz w:val="24"/>
+          <w:szCs w:val="24"/>
+          <w:lang w:val="en-US"/>
+        </w:rPr>
+        <w:t>main(</w:t>
+      </w:r>
+      <w:proofErr w:type="gramEnd"/>
+      <w:r>
+        <w:rPr>
+          <w:rFonts w:ascii="Consolas" w:hAnsi="Consolas" w:cs="Times New Roman"/>
+          <w:sz w:val="24"/>
+          <w:szCs w:val="24"/>
+          <w:lang w:val="en-US"/>
+        </w:rPr>
+        <w:t>)</w:t>
       </w:r>
     </w:p>
     <w:p>
@@ -5914,6 +7655,7 @@
         <w:t xml:space="preserve"> </w:t>
       </w:r>
       <w:proofErr w:type="spellStart"/>
+      <w:proofErr w:type="gramStart"/>
       <w:r>
         <w:rPr>
           <w:rFonts w:ascii="Consolas" w:hAnsi="Consolas" w:cs="Times New Roman"/>
@@ -5931,7 +7673,17 @@
           <w:szCs w:val="24"/>
           <w:lang w:val="en-US"/>
         </w:rPr>
-        <w:t>(LC_ALL, "Russian"); //</w:t>
+        <w:t>(</w:t>
+      </w:r>
+      <w:proofErr w:type="gramEnd"/>
+      <w:r>
+        <w:rPr>
+          <w:rFonts w:ascii="Consolas" w:hAnsi="Consolas" w:cs="Times New Roman"/>
+          <w:sz w:val="24"/>
+          <w:szCs w:val="24"/>
+          <w:lang w:val="en-US"/>
+        </w:rPr>
+        <w:t>LC_ALL, "Russian"); //</w:t>
       </w:r>
       <w:r>
         <w:rPr>
@@ -6017,7 +7769,6 @@
           <w:sz w:val="24"/>
           <w:szCs w:val="24"/>
         </w:rPr>
-        <w:lastRenderedPageBreak/>
         <w:t>double</w:t>
       </w:r>
       <w:proofErr w:type="spellEnd"/>
@@ -6111,7 +7862,25 @@
           <w:sz w:val="24"/>
           <w:szCs w:val="24"/>
         </w:rPr>
-        <w:t xml:space="preserve"> &lt;&lt; "Введите x -&gt;"; //вывод фразы Введите x</w:t>
+        <w:t xml:space="preserve"> </w:t>
+      </w:r>
+      <w:proofErr w:type="gramStart"/>
+      <w:r>
+        <w:rPr>
+          <w:rFonts w:ascii="Consolas" w:hAnsi="Consolas" w:cs="Times New Roman"/>
+          <w:sz w:val="24"/>
+          <w:szCs w:val="24"/>
+        </w:rPr>
+        <w:t>&lt;&lt; "</w:t>
+      </w:r>
+      <w:proofErr w:type="gramEnd"/>
+      <w:r>
+        <w:rPr>
+          <w:rFonts w:ascii="Consolas" w:hAnsi="Consolas" w:cs="Times New Roman"/>
+          <w:sz w:val="24"/>
+          <w:szCs w:val="24"/>
+        </w:rPr>
+        <w:t>Введите x -&gt;"; //вывод фразы Введите x</w:t>
       </w:r>
     </w:p>
     <w:p>
@@ -6124,6 +7893,7 @@
         </w:rPr>
       </w:pPr>
       <w:proofErr w:type="spellStart"/>
+      <w:proofErr w:type="gramStart"/>
       <w:r>
         <w:rPr>
           <w:rFonts w:ascii="Consolas" w:hAnsi="Consolas" w:cs="Times New Roman"/>
@@ -6139,7 +7909,16 @@
           <w:sz w:val="24"/>
           <w:szCs w:val="24"/>
         </w:rPr>
-        <w:t xml:space="preserve"> &gt;&gt; x; //Ввод любого числа на место x</w:t>
+        <w:t xml:space="preserve"> &gt;</w:t>
+      </w:r>
+      <w:proofErr w:type="gramEnd"/>
+      <w:r>
+        <w:rPr>
+          <w:rFonts w:ascii="Consolas" w:hAnsi="Consolas" w:cs="Times New Roman"/>
+          <w:sz w:val="24"/>
+          <w:szCs w:val="24"/>
+        </w:rPr>
+        <w:t>&gt; x; //Ввод любого числа на место x</w:t>
       </w:r>
     </w:p>
     <w:p>
@@ -6177,7 +7956,27 @@
           <w:szCs w:val="24"/>
           <w:lang w:val="en-US"/>
         </w:rPr>
-        <w:t>Q = (13.6 * tan(x) + pow(x,3) * sin(x/2)) / (cos(pow(x, 2))) + pow(a, 2)* b - pow(2 * 2 - b, 3);</w:t>
+        <w:t>Q = (13.6 * tan(x) + pow(x,3) * sin(x/2)) / (</w:t>
+      </w:r>
+      <w:proofErr w:type="gramStart"/>
+      <w:r>
+        <w:rPr>
+          <w:rFonts w:ascii="Consolas" w:hAnsi="Consolas" w:cs="Times New Roman"/>
+          <w:sz w:val="24"/>
+          <w:szCs w:val="24"/>
+          <w:lang w:val="en-US"/>
+        </w:rPr>
+        <w:t>cos(</w:t>
+      </w:r>
+      <w:proofErr w:type="gramEnd"/>
+      <w:r>
+        <w:rPr>
+          <w:rFonts w:ascii="Consolas" w:hAnsi="Consolas" w:cs="Times New Roman"/>
+          <w:sz w:val="24"/>
+          <w:szCs w:val="24"/>
+          <w:lang w:val="en-US"/>
+        </w:rPr>
+        <w:t>pow(x, 2))) + pow(a, 2)* b - pow(2 * 2 - b, 3);</w:t>
       </w:r>
     </w:p>
     <w:p>
@@ -6187,6 +7986,7 @@
           <w:rFonts w:ascii="Consolas" w:hAnsi="Consolas" w:cs="Times New Roman"/>
           <w:sz w:val="24"/>
           <w:szCs w:val="24"/>
+          <w:lang w:val="en-US"/>
         </w:rPr>
       </w:pPr>
       <w:proofErr w:type="spellStart"/>
@@ -6253,6 +8053,7 @@
           <w:rFonts w:ascii="Consolas" w:hAnsi="Consolas" w:cs="Times New Roman"/>
           <w:sz w:val="24"/>
           <w:szCs w:val="24"/>
+          <w:lang w:val="en-US"/>
         </w:rPr>
       </w:pPr>
       <w:r>
@@ -6269,6 +8070,7 @@
           <w:rFonts w:ascii="Consolas" w:hAnsi="Consolas" w:cs="Times New Roman"/>
           <w:sz w:val="24"/>
           <w:szCs w:val="24"/>
+          <w:lang w:val="en-US"/>
         </w:rPr>
         <w:t xml:space="preserve"> </w:t>
       </w:r>
@@ -6286,6 +8088,7 @@
           <w:rFonts w:ascii="Consolas" w:hAnsi="Consolas" w:cs="Times New Roman"/>
           <w:sz w:val="24"/>
           <w:szCs w:val="24"/>
+          <w:lang w:val="en-US"/>
         </w:rPr>
         <w:t xml:space="preserve"> </w:t>
       </w:r>
@@ -6294,6 +8097,7 @@
           <w:rFonts w:ascii="Consolas" w:hAnsi="Consolas" w:cs="Times New Roman"/>
           <w:sz w:val="24"/>
           <w:szCs w:val="24"/>
+          <w:lang w:val="en-US"/>
         </w:rPr>
         <w:tab/>
       </w:r>
@@ -6302,6 +8106,7 @@
           <w:rFonts w:ascii="Consolas" w:hAnsi="Consolas" w:cs="Times New Roman"/>
           <w:sz w:val="24"/>
           <w:szCs w:val="24"/>
+          <w:lang w:val="en-US"/>
         </w:rPr>
         <w:tab/>
       </w:r>
@@ -6319,6 +8124,7 @@
           <w:rFonts w:ascii="Consolas" w:hAnsi="Consolas" w:cs="Times New Roman"/>
           <w:sz w:val="24"/>
           <w:szCs w:val="24"/>
+          <w:lang w:val="en-US"/>
         </w:rPr>
         <w:t xml:space="preserve"> 0;</w:t>
       </w:r>
@@ -6397,6 +8203,7 @@
                 <w:noProof/>
                 <w:lang w:val="en-US"/>
               </w:rPr>
+              <w:lastRenderedPageBreak/>
               <w:drawing>
                 <wp:inline distT="0" distB="0" distL="0" distR="0" wp14:anchorId="4B5651C4" wp14:editId="498BB507">
                   <wp:extent cx="5934075" cy="4514850"/>
@@ -8353,6 +10160,155 @@
     </w:lvl>
   </w:abstractNum>
   <w:abstractNum w:abstractNumId="16" w15:restartNumberingAfterBreak="0">
+    <w:nsid w:val="6F6B3345"/>
+    <w:multiLevelType w:val="multilevel"/>
+    <w:tmpl w:val="5890FE92"/>
+    <w:lvl w:ilvl="0">
+      <w:start w:val="1"/>
+      <w:numFmt w:val="bullet"/>
+      <w:lvlText w:val=""/>
+      <w:lvlJc w:val="left"/>
+      <w:pPr>
+        <w:tabs>
+          <w:tab w:val="num" w:pos="720"/>
+        </w:tabs>
+        <w:ind w:left="720" w:hanging="360"/>
+      </w:pPr>
+      <w:rPr>
+        <w:rFonts w:ascii="Symbol" w:hAnsi="Symbol" w:hint="default"/>
+        <w:sz w:val="20"/>
+      </w:rPr>
+    </w:lvl>
+    <w:lvl w:ilvl="1" w:tentative="1">
+      <w:start w:val="1"/>
+      <w:numFmt w:val="bullet"/>
+      <w:lvlText w:val="o"/>
+      <w:lvlJc w:val="left"/>
+      <w:pPr>
+        <w:tabs>
+          <w:tab w:val="num" w:pos="1440"/>
+        </w:tabs>
+        <w:ind w:left="1440" w:hanging="360"/>
+      </w:pPr>
+      <w:rPr>
+        <w:rFonts w:ascii="Courier New" w:hAnsi="Courier New" w:hint="default"/>
+        <w:sz w:val="20"/>
+      </w:rPr>
+    </w:lvl>
+    <w:lvl w:ilvl="2" w:tentative="1">
+      <w:start w:val="1"/>
+      <w:numFmt w:val="bullet"/>
+      <w:lvlText w:val=""/>
+      <w:lvlJc w:val="left"/>
+      <w:pPr>
+        <w:tabs>
+          <w:tab w:val="num" w:pos="2160"/>
+        </w:tabs>
+        <w:ind w:left="2160" w:hanging="360"/>
+      </w:pPr>
+      <w:rPr>
+        <w:rFonts w:ascii="Wingdings" w:hAnsi="Wingdings" w:hint="default"/>
+        <w:sz w:val="20"/>
+      </w:rPr>
+    </w:lvl>
+    <w:lvl w:ilvl="3" w:tentative="1">
+      <w:start w:val="1"/>
+      <w:numFmt w:val="bullet"/>
+      <w:lvlText w:val=""/>
+      <w:lvlJc w:val="left"/>
+      <w:pPr>
+        <w:tabs>
+          <w:tab w:val="num" w:pos="2880"/>
+        </w:tabs>
+        <w:ind w:left="2880" w:hanging="360"/>
+      </w:pPr>
+      <w:rPr>
+        <w:rFonts w:ascii="Wingdings" w:hAnsi="Wingdings" w:hint="default"/>
+        <w:sz w:val="20"/>
+      </w:rPr>
+    </w:lvl>
+    <w:lvl w:ilvl="4" w:tentative="1">
+      <w:start w:val="1"/>
+      <w:numFmt w:val="bullet"/>
+      <w:lvlText w:val=""/>
+      <w:lvlJc w:val="left"/>
+      <w:pPr>
+        <w:tabs>
+          <w:tab w:val="num" w:pos="3600"/>
+        </w:tabs>
+        <w:ind w:left="3600" w:hanging="360"/>
+      </w:pPr>
+      <w:rPr>
+        <w:rFonts w:ascii="Wingdings" w:hAnsi="Wingdings" w:hint="default"/>
+        <w:sz w:val="20"/>
+      </w:rPr>
+    </w:lvl>
+    <w:lvl w:ilvl="5" w:tentative="1">
+      <w:start w:val="1"/>
+      <w:numFmt w:val="bullet"/>
+      <w:lvlText w:val=""/>
+      <w:lvlJc w:val="left"/>
+      <w:pPr>
+        <w:tabs>
+          <w:tab w:val="num" w:pos="4320"/>
+        </w:tabs>
+        <w:ind w:left="4320" w:hanging="360"/>
+      </w:pPr>
+      <w:rPr>
+        <w:rFonts w:ascii="Wingdings" w:hAnsi="Wingdings" w:hint="default"/>
+        <w:sz w:val="20"/>
+      </w:rPr>
+    </w:lvl>
+    <w:lvl w:ilvl="6" w:tentative="1">
+      <w:start w:val="1"/>
+      <w:numFmt w:val="bullet"/>
+      <w:lvlText w:val=""/>
+      <w:lvlJc w:val="left"/>
+      <w:pPr>
+        <w:tabs>
+          <w:tab w:val="num" w:pos="5040"/>
+        </w:tabs>
+        <w:ind w:left="5040" w:hanging="360"/>
+      </w:pPr>
+      <w:rPr>
+        <w:rFonts w:ascii="Wingdings" w:hAnsi="Wingdings" w:hint="default"/>
+        <w:sz w:val="20"/>
+      </w:rPr>
+    </w:lvl>
+    <w:lvl w:ilvl="7" w:tentative="1">
+      <w:start w:val="1"/>
+      <w:numFmt w:val="bullet"/>
+      <w:lvlText w:val=""/>
+      <w:lvlJc w:val="left"/>
+      <w:pPr>
+        <w:tabs>
+          <w:tab w:val="num" w:pos="5760"/>
+        </w:tabs>
+        <w:ind w:left="5760" w:hanging="360"/>
+      </w:pPr>
+      <w:rPr>
+        <w:rFonts w:ascii="Wingdings" w:hAnsi="Wingdings" w:hint="default"/>
+        <w:sz w:val="20"/>
+      </w:rPr>
+    </w:lvl>
+    <w:lvl w:ilvl="8" w:tentative="1">
+      <w:start w:val="1"/>
+      <w:numFmt w:val="bullet"/>
+      <w:lvlText w:val=""/>
+      <w:lvlJc w:val="left"/>
+      <w:pPr>
+        <w:tabs>
+          <w:tab w:val="num" w:pos="6480"/>
+        </w:tabs>
+        <w:ind w:left="6480" w:hanging="360"/>
+      </w:pPr>
+      <w:rPr>
+        <w:rFonts w:ascii="Wingdings" w:hAnsi="Wingdings" w:hint="default"/>
+        <w:sz w:val="20"/>
+      </w:rPr>
+    </w:lvl>
+  </w:abstractNum>
+  <w:abstractNum w:abstractNumId="17" w15:restartNumberingAfterBreak="0">
     <w:nsid w:val="73CB79A7"/>
     <w:multiLevelType w:val="multilevel"/>
     <w:tmpl w:val="E392EFEA"/>
@@ -8465,7 +10421,7 @@
       </w:rPr>
     </w:lvl>
   </w:abstractNum>
-  <w:abstractNum w:abstractNumId="17" w15:restartNumberingAfterBreak="0">
+  <w:abstractNum w:abstractNumId="18" w15:restartNumberingAfterBreak="0">
     <w:nsid w:val="74652A13"/>
     <w:multiLevelType w:val="multilevel"/>
     <w:tmpl w:val="E392EFEA"/>
@@ -8578,7 +10534,7 @@
       </w:rPr>
     </w:lvl>
   </w:abstractNum>
-  <w:abstractNum w:abstractNumId="18" w15:restartNumberingAfterBreak="0">
+  <w:abstractNum w:abstractNumId="19" w15:restartNumberingAfterBreak="0">
     <w:nsid w:val="766149BF"/>
     <w:multiLevelType w:val="multilevel"/>
     <w:tmpl w:val="C5C0F734"/>
@@ -8709,7 +10665,7 @@
       </w:rPr>
     </w:lvl>
   </w:abstractNum>
-  <w:abstractNum w:abstractNumId="19" w15:restartNumberingAfterBreak="0">
+  <w:abstractNum w:abstractNumId="20" w15:restartNumberingAfterBreak="0">
     <w:nsid w:val="7E0721E3"/>
     <w:multiLevelType w:val="multilevel"/>
     <w:tmpl w:val="E6CEEB90"/>
@@ -8851,7 +10807,7 @@
     <w:abstractNumId w:val="3"/>
   </w:num>
   <w:num w:numId="9" w16cid:durableId="1349524395">
-    <w:abstractNumId w:val="17"/>
+    <w:abstractNumId w:val="18"/>
   </w:num>
   <w:num w:numId="10" w16cid:durableId="383530508">
     <w:abstractNumId w:val="5"/>
@@ -8869,7 +10825,7 @@
     <w:abstractNumId w:val="0"/>
   </w:num>
   <w:num w:numId="15" w16cid:durableId="1599481484">
-    <w:abstractNumId w:val="16"/>
+    <w:abstractNumId w:val="17"/>
   </w:num>
   <w:num w:numId="16" w16cid:durableId="924535039">
     <w:abstractNumId w:val="12"/>
@@ -8878,13 +10834,16 @@
     <w:abstractNumId w:val="10"/>
   </w:num>
   <w:num w:numId="18" w16cid:durableId="388958320">
-    <w:abstractNumId w:val="18"/>
+    <w:abstractNumId w:val="19"/>
   </w:num>
   <w:num w:numId="19" w16cid:durableId="1976568576">
-    <w:abstractNumId w:val="19"/>
+    <w:abstractNumId w:val="20"/>
   </w:num>
   <w:num w:numId="20" w16cid:durableId="1310091115">
     <w:abstractNumId w:val="9"/>
+  </w:num>
+  <w:num w:numId="21" w16cid:durableId="1857846798">
+    <w:abstractNumId w:val="16"/>
   </w:num>
 </w:numbering>
 </file>
@@ -9937,6 +11896,48 @@
       <w:szCs w:val="20"/>
     </w:rPr>
   </w:style>
+  <w:style w:type="paragraph" w:styleId="af6">
+    <w:name w:val="Normal (Web)"/>
+    <w:basedOn w:val="a"/>
+    <w:uiPriority w:val="99"/>
+    <w:unhideWhenUsed/>
+    <w:rsid w:val="00000BEB"/>
+    <w:pPr>
+      <w:spacing w:before="100" w:beforeAutospacing="1" w:after="100" w:afterAutospacing="1" w:line="240" w:lineRule="auto"/>
+    </w:pPr>
+    <w:rPr>
+      <w:rFonts w:ascii="Times New Roman" w:eastAsia="Times New Roman" w:hAnsi="Times New Roman" w:cs="Times New Roman"/>
+      <w:kern w:val="0"/>
+      <w:sz w:val="24"/>
+      <w:szCs w:val="24"/>
+      <w:lang w:eastAsia="ru-RU"/>
+      <w14:ligatures w14:val="none"/>
+    </w:rPr>
+  </w:style>
+  <w:style w:type="character" w:styleId="HTML">
+    <w:name w:val="HTML Code"/>
+    <w:basedOn w:val="a0"/>
+    <w:uiPriority w:val="99"/>
+    <w:semiHidden/>
+    <w:unhideWhenUsed/>
+    <w:rsid w:val="00000BEB"/>
+    <w:rPr>
+      <w:rFonts w:ascii="Courier New" w:eastAsia="Times New Roman" w:hAnsi="Courier New" w:cs="Courier New"/>
+      <w:sz w:val="20"/>
+      <w:szCs w:val="20"/>
+    </w:rPr>
+  </w:style>
+  <w:style w:type="character" w:styleId="af7">
+    <w:name w:val="Emphasis"/>
+    <w:basedOn w:val="a0"/>
+    <w:uiPriority w:val="20"/>
+    <w:qFormat/>
+    <w:rsid w:val="00000BEB"/>
+    <w:rPr>
+      <w:i/>
+      <w:iCs/>
+    </w:rPr>
+  </w:style>
 </w:styles>
 </file>
 

--- a/Lab_01_demshin/Отчёт по лабораторной работе No1.docx
+++ b/Lab_01_demshin/Отчёт по лабораторной работе No1.docx
@@ -4,33 +4,49 @@
   <w:body>
     <w:p>
       <w:pPr>
+        <w:pBdr>
+          <w:top w:val="none" w:sz="4" w:space="0" w:color="000000"/>
+          <w:left w:val="none" w:sz="4" w:space="0" w:color="000000"/>
+          <w:bottom w:val="none" w:sz="4" w:space="0" w:color="000000"/>
+          <w:right w:val="none" w:sz="4" w:space="0" w:color="000000"/>
+          <w:between w:val="none" w:sz="4" w:space="0" w:color="000000"/>
+        </w:pBdr>
+        <w:spacing w:after="0" w:line="240" w:lineRule="auto"/>
+        <w:ind w:left="-284" w:right="-329"/>
         <w:jc w:val="center"/>
         <w:rPr>
-          <w:rFonts w:ascii="Times New Roman" w:hAnsi="Times New Roman" w:cs="Times New Roman"/>
+          <w:rFonts w:ascii="Times New Roman" w:eastAsia="Times New Roman" w:hAnsi="Times New Roman" w:cs="Times New Roman"/>
           <w:b/>
           <w:bCs/>
           <w:sz w:val="28"/>
           <w:szCs w:val="28"/>
         </w:rPr>
       </w:pPr>
-      <w:bookmarkStart w:id="0" w:name="_Hlk240312138"/>
-      <w:bookmarkEnd w:id="0"/>
-      <w:r>
-        <w:rPr>
-          <w:rFonts w:ascii="Times New Roman" w:hAnsi="Times New Roman" w:cs="Times New Roman"/>
+      <w:r>
+        <w:rPr>
+          <w:rFonts w:ascii="Times New Roman" w:eastAsia="Times New Roman" w:hAnsi="Times New Roman" w:cs="Times New Roman"/>
           <w:b/>
           <w:bCs/>
           <w:sz w:val="28"/>
           <w:szCs w:val="28"/>
         </w:rPr>
-        <w:t>МИНИСТЕРСТВО НАУКИ И ВЫСШЕГО ОБРАЗОВАНИЯ</w:t>
-      </w:r>
-    </w:p>
-    <w:p>
-      <w:pPr>
+        <w:t xml:space="preserve">МИНИСТЕРСТВО НАУКИ И ВЫСШЕГО ОБРАЗОВАНИЯ </w:t>
+      </w:r>
+    </w:p>
+    <w:p>
+      <w:pPr>
+        <w:pBdr>
+          <w:top w:val="none" w:sz="4" w:space="0" w:color="000000"/>
+          <w:left w:val="none" w:sz="4" w:space="0" w:color="000000"/>
+          <w:bottom w:val="none" w:sz="4" w:space="0" w:color="000000"/>
+          <w:right w:val="none" w:sz="4" w:space="0" w:color="000000"/>
+          <w:between w:val="none" w:sz="4" w:space="0" w:color="000000"/>
+        </w:pBdr>
+        <w:spacing w:after="0" w:line="240" w:lineRule="auto"/>
+        <w:ind w:left="-284" w:right="-329"/>
         <w:jc w:val="center"/>
         <w:rPr>
-          <w:rFonts w:ascii="Times New Roman" w:hAnsi="Times New Roman" w:cs="Times New Roman"/>
+          <w:rFonts w:ascii="Times New Roman" w:eastAsia="Times New Roman" w:hAnsi="Times New Roman" w:cs="Times New Roman"/>
           <w:b/>
           <w:bCs/>
           <w:sz w:val="28"/>
@@ -39,7 +55,7 @@
       </w:pPr>
       <w:r>
         <w:rPr>
-          <w:rFonts w:ascii="Times New Roman" w:hAnsi="Times New Roman" w:cs="Times New Roman"/>
+          <w:rFonts w:ascii="Times New Roman" w:eastAsia="Times New Roman" w:hAnsi="Times New Roman" w:cs="Times New Roman"/>
           <w:b/>
           <w:bCs/>
           <w:sz w:val="28"/>
@@ -50,9 +66,18 @@
     </w:p>
     <w:p>
       <w:pPr>
+        <w:pBdr>
+          <w:top w:val="none" w:sz="4" w:space="0" w:color="000000"/>
+          <w:left w:val="none" w:sz="4" w:space="0" w:color="000000"/>
+          <w:bottom w:val="none" w:sz="4" w:space="0" w:color="000000"/>
+          <w:right w:val="none" w:sz="4" w:space="0" w:color="000000"/>
+          <w:between w:val="none" w:sz="4" w:space="0" w:color="000000"/>
+        </w:pBdr>
+        <w:spacing w:after="0" w:line="240" w:lineRule="auto"/>
+        <w:ind w:left="-284" w:right="-329"/>
         <w:jc w:val="center"/>
         <w:rPr>
-          <w:rFonts w:ascii="Times New Roman" w:hAnsi="Times New Roman" w:cs="Times New Roman"/>
+          <w:rFonts w:ascii="Times New Roman" w:eastAsia="Times New Roman" w:hAnsi="Times New Roman" w:cs="Times New Roman"/>
           <w:bCs/>
           <w:sz w:val="28"/>
           <w:szCs w:val="28"/>
@@ -60,353 +85,322 @@
       </w:pPr>
       <w:r>
         <w:rPr>
-          <w:rFonts w:ascii="Times New Roman" w:hAnsi="Times New Roman" w:cs="Times New Roman"/>
+          <w:rFonts w:ascii="Times New Roman" w:eastAsia="Times New Roman" w:hAnsi="Times New Roman" w:cs="Times New Roman"/>
           <w:bCs/>
           <w:sz w:val="28"/>
           <w:szCs w:val="28"/>
         </w:rPr>
-        <w:t>Ф</w:t>
-      </w:r>
-      <w:r>
-        <w:rPr>
-          <w:rFonts w:ascii="Times New Roman" w:hAnsi="Times New Roman" w:cs="Times New Roman"/>
+        <w:t>федеральное государственное автономное образовательное учреждение высшего образования «Санкт-Петербургский политехнический университет Петра Великого»</w:t>
+      </w:r>
+    </w:p>
+    <w:p>
+      <w:pPr>
+        <w:pBdr>
+          <w:top w:val="none" w:sz="4" w:space="0" w:color="000000"/>
+          <w:left w:val="none" w:sz="4" w:space="0" w:color="000000"/>
+          <w:bottom w:val="none" w:sz="4" w:space="0" w:color="000000"/>
+          <w:right w:val="none" w:sz="4" w:space="0" w:color="000000"/>
+          <w:between w:val="none" w:sz="4" w:space="0" w:color="000000"/>
+        </w:pBdr>
+        <w:spacing w:after="0" w:line="240" w:lineRule="auto"/>
+        <w:ind w:left="-284" w:right="-329"/>
+        <w:jc w:val="center"/>
+        <w:rPr>
+          <w:rFonts w:ascii="Times New Roman" w:eastAsia="Times New Roman" w:hAnsi="Times New Roman" w:cs="Times New Roman"/>
           <w:bCs/>
           <w:sz w:val="28"/>
           <w:szCs w:val="28"/>
         </w:rPr>
-        <w:t>едеральное государственное автономное образовательное учреждение высшего образования «Санкт-Петербургский политехнический университет Петра Великого»</w:t>
-      </w:r>
-    </w:p>
-    <w:p>
-      <w:pPr>
+      </w:pPr>
+      <w:r>
+        <w:rPr>
+          <w:rFonts w:ascii="Times New Roman" w:eastAsia="Times New Roman" w:hAnsi="Times New Roman" w:cs="Times New Roman"/>
+          <w:bCs/>
+          <w:sz w:val="28"/>
+          <w:szCs w:val="28"/>
+        </w:rPr>
+        <w:t>(ФГАОУ ВО «СПбПУ»)</w:t>
+      </w:r>
+    </w:p>
+    <w:p>
+      <w:pPr>
+        <w:pBdr>
+          <w:top w:val="none" w:sz="4" w:space="0" w:color="000000"/>
+          <w:left w:val="none" w:sz="4" w:space="0" w:color="000000"/>
+          <w:bottom w:val="none" w:sz="4" w:space="0" w:color="000000"/>
+          <w:right w:val="none" w:sz="4" w:space="0" w:color="000000"/>
+          <w:between w:val="none" w:sz="4" w:space="0" w:color="000000"/>
+        </w:pBdr>
+        <w:spacing w:after="0" w:line="240" w:lineRule="auto"/>
+        <w:ind w:left="-284" w:right="-329"/>
         <w:jc w:val="center"/>
         <w:rPr>
-          <w:rFonts w:ascii="Times New Roman" w:hAnsi="Times New Roman" w:cs="Times New Roman"/>
+          <w:rFonts w:ascii="Times New Roman" w:eastAsia="Times New Roman" w:hAnsi="Times New Roman" w:cs="Times New Roman"/>
           <w:bCs/>
           <w:sz w:val="28"/>
           <w:szCs w:val="28"/>
         </w:rPr>
       </w:pPr>
-      <w:r>
-        <w:rPr>
-          <w:rFonts w:ascii="Times New Roman" w:hAnsi="Times New Roman" w:cs="Times New Roman"/>
-          <w:bCs/>
-          <w:sz w:val="28"/>
-          <w:szCs w:val="28"/>
-        </w:rPr>
-        <w:t>(ФГАОУ ВО «</w:t>
-      </w:r>
-      <w:proofErr w:type="spellStart"/>
-      <w:r>
-        <w:rPr>
-          <w:rFonts w:ascii="Times New Roman" w:hAnsi="Times New Roman" w:cs="Times New Roman"/>
-          <w:bCs/>
-          <w:sz w:val="28"/>
-          <w:szCs w:val="28"/>
-        </w:rPr>
-        <w:t>СПбПУ</w:t>
-      </w:r>
-      <w:proofErr w:type="spellEnd"/>
-      <w:r>
-        <w:rPr>
-          <w:rFonts w:ascii="Times New Roman" w:hAnsi="Times New Roman" w:cs="Times New Roman"/>
-          <w:bCs/>
-          <w:sz w:val="28"/>
-          <w:szCs w:val="28"/>
-        </w:rPr>
-        <w:t>»)</w:t>
-      </w:r>
-    </w:p>
-    <w:p>
-      <w:pPr>
+    </w:p>
+    <w:p>
+      <w:pPr>
+        <w:pBdr>
+          <w:top w:val="none" w:sz="4" w:space="0" w:color="000000"/>
+          <w:left w:val="none" w:sz="4" w:space="0" w:color="000000"/>
+          <w:bottom w:val="none" w:sz="4" w:space="0" w:color="000000"/>
+          <w:right w:val="none" w:sz="4" w:space="0" w:color="000000"/>
+          <w:between w:val="none" w:sz="4" w:space="0" w:color="000000"/>
+        </w:pBdr>
+        <w:spacing w:after="0" w:line="240" w:lineRule="auto"/>
+        <w:ind w:left="-284" w:right="-329"/>
         <w:jc w:val="center"/>
         <w:rPr>
-          <w:rFonts w:ascii="Times New Roman" w:hAnsi="Times New Roman" w:cs="Times New Roman"/>
-          <w:sz w:val="28"/>
-          <w:szCs w:val="28"/>
-        </w:rPr>
-      </w:pPr>
-      <w:r>
-        <w:rPr>
-          <w:rFonts w:ascii="Times New Roman" w:hAnsi="Times New Roman" w:cs="Times New Roman"/>
-          <w:sz w:val="28"/>
-          <w:szCs w:val="28"/>
-        </w:rPr>
-        <w:t>Институт среднего профессионального образования</w:t>
-      </w:r>
-    </w:p>
-    <w:p>
-      <w:pPr>
-        <w:rPr>
-          <w:rFonts w:ascii="Times New Roman" w:hAnsi="Times New Roman" w:cs="Times New Roman"/>
-          <w:u w:val="single"/>
-        </w:rPr>
-      </w:pPr>
-    </w:p>
-    <w:p>
-      <w:pPr>
-        <w:rPr>
-          <w:rFonts w:ascii="Times New Roman" w:hAnsi="Times New Roman" w:cs="Times New Roman"/>
-          <w:u w:val="single"/>
-        </w:rPr>
-      </w:pPr>
-    </w:p>
-    <w:p>
-      <w:pPr>
-        <w:rPr>
-          <w:rFonts w:ascii="Times New Roman" w:hAnsi="Times New Roman" w:cs="Times New Roman"/>
-          <w:u w:val="single"/>
-        </w:rPr>
-      </w:pPr>
-    </w:p>
-    <w:p>
-      <w:pPr>
-        <w:rPr>
-          <w:rFonts w:ascii="Times New Roman" w:hAnsi="Times New Roman" w:cs="Times New Roman"/>
-          <w:sz w:val="24"/>
-          <w:szCs w:val="24"/>
-          <w:u w:val="single"/>
-        </w:rPr>
-      </w:pPr>
-    </w:p>
-    <w:p>
-      <w:pPr>
-        <w:jc w:val="center"/>
-        <w:rPr>
-          <w:rFonts w:ascii="Times New Roman" w:hAnsi="Times New Roman" w:cs="Times New Roman"/>
-          <w:sz w:val="32"/>
-          <w:szCs w:val="32"/>
-        </w:rPr>
-      </w:pPr>
-      <w:r>
-        <w:rPr>
-          <w:rFonts w:ascii="Times New Roman" w:hAnsi="Times New Roman" w:cs="Times New Roman"/>
-          <w:sz w:val="32"/>
-          <w:szCs w:val="32"/>
-        </w:rPr>
-        <w:t xml:space="preserve">ОТЧЕТ ПО ЛАБОРАТОРНОЙ РАБОТЕ № </w:t>
-      </w:r>
-      <w:r>
-        <w:rPr>
-          <w:rFonts w:ascii="Times New Roman" w:hAnsi="Times New Roman" w:cs="Times New Roman"/>
-          <w:sz w:val="32"/>
-          <w:szCs w:val="32"/>
-        </w:rPr>
-        <w:t>1</w:t>
-      </w:r>
-    </w:p>
-    <w:p>
-      <w:pPr>
-        <w:jc w:val="center"/>
-        <w:rPr>
-          <w:rFonts w:ascii="Times New Roman" w:hAnsi="Times New Roman" w:cs="Times New Roman"/>
-          <w:sz w:val="28"/>
-          <w:szCs w:val="28"/>
-        </w:rPr>
-      </w:pPr>
-      <w:r>
-        <w:rPr>
-          <w:rFonts w:ascii="Times New Roman" w:hAnsi="Times New Roman" w:cs="Times New Roman"/>
-          <w:sz w:val="28"/>
-          <w:szCs w:val="28"/>
-        </w:rPr>
-        <w:t>П</w:t>
-      </w:r>
-      <w:r>
-        <w:rPr>
-          <w:rFonts w:ascii="Times New Roman" w:hAnsi="Times New Roman" w:cs="Times New Roman"/>
-          <w:sz w:val="28"/>
-          <w:szCs w:val="28"/>
-        </w:rPr>
-        <w:t>о дисциплине: «Основы алгоритмизации и программирования»</w:t>
-      </w:r>
-    </w:p>
-    <w:p>
-      <w:pPr>
-        <w:jc w:val="center"/>
-        <w:rPr>
-          <w:rFonts w:ascii="Times New Roman" w:hAnsi="Times New Roman" w:cs="Times New Roman"/>
-          <w:sz w:val="28"/>
-          <w:szCs w:val="28"/>
-        </w:rPr>
-      </w:pPr>
-    </w:p>
-    <w:p>
-      <w:pPr>
-        <w:jc w:val="center"/>
-        <w:rPr>
-          <w:rFonts w:ascii="Times New Roman" w:hAnsi="Times New Roman" w:cs="Times New Roman"/>
-          <w:sz w:val="28"/>
-          <w:szCs w:val="28"/>
-        </w:rPr>
-      </w:pPr>
-    </w:p>
-    <w:p>
-      <w:pPr>
-        <w:jc w:val="center"/>
-        <w:rPr>
-          <w:rFonts w:ascii="Times New Roman" w:hAnsi="Times New Roman" w:cs="Times New Roman"/>
-          <w:sz w:val="28"/>
-          <w:szCs w:val="28"/>
-        </w:rPr>
-      </w:pPr>
-    </w:p>
-    <w:tbl>
-      <w:tblPr>
-        <w:tblStyle w:val="af0"/>
-        <w:tblW w:w="0" w:type="auto"/>
-        <w:tblBorders>
-          <w:top w:val="none" w:sz="0" w:space="0" w:color="auto"/>
-          <w:left w:val="none" w:sz="0" w:space="0" w:color="auto"/>
-          <w:bottom w:val="none" w:sz="0" w:space="0" w:color="auto"/>
-          <w:right w:val="none" w:sz="0" w:space="0" w:color="auto"/>
-          <w:insideH w:val="none" w:sz="0" w:space="0" w:color="auto"/>
-          <w:insideV w:val="none" w:sz="0" w:space="0" w:color="auto"/>
-        </w:tblBorders>
-        <w:tblLook w:val="04A0" w:firstRow="1" w:lastRow="0" w:firstColumn="1" w:lastColumn="0" w:noHBand="0" w:noVBand="1"/>
-      </w:tblPr>
-      <w:tblGrid>
-        <w:gridCol w:w="5670"/>
-        <w:gridCol w:w="3675"/>
-      </w:tblGrid>
-      <w:tr>
-        <w:trPr>
-          <w:trHeight w:val="532"/>
-        </w:trPr>
-        <w:tc>
-          <w:tcPr>
-            <w:tcW w:w="5670" w:type="dxa"/>
-          </w:tcPr>
-          <w:p>
-            <w:pPr>
-              <w:rPr>
-                <w:rFonts w:ascii="Times New Roman" w:hAnsi="Times New Roman" w:cs="Times New Roman"/>
-                <w:b/>
-                <w:bCs/>
-                <w:sz w:val="28"/>
-                <w:szCs w:val="28"/>
-              </w:rPr>
-            </w:pPr>
-            <w:r>
-              <w:rPr>
-                <w:rFonts w:ascii="Times New Roman" w:hAnsi="Times New Roman" w:cs="Times New Roman"/>
-                <w:b/>
-                <w:bCs/>
-                <w:sz w:val="28"/>
-                <w:szCs w:val="28"/>
-              </w:rPr>
-              <w:t>Студент группы 26290911/3112</w:t>
-            </w:r>
-          </w:p>
-        </w:tc>
-        <w:tc>
-          <w:tcPr>
-            <w:tcW w:w="3675" w:type="dxa"/>
-          </w:tcPr>
-          <w:p>
-            <w:pPr>
-              <w:rPr>
-                <w:rFonts w:ascii="Times New Roman" w:hAnsi="Times New Roman" w:cs="Times New Roman"/>
-                <w:b/>
-                <w:bCs/>
-                <w:sz w:val="28"/>
-                <w:szCs w:val="28"/>
-              </w:rPr>
-            </w:pPr>
-            <w:r>
-              <w:rPr>
-                <w:rFonts w:ascii="Times New Roman" w:hAnsi="Times New Roman" w:cs="Times New Roman"/>
-                <w:b/>
-                <w:bCs/>
-                <w:sz w:val="28"/>
-                <w:szCs w:val="28"/>
-              </w:rPr>
-              <w:t>Демшин Роман Андреевич</w:t>
-            </w:r>
-          </w:p>
-        </w:tc>
-      </w:tr>
-    </w:tbl>
-    <w:p>
-      <w:pPr>
-        <w:rPr>
-          <w:rFonts w:ascii="Times New Roman" w:hAnsi="Times New Roman" w:cs="Times New Roman"/>
-          <w:sz w:val="28"/>
-          <w:szCs w:val="28"/>
-          <w:u w:val="single"/>
-        </w:rPr>
-      </w:pPr>
-    </w:p>
-    <w:p>
-      <w:pPr>
-        <w:rPr>
-          <w:rFonts w:ascii="Times New Roman" w:hAnsi="Times New Roman" w:cs="Times New Roman"/>
-          <w:sz w:val="28"/>
-          <w:szCs w:val="28"/>
-        </w:rPr>
-      </w:pPr>
-    </w:p>
-    <w:p>
-      <w:pPr>
-        <w:rPr>
-          <w:rFonts w:ascii="Times New Roman" w:hAnsi="Times New Roman" w:cs="Times New Roman"/>
-          <w:sz w:val="28"/>
-          <w:szCs w:val="28"/>
-          <w:u w:val="single"/>
-          <w:lang w:val="en-US"/>
-        </w:rPr>
-      </w:pPr>
-    </w:p>
-    <w:p>
-      <w:pPr>
-        <w:rPr>
-          <w:rFonts w:ascii="Times New Roman" w:hAnsi="Times New Roman" w:cs="Times New Roman"/>
+          <w:rFonts w:ascii="Times New Roman" w:eastAsia="Times New Roman" w:hAnsi="Times New Roman" w:cs="Times New Roman"/>
           <w:b/>
           <w:bCs/>
           <w:sz w:val="28"/>
           <w:szCs w:val="28"/>
-          <w:u w:val="single"/>
-        </w:rPr>
-      </w:pPr>
-      <w:r>
-        <w:rPr>
-          <w:rFonts w:ascii="Times New Roman" w:hAnsi="Times New Roman" w:cs="Times New Roman"/>
+        </w:rPr>
+      </w:pPr>
+      <w:r>
+        <w:rPr>
+          <w:rFonts w:ascii="Times New Roman" w:eastAsia="Times New Roman" w:hAnsi="Times New Roman" w:cs="Times New Roman"/>
           <w:b/>
           <w:bCs/>
           <w:sz w:val="28"/>
           <w:szCs w:val="28"/>
+        </w:rPr>
+        <w:t>Институт среднего профессионального образования</w:t>
+      </w:r>
+    </w:p>
+    <w:p>
+      <w:pPr>
+        <w:jc w:val="right"/>
+        <w:rPr>
+          <w:rFonts w:ascii="Times New Roman" w:eastAsia="Arial" w:hAnsi="Times New Roman" w:cs="Times New Roman"/>
+          <w:sz w:val="28"/>
+          <w:szCs w:val="28"/>
           <w:u w:val="single"/>
         </w:rPr>
-        <w:t xml:space="preserve">Преподаватель: </w:t>
-      </w:r>
-    </w:p>
-    <w:p>
-      <w:pPr>
-        <w:rPr>
-          <w:rFonts w:ascii="Times New Roman" w:hAnsi="Times New Roman" w:cs="Times New Roman"/>
+      </w:pPr>
+    </w:p>
+    <w:p>
+      <w:pPr>
+        <w:jc w:val="right"/>
+        <w:rPr>
+          <w:rFonts w:ascii="Times New Roman" w:eastAsia="Arial" w:hAnsi="Times New Roman" w:cs="Times New Roman"/>
+          <w:sz w:val="28"/>
+          <w:szCs w:val="28"/>
+          <w:u w:val="single"/>
+        </w:rPr>
+      </w:pPr>
+    </w:p>
+    <w:p>
+      <w:pPr>
+        <w:jc w:val="right"/>
+        <w:rPr>
+          <w:rFonts w:ascii="Times New Roman" w:eastAsia="Arial" w:hAnsi="Times New Roman" w:cs="Times New Roman"/>
+          <w:sz w:val="28"/>
+          <w:szCs w:val="28"/>
+          <w:u w:val="single"/>
+        </w:rPr>
+      </w:pPr>
+    </w:p>
+    <w:p>
+      <w:pPr>
+        <w:jc w:val="right"/>
+        <w:rPr>
+          <w:rFonts w:ascii="Times New Roman" w:eastAsia="Arial" w:hAnsi="Times New Roman" w:cs="Times New Roman"/>
+          <w:sz w:val="28"/>
+          <w:szCs w:val="28"/>
+          <w:u w:val="single"/>
+        </w:rPr>
+      </w:pPr>
+    </w:p>
+    <w:p>
+      <w:pPr>
+        <w:rPr>
+          <w:rFonts w:ascii="Times New Roman" w:eastAsia="Arial" w:hAnsi="Times New Roman" w:cs="Times New Roman"/>
+          <w:sz w:val="28"/>
+          <w:szCs w:val="28"/>
+          <w:u w:val="single"/>
+        </w:rPr>
+      </w:pPr>
+    </w:p>
+    <w:p>
+      <w:pPr>
+        <w:jc w:val="center"/>
+        <w:rPr>
+          <w:rFonts w:ascii="Times New Roman" w:eastAsia="Times New Roman" w:hAnsi="Times New Roman" w:cs="Times New Roman"/>
+          <w:sz w:val="28"/>
+          <w:szCs w:val="28"/>
+        </w:rPr>
+      </w:pPr>
+      <w:r>
+        <w:rPr>
+          <w:rFonts w:ascii="Times New Roman" w:eastAsia="Times New Roman" w:hAnsi="Times New Roman" w:cs="Times New Roman"/>
+          <w:sz w:val="28"/>
+          <w:szCs w:val="28"/>
+        </w:rPr>
+        <w:t xml:space="preserve">ОТЧЕТ ПО ЛАБОРАТОРНОЙ РАБОТЕ 1 </w:t>
+      </w:r>
+    </w:p>
+    <w:p>
+      <w:pPr>
+        <w:jc w:val="center"/>
+        <w:rPr>
+          <w:rFonts w:ascii="Times New Roman" w:eastAsia="Arial" w:hAnsi="Times New Roman" w:cs="Times New Roman"/>
+          <w:sz w:val="28"/>
+          <w:szCs w:val="28"/>
+          <w:u w:val="single"/>
+        </w:rPr>
+      </w:pPr>
+    </w:p>
+    <w:p>
+      <w:pPr>
+        <w:tabs>
+          <w:tab w:val="left" w:pos="6825"/>
+        </w:tabs>
+        <w:ind w:left="710"/>
+        <w:rPr>
+          <w:rFonts w:ascii="Times New Roman" w:eastAsia="Arial" w:hAnsi="Times New Roman" w:cs="Times New Roman"/>
+          <w:sz w:val="28"/>
+          <w:szCs w:val="28"/>
+        </w:rPr>
+      </w:pPr>
+      <w:r>
+        <w:rPr>
+          <w:rFonts w:ascii="Times New Roman" w:eastAsia="Times New Roman" w:hAnsi="Times New Roman" w:cs="Times New Roman"/>
+          <w:sz w:val="28"/>
+          <w:szCs w:val="28"/>
+        </w:rPr>
+        <w:t>по дисциплине: «информационные технологии в профессиональной деятельности»</w:t>
+      </w:r>
+    </w:p>
+    <w:p>
+      <w:pPr>
+        <w:tabs>
+          <w:tab w:val="left" w:pos="6825"/>
+        </w:tabs>
+        <w:rPr>
+          <w:rFonts w:ascii="Times New Roman" w:eastAsia="Arial" w:hAnsi="Times New Roman" w:cs="Times New Roman"/>
+          <w:sz w:val="28"/>
+          <w:szCs w:val="28"/>
+          <w:u w:val="single"/>
+        </w:rPr>
+      </w:pPr>
+    </w:p>
+    <w:p>
+      <w:pPr>
+        <w:tabs>
+          <w:tab w:val="left" w:pos="6825"/>
+        </w:tabs>
+        <w:rPr>
+          <w:rFonts w:ascii="Times New Roman" w:eastAsia="Arial" w:hAnsi="Times New Roman" w:cs="Times New Roman"/>
+          <w:sz w:val="28"/>
+          <w:szCs w:val="28"/>
+          <w:u w:val="single"/>
+        </w:rPr>
+      </w:pPr>
+    </w:p>
+    <w:p>
+      <w:pPr>
+        <w:tabs>
+          <w:tab w:val="left" w:pos="5103"/>
+        </w:tabs>
+        <w:spacing w:after="0"/>
+        <w:ind w:left="4956"/>
+        <w:rPr>
+          <w:rFonts w:ascii="Times New Roman" w:eastAsia="Times New Roman" w:hAnsi="Times New Roman" w:cs="Times New Roman"/>
           <w:b/>
           <w:bCs/>
           <w:sz w:val="28"/>
           <w:szCs w:val="28"/>
-          <w:u w:val="single"/>
-        </w:rPr>
-      </w:pPr>
-      <w:r>
-        <w:rPr>
-          <w:rFonts w:ascii="Times New Roman" w:hAnsi="Times New Roman" w:cs="Times New Roman"/>
+        </w:rPr>
+      </w:pPr>
+      <w:r>
+        <w:rPr>
+          <w:rFonts w:ascii="Times New Roman" w:eastAsia="Times New Roman" w:hAnsi="Times New Roman" w:cs="Times New Roman"/>
           <w:b/>
           <w:bCs/>
           <w:sz w:val="28"/>
           <w:szCs w:val="28"/>
+        </w:rPr>
+        <w:t>Студент группы 26290911/311</w:t>
+      </w:r>
+      <w:r>
+        <w:rPr>
+          <w:rFonts w:ascii="Times New Roman" w:eastAsia="Times New Roman" w:hAnsi="Times New Roman" w:cs="Times New Roman"/>
+          <w:b/>
+          <w:bCs/>
+          <w:sz w:val="28"/>
+          <w:szCs w:val="28"/>
+        </w:rPr>
+        <w:t>2</w:t>
+      </w:r>
+    </w:p>
+    <w:p>
+      <w:pPr>
+        <w:spacing w:after="0" w:line="240" w:lineRule="auto"/>
+        <w:rPr>
+          <w:rFonts w:ascii="Times New Roman" w:eastAsia="Arial" w:hAnsi="Times New Roman" w:cs="Times New Roman"/>
+          <w:sz w:val="28"/>
+          <w:szCs w:val="28"/>
+        </w:rPr>
+      </w:pPr>
+    </w:p>
+    <w:p>
+      <w:pPr>
+        <w:spacing w:after="0" w:line="240" w:lineRule="auto"/>
+        <w:ind w:left="4956"/>
+        <w:rPr>
+          <w:rFonts w:ascii="Times New Roman" w:eastAsia="Times New Roman" w:hAnsi="Times New Roman" w:cs="Times New Roman"/>
+          <w:b/>
+          <w:bCs/>
+          <w:sz w:val="28"/>
+          <w:szCs w:val="28"/>
+        </w:rPr>
+      </w:pPr>
+      <w:r>
+        <w:rPr>
+          <w:rFonts w:ascii="Times New Roman" w:eastAsia="Times New Roman" w:hAnsi="Times New Roman" w:cs="Times New Roman"/>
+          <w:b/>
+          <w:bCs/>
+          <w:sz w:val="28"/>
+          <w:szCs w:val="28"/>
+        </w:rPr>
+        <w:t>Демшин Роман Андреевич</w:t>
+      </w:r>
+    </w:p>
+    <w:p>
+      <w:pPr>
+        <w:spacing w:after="0" w:line="240" w:lineRule="auto"/>
+        <w:ind w:left="4956"/>
+        <w:rPr>
+          <w:rFonts w:ascii="Times New Roman" w:eastAsia="Times New Roman" w:hAnsi="Times New Roman" w:cs="Times New Roman"/>
+          <w:b/>
+          <w:bCs/>
+          <w:sz w:val="28"/>
+          <w:szCs w:val="28"/>
+        </w:rPr>
+      </w:pPr>
+    </w:p>
+    <w:p>
+      <w:pPr>
+        <w:rPr>
+          <w:rFonts w:ascii="Times New Roman" w:eastAsia="Arial" w:hAnsi="Times New Roman" w:cs="Times New Roman"/>
+          <w:sz w:val="28"/>
+          <w:szCs w:val="28"/>
           <w:u w:val="single"/>
         </w:rPr>
-        <w:t>Данилова О.С.</w:t>
-      </w:r>
-    </w:p>
-    <w:p>
-      <w:pPr>
-        <w:rPr>
-          <w:rFonts w:ascii="Times New Roman" w:hAnsi="Times New Roman" w:cs="Times New Roman"/>
+      </w:pPr>
+    </w:p>
+    <w:p>
+      <w:pPr>
+        <w:rPr>
+          <w:rFonts w:ascii="Times New Roman" w:eastAsia="Arial" w:hAnsi="Times New Roman" w:cs="Times New Roman"/>
+          <w:sz w:val="28"/>
+          <w:szCs w:val="28"/>
           <w:u w:val="single"/>
         </w:rPr>
       </w:pPr>
@@ -414,31 +408,42 @@
     <w:p>
       <w:pPr>
         <w:rPr>
-          <w:rFonts w:ascii="Times New Roman" w:hAnsi="Times New Roman" w:cs="Times New Roman"/>
+          <w:rFonts w:ascii="Times New Roman" w:eastAsia="Arial" w:hAnsi="Times New Roman" w:cs="Times New Roman"/>
+          <w:sz w:val="28"/>
+          <w:szCs w:val="28"/>
           <w:u w:val="single"/>
         </w:rPr>
       </w:pPr>
     </w:p>
     <w:p>
       <w:pPr>
-        <w:rPr>
-          <w:rFonts w:ascii="Times New Roman" w:hAnsi="Times New Roman" w:cs="Times New Roman"/>
+        <w:ind w:left="4956"/>
+        <w:rPr>
+          <w:rFonts w:ascii="Times New Roman" w:eastAsia="Arial" w:hAnsi="Times New Roman" w:cs="Times New Roman"/>
+          <w:sz w:val="28"/>
+          <w:szCs w:val="28"/>
           <w:u w:val="single"/>
         </w:rPr>
       </w:pPr>
-    </w:p>
-    <w:p>
-      <w:pPr>
-        <w:rPr>
-          <w:rFonts w:ascii="Times New Roman" w:hAnsi="Times New Roman" w:cs="Times New Roman"/>
+      <w:r>
+        <w:rPr>
+          <w:rFonts w:ascii="Times New Roman" w:eastAsia="Times New Roman" w:hAnsi="Times New Roman" w:cs="Times New Roman"/>
+          <w:b/>
+          <w:bCs/>
+          <w:sz w:val="28"/>
+          <w:szCs w:val="28"/>
           <w:u w:val="single"/>
         </w:rPr>
-      </w:pPr>
-    </w:p>
-    <w:p>
-      <w:pPr>
-        <w:rPr>
-          <w:rFonts w:ascii="Times New Roman" w:hAnsi="Times New Roman" w:cs="Times New Roman"/>
+        <w:t>Преподаватель: Данилова О.С.</w:t>
+      </w:r>
+    </w:p>
+    <w:p>
+      <w:pPr>
+        <w:jc w:val="both"/>
+        <w:rPr>
+          <w:rFonts w:ascii="Times New Roman" w:eastAsia="Arial" w:hAnsi="Times New Roman" w:cs="Times New Roman"/>
+          <w:sz w:val="28"/>
+          <w:szCs w:val="28"/>
           <w:u w:val="single"/>
         </w:rPr>
       </w:pPr>
@@ -543,16 +548,7 @@
           <w:sz w:val="28"/>
           <w:szCs w:val="28"/>
         </w:rPr>
-        <w:t>Условие</w:t>
-      </w:r>
-      <w:r>
-        <w:rPr>
-          <w:b/>
-          <w:color w:val="000000" w:themeColor="text1"/>
-          <w:sz w:val="28"/>
-          <w:szCs w:val="28"/>
-        </w:rPr>
-        <w:t xml:space="preserve">. </w:t>
+        <w:t xml:space="preserve">Условие. </w:t>
       </w:r>
       <w:r>
         <w:rPr>
@@ -561,7 +557,6 @@
         </w:rPr>
         <w:t xml:space="preserve">Робот Байт и котёнок Пиксель решили приготовить ягодный морс. По рецепту ягоды, сахар и вода берутся в соотношении </w:t>
       </w:r>
-      <w:proofErr w:type="gramStart"/>
       <w:r>
         <w:rPr>
           <w:b/>
@@ -569,17 +564,7 @@
           <w:sz w:val="28"/>
           <w:szCs w:val="28"/>
         </w:rPr>
-        <w:t>3 :</w:t>
-      </w:r>
-      <w:proofErr w:type="gramEnd"/>
-      <w:r>
-        <w:rPr>
-          <w:b/>
-          <w:bCs/>
-          <w:sz w:val="28"/>
-          <w:szCs w:val="28"/>
-        </w:rPr>
-        <w:t xml:space="preserve"> 2 : 1</w:t>
+        <w:t>3 : 2 : 1</w:t>
       </w:r>
       <w:r>
         <w:rPr>
@@ -812,7 +797,7 @@
                   <v:imagedata r:id="rId7" o:title=""/>
                   <w10:wrap type="square" side="right"/>
                 </v:shape>
-                <o:OLEObject Type="Embed" ProgID="Visio.Drawing.15" ShapeID="_x0000_s2053" DrawAspect="Content" ObjectID="_1850976468" r:id="rId8"/>
+                <o:OLEObject Type="Embed" ProgID="Visio.Drawing.15" ShapeID="_x0000_s2053" DrawAspect="Content" ObjectID="_1850978519" r:id="rId8"/>
               </w:object>
             </w:r>
           </w:p>
@@ -841,25 +826,7 @@
                 <w:sz w:val="28"/>
                 <w:szCs w:val="28"/>
               </w:rPr>
-              <w:t xml:space="preserve">Объявление основной функции </w:t>
-            </w:r>
-            <w:proofErr w:type="spellStart"/>
-            <w:r>
-              <w:rPr>
-                <w:rFonts w:ascii="Times New Roman" w:hAnsi="Times New Roman" w:cs="Times New Roman"/>
-                <w:sz w:val="28"/>
-                <w:szCs w:val="28"/>
-              </w:rPr>
-              <w:t>Main</w:t>
-            </w:r>
-            <w:proofErr w:type="spellEnd"/>
-            <w:r>
-              <w:rPr>
-                <w:rFonts w:ascii="Times New Roman" w:hAnsi="Times New Roman" w:cs="Times New Roman"/>
-                <w:sz w:val="28"/>
-                <w:szCs w:val="28"/>
-              </w:rPr>
-              <w:t xml:space="preserve"> ()</w:t>
+              <w:t>Объявление основной функции Main ()</w:t>
             </w:r>
             <w:r>
               <w:rPr>
@@ -985,43 +952,7 @@
                 <w:sz w:val="28"/>
                 <w:szCs w:val="28"/>
               </w:rPr>
-              <w:t xml:space="preserve">Расчёт кол-ва сахара и ягод. Переменные </w:t>
-            </w:r>
-            <w:proofErr w:type="spellStart"/>
-            <w:r>
-              <w:rPr>
-                <w:rFonts w:ascii="Times New Roman" w:hAnsi="Times New Roman" w:cs="Times New Roman"/>
-                <w:sz w:val="28"/>
-                <w:szCs w:val="28"/>
-              </w:rPr>
-              <w:t>Sugar</w:t>
-            </w:r>
-            <w:proofErr w:type="spellEnd"/>
-            <w:r>
-              <w:rPr>
-                <w:rFonts w:ascii="Times New Roman" w:hAnsi="Times New Roman" w:cs="Times New Roman"/>
-                <w:sz w:val="28"/>
-                <w:szCs w:val="28"/>
-              </w:rPr>
-              <w:t xml:space="preserve"> и </w:t>
-            </w:r>
-            <w:proofErr w:type="spellStart"/>
-            <w:r>
-              <w:rPr>
-                <w:rFonts w:ascii="Times New Roman" w:hAnsi="Times New Roman" w:cs="Times New Roman"/>
-                <w:sz w:val="28"/>
-                <w:szCs w:val="28"/>
-              </w:rPr>
-              <w:t>Berry</w:t>
-            </w:r>
-            <w:proofErr w:type="spellEnd"/>
-            <w:r>
-              <w:rPr>
-                <w:rFonts w:ascii="Times New Roman" w:hAnsi="Times New Roman" w:cs="Times New Roman"/>
-                <w:sz w:val="28"/>
-                <w:szCs w:val="28"/>
-              </w:rPr>
-              <w:t xml:space="preserve"> соответственно.</w:t>
+              <w:t>Расчёт кол-ва сахара и ягод. Переменные Sugar и Berry соответственно.</w:t>
             </w:r>
           </w:p>
         </w:tc>
@@ -1120,7 +1051,6 @@
               </w:rPr>
               <w:t>Команда возврата значения функции (</w:t>
             </w:r>
-            <w:proofErr w:type="gramStart"/>
             <w:r>
               <w:rPr>
                 <w:rFonts w:ascii="Times New Roman" w:hAnsi="Times New Roman" w:cs="Times New Roman"/>
@@ -1136,16 +1066,7 @@
                 <w:sz w:val="28"/>
                 <w:szCs w:val="28"/>
               </w:rPr>
-              <w:t>(</w:t>
-            </w:r>
-            <w:proofErr w:type="gramEnd"/>
-            <w:r>
-              <w:rPr>
-                <w:rFonts w:ascii="Times New Roman" w:hAnsi="Times New Roman" w:cs="Times New Roman"/>
-                <w:sz w:val="28"/>
-                <w:szCs w:val="28"/>
-              </w:rPr>
-              <w:t xml:space="preserve">)=0). </w:t>
+              <w:t xml:space="preserve">()=0). </w:t>
             </w:r>
           </w:p>
         </w:tc>
@@ -1173,7 +1094,7 @@
           <w:szCs w:val="28"/>
         </w:rPr>
       </w:pPr>
-      <w:bookmarkStart w:id="1" w:name="_Hlk240312005"/>
+      <w:bookmarkStart w:id="0" w:name="_Hlk240312005"/>
       <w:r>
         <w:rPr>
           <w:rFonts w:ascii="Times New Roman" w:hAnsi="Times New Roman" w:cs="Times New Roman"/>
@@ -1185,7 +1106,7 @@
         <w:t>Листинг программы реализации задания №1</w:t>
       </w:r>
     </w:p>
-    <w:bookmarkEnd w:id="1"/>
+    <w:bookmarkEnd w:id="0"/>
     <w:p>
       <w:pPr>
         <w:rPr>
@@ -1273,27 +1194,7 @@
           <w:szCs w:val="24"/>
           <w:lang w:val="en-US"/>
         </w:rPr>
-        <w:t xml:space="preserve">int </w:t>
-      </w:r>
-      <w:proofErr w:type="gramStart"/>
-      <w:r>
-        <w:rPr>
-          <w:rFonts w:ascii="Consolas" w:hAnsi="Consolas" w:cs="Times New Roman"/>
-          <w:sz w:val="24"/>
-          <w:szCs w:val="24"/>
-          <w:lang w:val="en-US"/>
-        </w:rPr>
-        <w:t>main(</w:t>
-      </w:r>
-      <w:proofErr w:type="gramEnd"/>
-      <w:r>
-        <w:rPr>
-          <w:rFonts w:ascii="Consolas" w:hAnsi="Consolas" w:cs="Times New Roman"/>
-          <w:sz w:val="24"/>
-          <w:szCs w:val="24"/>
-          <w:lang w:val="en-US"/>
-        </w:rPr>
-        <w:t>) {</w:t>
+        <w:t>int main() {</w:t>
       </w:r>
     </w:p>
     <w:p>
@@ -1323,36 +1224,14 @@
         </w:rPr>
         <w:tab/>
       </w:r>
-      <w:proofErr w:type="spellStart"/>
-      <w:proofErr w:type="gramStart"/>
-      <w:r>
-        <w:rPr>
-          <w:rFonts w:ascii="Consolas" w:hAnsi="Consolas" w:cs="Times New Roman"/>
-          <w:sz w:val="24"/>
-          <w:szCs w:val="24"/>
-          <w:lang w:val="en-US"/>
-        </w:rPr>
-        <w:t>setlocale</w:t>
-      </w:r>
-      <w:proofErr w:type="spellEnd"/>
-      <w:r>
-        <w:rPr>
-          <w:rFonts w:ascii="Consolas" w:hAnsi="Consolas" w:cs="Times New Roman"/>
-          <w:sz w:val="24"/>
-          <w:szCs w:val="24"/>
-          <w:lang w:val="en-US"/>
-        </w:rPr>
-        <w:t>(</w:t>
-      </w:r>
-      <w:proofErr w:type="gramEnd"/>
-      <w:r>
-        <w:rPr>
-          <w:rFonts w:ascii="Consolas" w:hAnsi="Consolas" w:cs="Times New Roman"/>
-          <w:sz w:val="24"/>
-          <w:szCs w:val="24"/>
-          <w:lang w:val="en-US"/>
-        </w:rPr>
-        <w:t>LC_ALL, "Russian");  </w:t>
+      <w:r>
+        <w:rPr>
+          <w:rFonts w:ascii="Consolas" w:hAnsi="Consolas" w:cs="Times New Roman"/>
+          <w:sz w:val="24"/>
+          <w:szCs w:val="24"/>
+          <w:lang w:val="en-US"/>
+        </w:rPr>
+        <w:t>setlocale(LC_ALL, "Russian");  </w:t>
       </w:r>
       <w:r>
         <w:rPr>
@@ -1466,87 +1345,13 @@
           <w:szCs w:val="24"/>
         </w:rPr>
       </w:pPr>
-      <w:proofErr w:type="spellStart"/>
-      <w:r>
-        <w:rPr>
-          <w:rFonts w:ascii="Consolas" w:hAnsi="Consolas" w:cs="Times New Roman"/>
-          <w:sz w:val="24"/>
-          <w:szCs w:val="24"/>
-        </w:rPr>
-        <w:t>double</w:t>
-      </w:r>
-      <w:proofErr w:type="spellEnd"/>
-      <w:r>
-        <w:rPr>
-          <w:rFonts w:ascii="Consolas" w:hAnsi="Consolas" w:cs="Times New Roman"/>
-          <w:sz w:val="24"/>
-          <w:szCs w:val="24"/>
-        </w:rPr>
-        <w:t xml:space="preserve"> </w:t>
-      </w:r>
-      <w:proofErr w:type="spellStart"/>
-      <w:r>
-        <w:rPr>
-          <w:rFonts w:ascii="Consolas" w:hAnsi="Consolas" w:cs="Times New Roman"/>
-          <w:sz w:val="24"/>
-          <w:szCs w:val="24"/>
-        </w:rPr>
-        <w:t>berry</w:t>
-      </w:r>
-      <w:proofErr w:type="spellEnd"/>
-      <w:r>
-        <w:rPr>
-          <w:rFonts w:ascii="Consolas" w:hAnsi="Consolas" w:cs="Times New Roman"/>
-          <w:sz w:val="24"/>
-          <w:szCs w:val="24"/>
-        </w:rPr>
-        <w:t xml:space="preserve">, </w:t>
-      </w:r>
-      <w:proofErr w:type="spellStart"/>
-      <w:r>
-        <w:rPr>
-          <w:rFonts w:ascii="Consolas" w:hAnsi="Consolas" w:cs="Times New Roman"/>
-          <w:sz w:val="24"/>
-          <w:szCs w:val="24"/>
-        </w:rPr>
-        <w:t>sugar</w:t>
-      </w:r>
-      <w:proofErr w:type="spellEnd"/>
-      <w:r>
-        <w:rPr>
-          <w:rFonts w:ascii="Consolas" w:hAnsi="Consolas" w:cs="Times New Roman"/>
-          <w:sz w:val="24"/>
-          <w:szCs w:val="24"/>
-        </w:rPr>
-        <w:t xml:space="preserve">, </w:t>
-      </w:r>
-      <w:proofErr w:type="spellStart"/>
-      <w:proofErr w:type="gramStart"/>
-      <w:r>
-        <w:rPr>
-          <w:rFonts w:ascii="Consolas" w:hAnsi="Consolas" w:cs="Times New Roman"/>
-          <w:sz w:val="24"/>
-          <w:szCs w:val="24"/>
-        </w:rPr>
-        <w:t>water</w:t>
-      </w:r>
-      <w:proofErr w:type="spellEnd"/>
-      <w:r>
-        <w:rPr>
-          <w:rFonts w:ascii="Consolas" w:hAnsi="Consolas" w:cs="Times New Roman"/>
-          <w:sz w:val="24"/>
-          <w:szCs w:val="24"/>
-        </w:rPr>
-        <w:t xml:space="preserve">;   </w:t>
-      </w:r>
-      <w:proofErr w:type="gramEnd"/>
-      <w:r>
-        <w:rPr>
-          <w:rFonts w:ascii="Consolas" w:hAnsi="Consolas" w:cs="Times New Roman"/>
-          <w:sz w:val="24"/>
-          <w:szCs w:val="24"/>
-        </w:rPr>
-        <w:t xml:space="preserve">      </w:t>
+      <w:r>
+        <w:rPr>
+          <w:rFonts w:ascii="Consolas" w:hAnsi="Consolas" w:cs="Times New Roman"/>
+          <w:sz w:val="24"/>
+          <w:szCs w:val="24"/>
+        </w:rPr>
+        <w:t xml:space="preserve">double berry, sugar, water;         </w:t>
       </w:r>
       <w:r>
         <w:rPr>
@@ -1574,41 +1379,13 @@
           <w:szCs w:val="24"/>
         </w:rPr>
       </w:pPr>
-      <w:proofErr w:type="spellStart"/>
-      <w:r>
-        <w:rPr>
-          <w:rFonts w:ascii="Consolas" w:hAnsi="Consolas" w:cs="Times New Roman"/>
-          <w:sz w:val="24"/>
-          <w:szCs w:val="24"/>
-        </w:rPr>
-        <w:t>cout</w:t>
-      </w:r>
-      <w:proofErr w:type="spellEnd"/>
-      <w:r>
-        <w:rPr>
-          <w:rFonts w:ascii="Consolas" w:hAnsi="Consolas" w:cs="Times New Roman"/>
-          <w:sz w:val="24"/>
-          <w:szCs w:val="24"/>
-        </w:rPr>
-        <w:t xml:space="preserve"> </w:t>
-      </w:r>
-      <w:proofErr w:type="gramStart"/>
-      <w:r>
-        <w:rPr>
-          <w:rFonts w:ascii="Consolas" w:hAnsi="Consolas" w:cs="Times New Roman"/>
-          <w:sz w:val="24"/>
-          <w:szCs w:val="24"/>
-        </w:rPr>
-        <w:t>&lt;&lt; "</w:t>
-      </w:r>
-      <w:proofErr w:type="gramEnd"/>
-      <w:r>
-        <w:rPr>
-          <w:rFonts w:ascii="Consolas" w:hAnsi="Consolas" w:cs="Times New Roman"/>
-          <w:sz w:val="24"/>
-          <w:szCs w:val="24"/>
-        </w:rPr>
-        <w:t xml:space="preserve">Количество литров" &lt;&lt; "-"; </w:t>
+      <w:r>
+        <w:rPr>
+          <w:rFonts w:ascii="Consolas" w:hAnsi="Consolas" w:cs="Times New Roman"/>
+          <w:sz w:val="24"/>
+          <w:szCs w:val="24"/>
+        </w:rPr>
+        <w:t xml:space="preserve">cout &lt;&lt; "Количество литров" &lt;&lt; "-"; </w:t>
       </w:r>
       <w:r>
         <w:rPr>
@@ -1636,8 +1413,6 @@
           <w:szCs w:val="24"/>
         </w:rPr>
       </w:pPr>
-      <w:proofErr w:type="spellStart"/>
-      <w:proofErr w:type="gramStart"/>
       <w:r>
         <w:rPr>
           <w:rFonts w:ascii="Consolas" w:hAnsi="Consolas" w:cs="Times New Roman"/>
@@ -1645,43 +1420,7 @@
           <w:szCs w:val="24"/>
         </w:rPr>
         <w:lastRenderedPageBreak/>
-        <w:t>cin</w:t>
-      </w:r>
-      <w:proofErr w:type="spellEnd"/>
-      <w:r>
-        <w:rPr>
-          <w:rFonts w:ascii="Consolas" w:hAnsi="Consolas" w:cs="Times New Roman"/>
-          <w:sz w:val="24"/>
-          <w:szCs w:val="24"/>
-        </w:rPr>
-        <w:t xml:space="preserve"> &gt;</w:t>
-      </w:r>
-      <w:proofErr w:type="gramEnd"/>
-      <w:r>
-        <w:rPr>
-          <w:rFonts w:ascii="Consolas" w:hAnsi="Consolas" w:cs="Times New Roman"/>
-          <w:sz w:val="24"/>
-          <w:szCs w:val="24"/>
-        </w:rPr>
-        <w:t xml:space="preserve">&gt; </w:t>
-      </w:r>
-      <w:proofErr w:type="spellStart"/>
-      <w:r>
-        <w:rPr>
-          <w:rFonts w:ascii="Consolas" w:hAnsi="Consolas" w:cs="Times New Roman"/>
-          <w:sz w:val="24"/>
-          <w:szCs w:val="24"/>
-        </w:rPr>
-        <w:t>water</w:t>
-      </w:r>
-      <w:proofErr w:type="spellEnd"/>
-      <w:r>
-        <w:rPr>
-          <w:rFonts w:ascii="Consolas" w:hAnsi="Consolas" w:cs="Times New Roman"/>
-          <w:sz w:val="24"/>
-          <w:szCs w:val="24"/>
-        </w:rPr>
-        <w:t xml:space="preserve">;                       </w:t>
+        <w:t xml:space="preserve">cin &gt;&gt; water;                       </w:t>
       </w:r>
       <w:r>
         <w:rPr>
@@ -1709,70 +1448,14 @@
           <w:szCs w:val="24"/>
         </w:rPr>
       </w:pPr>
-      <w:proofErr w:type="spellStart"/>
-      <w:r>
-        <w:rPr>
-          <w:rFonts w:ascii="Consolas" w:hAnsi="Consolas" w:cs="Times New Roman"/>
-          <w:sz w:val="24"/>
-          <w:szCs w:val="24"/>
-        </w:rPr>
-        <w:t>berry</w:t>
-      </w:r>
-      <w:proofErr w:type="spellEnd"/>
-      <w:r>
-        <w:rPr>
-          <w:rFonts w:ascii="Consolas" w:hAnsi="Consolas" w:cs="Times New Roman"/>
-          <w:sz w:val="24"/>
-          <w:szCs w:val="24"/>
-        </w:rPr>
-        <w:t xml:space="preserve"> = </w:t>
-      </w:r>
-      <w:proofErr w:type="spellStart"/>
-      <w:r>
-        <w:rPr>
-          <w:rFonts w:ascii="Consolas" w:hAnsi="Consolas" w:cs="Times New Roman"/>
-          <w:sz w:val="24"/>
-          <w:szCs w:val="24"/>
-        </w:rPr>
-        <w:t>water</w:t>
-      </w:r>
-      <w:proofErr w:type="spellEnd"/>
-      <w:r>
-        <w:rPr>
-          <w:rFonts w:ascii="Consolas" w:hAnsi="Consolas" w:cs="Times New Roman"/>
-          <w:sz w:val="24"/>
-          <w:szCs w:val="24"/>
-        </w:rPr>
-        <w:t xml:space="preserve"> / </w:t>
-      </w:r>
-      <w:proofErr w:type="gramStart"/>
-      <w:r>
-        <w:rPr>
-          <w:rFonts w:ascii="Consolas" w:hAnsi="Consolas" w:cs="Times New Roman"/>
-          <w:sz w:val="24"/>
-          <w:szCs w:val="24"/>
-        </w:rPr>
-        <w:t xml:space="preserve">3;   </w:t>
-      </w:r>
-      <w:proofErr w:type="gramEnd"/>
-      <w:r>
-        <w:rPr>
-          <w:rFonts w:ascii="Consolas" w:hAnsi="Consolas" w:cs="Times New Roman"/>
-          <w:sz w:val="24"/>
-          <w:szCs w:val="24"/>
-        </w:rPr>
-        <w:t xml:space="preserve">            //Инициализация переменной </w:t>
-      </w:r>
-      <w:proofErr w:type="spellStart"/>
-      <w:r>
-        <w:rPr>
-          <w:rFonts w:ascii="Consolas" w:hAnsi="Consolas" w:cs="Times New Roman"/>
-          <w:sz w:val="24"/>
-          <w:szCs w:val="24"/>
-        </w:rPr>
-        <w:t>berry</w:t>
-      </w:r>
-      <w:proofErr w:type="spellEnd"/>
+      <w:r>
+        <w:rPr>
+          <w:rFonts w:ascii="Consolas" w:hAnsi="Consolas" w:cs="Times New Roman"/>
+          <w:sz w:val="24"/>
+          <w:szCs w:val="24"/>
+        </w:rPr>
+        <w:t>berry = water / 3;               //Инициализация переменной berry</w:t>
+      </w:r>
     </w:p>
     <w:p>
       <w:pPr>
@@ -1783,70 +1466,14 @@
           <w:szCs w:val="24"/>
         </w:rPr>
       </w:pPr>
-      <w:proofErr w:type="spellStart"/>
-      <w:r>
-        <w:rPr>
-          <w:rFonts w:ascii="Consolas" w:hAnsi="Consolas" w:cs="Times New Roman"/>
-          <w:sz w:val="24"/>
-          <w:szCs w:val="24"/>
-        </w:rPr>
-        <w:t>sugar</w:t>
-      </w:r>
-      <w:proofErr w:type="spellEnd"/>
-      <w:r>
-        <w:rPr>
-          <w:rFonts w:ascii="Consolas" w:hAnsi="Consolas" w:cs="Times New Roman"/>
-          <w:sz w:val="24"/>
-          <w:szCs w:val="24"/>
-        </w:rPr>
-        <w:t xml:space="preserve"> = </w:t>
-      </w:r>
-      <w:proofErr w:type="spellStart"/>
-      <w:r>
-        <w:rPr>
-          <w:rFonts w:ascii="Consolas" w:hAnsi="Consolas" w:cs="Times New Roman"/>
-          <w:sz w:val="24"/>
-          <w:szCs w:val="24"/>
-        </w:rPr>
-        <w:t>water</w:t>
-      </w:r>
-      <w:proofErr w:type="spellEnd"/>
-      <w:r>
-        <w:rPr>
-          <w:rFonts w:ascii="Consolas" w:hAnsi="Consolas" w:cs="Times New Roman"/>
-          <w:sz w:val="24"/>
-          <w:szCs w:val="24"/>
-        </w:rPr>
-        <w:t xml:space="preserve"> / </w:t>
-      </w:r>
-      <w:proofErr w:type="gramStart"/>
-      <w:r>
-        <w:rPr>
-          <w:rFonts w:ascii="Consolas" w:hAnsi="Consolas" w:cs="Times New Roman"/>
-          <w:sz w:val="24"/>
-          <w:szCs w:val="24"/>
-        </w:rPr>
-        <w:t xml:space="preserve">2;   </w:t>
-      </w:r>
-      <w:proofErr w:type="gramEnd"/>
-      <w:r>
-        <w:rPr>
-          <w:rFonts w:ascii="Consolas" w:hAnsi="Consolas" w:cs="Times New Roman"/>
-          <w:sz w:val="24"/>
-          <w:szCs w:val="24"/>
-        </w:rPr>
-        <w:t xml:space="preserve">            //Инициализация переменной </w:t>
-      </w:r>
-      <w:proofErr w:type="spellStart"/>
-      <w:r>
-        <w:rPr>
-          <w:rFonts w:ascii="Consolas" w:hAnsi="Consolas" w:cs="Times New Roman"/>
-          <w:sz w:val="24"/>
-          <w:szCs w:val="24"/>
-        </w:rPr>
-        <w:t>sugar</w:t>
-      </w:r>
-      <w:proofErr w:type="spellEnd"/>
+      <w:r>
+        <w:rPr>
+          <w:rFonts w:ascii="Consolas" w:hAnsi="Consolas" w:cs="Times New Roman"/>
+          <w:sz w:val="24"/>
+          <w:szCs w:val="24"/>
+        </w:rPr>
+        <w:t>sugar = water / 2;               //Инициализация переменной sugar</w:t>
+      </w:r>
     </w:p>
     <w:p>
       <w:pPr>
@@ -1901,25 +1528,14 @@
           <w:lang w:val="en-US"/>
         </w:rPr>
       </w:pPr>
-      <w:proofErr w:type="spellStart"/>
-      <w:r>
-        <w:rPr>
-          <w:rFonts w:ascii="Consolas" w:hAnsi="Consolas" w:cs="Times New Roman"/>
-          <w:sz w:val="24"/>
-          <w:szCs w:val="24"/>
-          <w:lang w:val="en-US"/>
-        </w:rPr>
-        <w:t>cout</w:t>
-      </w:r>
-      <w:proofErr w:type="spellEnd"/>
-      <w:r>
-        <w:rPr>
-          <w:rFonts w:ascii="Consolas" w:hAnsi="Consolas" w:cs="Times New Roman"/>
-          <w:sz w:val="24"/>
-          <w:szCs w:val="24"/>
-          <w:lang w:val="en-US"/>
-        </w:rPr>
-        <w:t xml:space="preserve"> &lt;&lt; "</w:t>
+      <w:r>
+        <w:rPr>
+          <w:rFonts w:ascii="Consolas" w:hAnsi="Consolas" w:cs="Times New Roman"/>
+          <w:sz w:val="24"/>
+          <w:szCs w:val="24"/>
+          <w:lang w:val="en-US"/>
+        </w:rPr>
+        <w:t>cout &lt;&lt; "</w:t>
       </w:r>
       <w:r>
         <w:rPr>
@@ -1936,27 +1552,7 @@
           <w:szCs w:val="24"/>
           <w:lang w:val="en-US"/>
         </w:rPr>
-        <w:t xml:space="preserve">" &lt;&lt; "-" &lt;&lt; berry &lt;&lt; "kg" &lt;&lt; </w:t>
-      </w:r>
-      <w:proofErr w:type="spellStart"/>
-      <w:r>
-        <w:rPr>
-          <w:rFonts w:ascii="Consolas" w:hAnsi="Consolas" w:cs="Times New Roman"/>
-          <w:sz w:val="24"/>
-          <w:szCs w:val="24"/>
-          <w:lang w:val="en-US"/>
-        </w:rPr>
-        <w:t>endl</w:t>
-      </w:r>
-      <w:proofErr w:type="spellEnd"/>
-      <w:r>
-        <w:rPr>
-          <w:rFonts w:ascii="Consolas" w:hAnsi="Consolas" w:cs="Times New Roman"/>
-          <w:sz w:val="24"/>
-          <w:szCs w:val="24"/>
-          <w:lang w:val="en-US"/>
-        </w:rPr>
-        <w:t>;</w:t>
+        <w:t>" &lt;&lt; "-" &lt;&lt; berry &lt;&lt; "kg" &lt;&lt; endl;</w:t>
       </w:r>
     </w:p>
     <w:p>
@@ -1969,25 +1565,14 @@
           <w:lang w:val="en-US"/>
         </w:rPr>
       </w:pPr>
-      <w:proofErr w:type="spellStart"/>
-      <w:r>
-        <w:rPr>
-          <w:rFonts w:ascii="Consolas" w:hAnsi="Consolas" w:cs="Times New Roman"/>
-          <w:sz w:val="24"/>
-          <w:szCs w:val="24"/>
-          <w:lang w:val="en-US"/>
-        </w:rPr>
-        <w:t>cout</w:t>
-      </w:r>
-      <w:proofErr w:type="spellEnd"/>
-      <w:r>
-        <w:rPr>
-          <w:rFonts w:ascii="Consolas" w:hAnsi="Consolas" w:cs="Times New Roman"/>
-          <w:sz w:val="24"/>
-          <w:szCs w:val="24"/>
-          <w:lang w:val="en-US"/>
-        </w:rPr>
-        <w:t xml:space="preserve"> &lt;&lt; "</w:t>
+      <w:r>
+        <w:rPr>
+          <w:rFonts w:ascii="Consolas" w:hAnsi="Consolas" w:cs="Times New Roman"/>
+          <w:sz w:val="24"/>
+          <w:szCs w:val="24"/>
+          <w:lang w:val="en-US"/>
+        </w:rPr>
+        <w:t>cout &lt;&lt; "</w:t>
       </w:r>
       <w:r>
         <w:rPr>
@@ -2004,27 +1589,7 @@
           <w:szCs w:val="24"/>
           <w:lang w:val="en-US"/>
         </w:rPr>
-        <w:t xml:space="preserve">" &lt;&lt; "-" &lt;&lt; sugar &lt;&lt; "kg" &lt;&lt; </w:t>
-      </w:r>
-      <w:proofErr w:type="spellStart"/>
-      <w:r>
-        <w:rPr>
-          <w:rFonts w:ascii="Consolas" w:hAnsi="Consolas" w:cs="Times New Roman"/>
-          <w:sz w:val="24"/>
-          <w:szCs w:val="24"/>
-          <w:lang w:val="en-US"/>
-        </w:rPr>
-        <w:t>endl</w:t>
-      </w:r>
-      <w:proofErr w:type="spellEnd"/>
-      <w:r>
-        <w:rPr>
-          <w:rFonts w:ascii="Consolas" w:hAnsi="Consolas" w:cs="Times New Roman"/>
-          <w:sz w:val="24"/>
-          <w:szCs w:val="24"/>
-          <w:lang w:val="en-US"/>
-        </w:rPr>
-        <w:t>;</w:t>
+        <w:t>" &lt;&lt; "-" &lt;&lt; sugar &lt;&lt; "kg" &lt;&lt; endl;</w:t>
       </w:r>
     </w:p>
     <w:p>
@@ -2037,25 +1602,14 @@
           <w:lang w:val="en-US"/>
         </w:rPr>
       </w:pPr>
-      <w:proofErr w:type="spellStart"/>
-      <w:r>
-        <w:rPr>
-          <w:rFonts w:ascii="Consolas" w:hAnsi="Consolas" w:cs="Times New Roman"/>
-          <w:sz w:val="24"/>
-          <w:szCs w:val="24"/>
-          <w:lang w:val="en-US"/>
-        </w:rPr>
-        <w:t>cout</w:t>
-      </w:r>
-      <w:proofErr w:type="spellEnd"/>
-      <w:r>
-        <w:rPr>
-          <w:rFonts w:ascii="Consolas" w:hAnsi="Consolas" w:cs="Times New Roman"/>
-          <w:sz w:val="24"/>
-          <w:szCs w:val="24"/>
-          <w:lang w:val="en-US"/>
-        </w:rPr>
-        <w:t xml:space="preserve"> &lt;&lt; "</w:t>
+      <w:r>
+        <w:rPr>
+          <w:rFonts w:ascii="Consolas" w:hAnsi="Consolas" w:cs="Times New Roman"/>
+          <w:sz w:val="24"/>
+          <w:szCs w:val="24"/>
+          <w:lang w:val="en-US"/>
+        </w:rPr>
+        <w:t>cout &lt;&lt; "</w:t>
       </w:r>
       <w:r>
         <w:rPr>
@@ -2072,27 +1626,7 @@
           <w:szCs w:val="24"/>
           <w:lang w:val="en-US"/>
         </w:rPr>
-        <w:t xml:space="preserve">" &lt;&lt; "-" &lt;&lt; water &lt;&lt; "li" &lt;&lt; </w:t>
-      </w:r>
-      <w:proofErr w:type="spellStart"/>
-      <w:r>
-        <w:rPr>
-          <w:rFonts w:ascii="Consolas" w:hAnsi="Consolas" w:cs="Times New Roman"/>
-          <w:sz w:val="24"/>
-          <w:szCs w:val="24"/>
-          <w:lang w:val="en-US"/>
-        </w:rPr>
-        <w:t>endl</w:t>
-      </w:r>
-      <w:proofErr w:type="spellEnd"/>
-      <w:r>
-        <w:rPr>
-          <w:rFonts w:ascii="Consolas" w:hAnsi="Consolas" w:cs="Times New Roman"/>
-          <w:sz w:val="24"/>
-          <w:szCs w:val="24"/>
-          <w:lang w:val="en-US"/>
-        </w:rPr>
-        <w:t>;</w:t>
+        <w:t>" &lt;&lt; "-" &lt;&lt; water &lt;&lt; "li" &lt;&lt; endl;</w:t>
       </w:r>
     </w:p>
     <w:p>
@@ -2131,23 +1665,13 @@
         </w:rPr>
         <w:tab/>
       </w:r>
-      <w:proofErr w:type="spellStart"/>
-      <w:r>
-        <w:rPr>
-          <w:rFonts w:ascii="Consolas" w:hAnsi="Consolas" w:cs="Times New Roman"/>
-          <w:sz w:val="24"/>
-          <w:szCs w:val="24"/>
-        </w:rPr>
-        <w:t>return</w:t>
-      </w:r>
-      <w:proofErr w:type="spellEnd"/>
-      <w:r>
-        <w:rPr>
-          <w:rFonts w:ascii="Consolas" w:hAnsi="Consolas" w:cs="Times New Roman"/>
-          <w:sz w:val="24"/>
-          <w:szCs w:val="24"/>
-        </w:rPr>
-        <w:t xml:space="preserve"> 0;</w:t>
+      <w:r>
+        <w:rPr>
+          <w:rFonts w:ascii="Consolas" w:hAnsi="Consolas" w:cs="Times New Roman"/>
+          <w:sz w:val="24"/>
+          <w:szCs w:val="24"/>
+        </w:rPr>
+        <w:t>return 0;</w:t>
       </w:r>
     </w:p>
     <w:p>
@@ -2185,7 +1709,7 @@
           <w:szCs w:val="28"/>
         </w:rPr>
       </w:pPr>
-      <w:bookmarkStart w:id="2" w:name="_Hlk240312511"/>
+      <w:bookmarkStart w:id="1" w:name="_Hlk240312511"/>
       <w:r>
         <w:rPr>
           <w:rFonts w:ascii="Times New Roman" w:hAnsi="Times New Roman" w:cs="Times New Roman"/>
@@ -2219,7 +1743,7 @@
           <w:tcPr>
             <w:tcW w:w="9355" w:type="dxa"/>
           </w:tcPr>
-          <w:bookmarkEnd w:id="2"/>
+          <w:bookmarkEnd w:id="1"/>
           <w:p>
             <w:pPr>
               <w:rPr>
@@ -2414,7 +1938,7 @@
                   <v:imagedata r:id="rId10" o:title=""/>
                   <w10:wrap type="square" side="right"/>
                 </v:shape>
-                <o:OLEObject Type="Embed" ProgID="Visio.Drawing.15" ShapeID="_x0000_s2060" DrawAspect="Content" ObjectID="_1850976469" r:id="rId11"/>
+                <o:OLEObject Type="Embed" ProgID="Visio.Drawing.15" ShapeID="_x0000_s2060" DrawAspect="Content" ObjectID="_1850978520" r:id="rId11"/>
               </w:object>
             </w:r>
           </w:p>
@@ -2445,7 +1969,6 @@
               </w:rPr>
               <w:t xml:space="preserve">Объявление функции </w:t>
             </w:r>
-            <w:proofErr w:type="gramStart"/>
             <w:r>
               <w:rPr>
                 <w:rFonts w:ascii="Times New Roman" w:hAnsi="Times New Roman" w:cs="Times New Roman"/>
@@ -2455,32 +1978,13 @@
               </w:rPr>
               <w:t>M</w:t>
             </w:r>
-            <w:proofErr w:type="spellStart"/>
             <w:r>
               <w:rPr>
                 <w:rFonts w:ascii="Times New Roman" w:hAnsi="Times New Roman" w:cs="Times New Roman"/>
                 <w:sz w:val="28"/>
                 <w:szCs w:val="28"/>
               </w:rPr>
-              <w:t>ain</w:t>
-            </w:r>
-            <w:proofErr w:type="spellEnd"/>
-            <w:r>
-              <w:rPr>
-                <w:rFonts w:ascii="Times New Roman" w:hAnsi="Times New Roman" w:cs="Times New Roman"/>
-                <w:sz w:val="28"/>
-                <w:szCs w:val="28"/>
-              </w:rPr>
-              <w:t>(</w:t>
-            </w:r>
-            <w:proofErr w:type="gramEnd"/>
-            <w:r>
-              <w:rPr>
-                <w:rFonts w:ascii="Times New Roman" w:hAnsi="Times New Roman" w:cs="Times New Roman"/>
-                <w:sz w:val="28"/>
-                <w:szCs w:val="28"/>
-              </w:rPr>
-              <w:t>)</w:t>
+              <w:t>ain()</w:t>
             </w:r>
             <w:r>
               <w:rPr>
@@ -2805,25 +2309,7 @@
                 <w:sz w:val="28"/>
                 <w:szCs w:val="28"/>
               </w:rPr>
-              <w:t>(</w:t>
-            </w:r>
-            <w:proofErr w:type="gramStart"/>
-            <w:r>
-              <w:rPr>
-                <w:rFonts w:ascii="Times New Roman" w:hAnsi="Times New Roman" w:cs="Times New Roman"/>
-                <w:sz w:val="28"/>
-                <w:szCs w:val="28"/>
-              </w:rPr>
-              <w:t>Main(</w:t>
-            </w:r>
-            <w:proofErr w:type="gramEnd"/>
-            <w:r>
-              <w:rPr>
-                <w:rFonts w:ascii="Times New Roman" w:hAnsi="Times New Roman" w:cs="Times New Roman"/>
-                <w:sz w:val="28"/>
-                <w:szCs w:val="28"/>
-              </w:rPr>
-              <w:t>) = 0)</w:t>
+              <w:t>(Main() = 0)</w:t>
             </w:r>
             <w:r>
               <w:rPr>
@@ -2923,18 +2409,7 @@
           <w:sz w:val="28"/>
           <w:szCs w:val="28"/>
         </w:rPr>
-        <w:t>Условие</w:t>
-      </w:r>
-      <w:r>
-        <w:rPr>
-          <w:rFonts w:ascii="Times New Roman" w:hAnsi="Times New Roman" w:cs="Times New Roman"/>
-          <w:b/>
-          <w:bCs/>
-          <w:color w:val="000000" w:themeColor="text1"/>
-          <w:sz w:val="28"/>
-          <w:szCs w:val="28"/>
-        </w:rPr>
-        <w:t xml:space="preserve">. </w:t>
+        <w:t xml:space="preserve">Условие. </w:t>
       </w:r>
       <w:r>
         <w:rPr>
@@ -3661,27 +3136,7 @@
           <w:szCs w:val="24"/>
           <w:lang w:val="en-US"/>
         </w:rPr>
-        <w:t>#include &lt;</w:t>
-      </w:r>
-      <w:proofErr w:type="spellStart"/>
-      <w:r>
-        <w:rPr>
-          <w:rFonts w:ascii="Consolas" w:hAnsi="Consolas" w:cs="Times New Roman"/>
-          <w:sz w:val="24"/>
-          <w:szCs w:val="24"/>
-          <w:lang w:val="en-US"/>
-        </w:rPr>
-        <w:t>cmath</w:t>
-      </w:r>
-      <w:proofErr w:type="spellEnd"/>
-      <w:r>
-        <w:rPr>
-          <w:rFonts w:ascii="Consolas" w:hAnsi="Consolas" w:cs="Times New Roman"/>
-          <w:sz w:val="24"/>
-          <w:szCs w:val="24"/>
-          <w:lang w:val="en-US"/>
-        </w:rPr>
-        <w:t>&gt;</w:t>
+        <w:t>#include &lt;cmath&gt;</w:t>
       </w:r>
     </w:p>
     <w:p>
@@ -3739,38 +3194,7 @@
           <w:szCs w:val="24"/>
           <w:lang w:val="en-US"/>
         </w:rPr>
-        <w:t xml:space="preserve">    </w:t>
-      </w:r>
-      <w:proofErr w:type="spellStart"/>
-      <w:proofErr w:type="gramStart"/>
-      <w:r>
-        <w:rPr>
-          <w:rFonts w:ascii="Consolas" w:hAnsi="Consolas" w:cs="Times New Roman"/>
-          <w:sz w:val="24"/>
-          <w:szCs w:val="24"/>
-          <w:lang w:val="en-US"/>
-        </w:rPr>
-        <w:t>setlocale</w:t>
-      </w:r>
-      <w:proofErr w:type="spellEnd"/>
-      <w:r>
-        <w:rPr>
-          <w:rFonts w:ascii="Consolas" w:hAnsi="Consolas" w:cs="Times New Roman"/>
-          <w:sz w:val="24"/>
-          <w:szCs w:val="24"/>
-          <w:lang w:val="en-US"/>
-        </w:rPr>
-        <w:t>(</w:t>
-      </w:r>
-      <w:proofErr w:type="gramEnd"/>
-      <w:r>
-        <w:rPr>
-          <w:rFonts w:ascii="Consolas" w:hAnsi="Consolas" w:cs="Times New Roman"/>
-          <w:sz w:val="24"/>
-          <w:szCs w:val="24"/>
-          <w:lang w:val="en-US"/>
-        </w:rPr>
-        <w:t>LC_ALL, "Russian"); //</w:t>
+        <w:t>    setlocale(LC_ALL, "Russian"); //</w:t>
       </w:r>
       <w:r>
         <w:rPr>
@@ -4091,9 +3515,55 @@
           <w:szCs w:val="24"/>
           <w:lang w:val="en-US"/>
         </w:rPr>
-        <w:t xml:space="preserve">int </w:t>
-      </w:r>
-      <w:proofErr w:type="spellStart"/>
+        <w:t>int pper = per / 2;</w:t>
+      </w:r>
+    </w:p>
+    <w:p>
+      <w:pPr>
+        <w:ind w:left="708"/>
+        <w:rPr>
+          <w:rFonts w:ascii="Consolas" w:hAnsi="Consolas" w:cs="Times New Roman"/>
+          <w:sz w:val="24"/>
+          <w:szCs w:val="24"/>
+          <w:lang w:val="en-US"/>
+        </w:rPr>
+      </w:pPr>
+      <w:r>
+        <w:rPr>
+          <w:rFonts w:ascii="Consolas" w:hAnsi="Consolas" w:cs="Times New Roman"/>
+          <w:sz w:val="24"/>
+          <w:szCs w:val="24"/>
+          <w:lang w:val="en-US"/>
+        </w:rPr>
+        <w:t>int</w:t>
+      </w:r>
+      <w:r>
+        <w:rPr>
+          <w:rFonts w:ascii="Consolas" w:hAnsi="Consolas" w:cs="Times New Roman"/>
+          <w:sz w:val="24"/>
+          <w:szCs w:val="24"/>
+          <w:lang w:val="en-US"/>
+        </w:rPr>
+        <w:t xml:space="preserve"> </w:t>
+      </w:r>
+      <w:r>
+        <w:rPr>
+          <w:rFonts w:ascii="Consolas" w:hAnsi="Consolas" w:cs="Times New Roman"/>
+          <w:sz w:val="24"/>
+          <w:szCs w:val="24"/>
+          <w:lang w:val="en-US"/>
+        </w:rPr>
+        <w:t>podroot</w:t>
+      </w:r>
+      <w:r>
+        <w:rPr>
+          <w:rFonts w:ascii="Consolas" w:hAnsi="Consolas" w:cs="Times New Roman"/>
+          <w:sz w:val="24"/>
+          <w:szCs w:val="24"/>
+          <w:lang w:val="en-US"/>
+        </w:rPr>
+        <w:t xml:space="preserve"> = </w:t>
+      </w:r>
       <w:r>
         <w:rPr>
           <w:rFonts w:ascii="Consolas" w:hAnsi="Consolas" w:cs="Times New Roman"/>
@@ -4103,15 +3573,198 @@
         </w:rPr>
         <w:t>pper</w:t>
       </w:r>
-      <w:proofErr w:type="spellEnd"/>
-      <w:r>
-        <w:rPr>
-          <w:rFonts w:ascii="Consolas" w:hAnsi="Consolas" w:cs="Times New Roman"/>
-          <w:sz w:val="24"/>
-          <w:szCs w:val="24"/>
-          <w:lang w:val="en-US"/>
-        </w:rPr>
-        <w:t xml:space="preserve"> = per / 2;</w:t>
+      <w:r>
+        <w:rPr>
+          <w:rFonts w:ascii="Consolas" w:hAnsi="Consolas" w:cs="Times New Roman"/>
+          <w:sz w:val="24"/>
+          <w:szCs w:val="24"/>
+          <w:lang w:val="en-US"/>
+        </w:rPr>
+        <w:t xml:space="preserve"> * (</w:t>
+      </w:r>
+      <w:r>
+        <w:rPr>
+          <w:rFonts w:ascii="Consolas" w:hAnsi="Consolas" w:cs="Times New Roman"/>
+          <w:sz w:val="24"/>
+          <w:szCs w:val="24"/>
+          <w:lang w:val="en-US"/>
+        </w:rPr>
+        <w:t>pper</w:t>
+      </w:r>
+      <w:r>
+        <w:rPr>
+          <w:rFonts w:ascii="Consolas" w:hAnsi="Consolas" w:cs="Times New Roman"/>
+          <w:sz w:val="24"/>
+          <w:szCs w:val="24"/>
+          <w:lang w:val="en-US"/>
+        </w:rPr>
+        <w:t xml:space="preserve"> - </w:t>
+      </w:r>
+      <w:r>
+        <w:rPr>
+          <w:rFonts w:ascii="Consolas" w:hAnsi="Consolas" w:cs="Times New Roman"/>
+          <w:sz w:val="24"/>
+          <w:szCs w:val="24"/>
+          <w:lang w:val="en-US"/>
+        </w:rPr>
+        <w:t>a</w:t>
+      </w:r>
+      <w:r>
+        <w:rPr>
+          <w:rFonts w:ascii="Consolas" w:hAnsi="Consolas" w:cs="Times New Roman"/>
+          <w:sz w:val="24"/>
+          <w:szCs w:val="24"/>
+          <w:lang w:val="en-US"/>
+        </w:rPr>
+        <w:t>) * (</w:t>
+      </w:r>
+      <w:r>
+        <w:rPr>
+          <w:rFonts w:ascii="Consolas" w:hAnsi="Consolas" w:cs="Times New Roman"/>
+          <w:sz w:val="24"/>
+          <w:szCs w:val="24"/>
+          <w:lang w:val="en-US"/>
+        </w:rPr>
+        <w:t>pper</w:t>
+      </w:r>
+      <w:r>
+        <w:rPr>
+          <w:rFonts w:ascii="Consolas" w:hAnsi="Consolas" w:cs="Times New Roman"/>
+          <w:sz w:val="24"/>
+          <w:szCs w:val="24"/>
+          <w:lang w:val="en-US"/>
+        </w:rPr>
+        <w:t xml:space="preserve"> - </w:t>
+      </w:r>
+      <w:r>
+        <w:rPr>
+          <w:rFonts w:ascii="Consolas" w:hAnsi="Consolas" w:cs="Times New Roman"/>
+          <w:sz w:val="24"/>
+          <w:szCs w:val="24"/>
+          <w:lang w:val="en-US"/>
+        </w:rPr>
+        <w:t>b</w:t>
+      </w:r>
+      <w:r>
+        <w:rPr>
+          <w:rFonts w:ascii="Consolas" w:hAnsi="Consolas" w:cs="Times New Roman"/>
+          <w:sz w:val="24"/>
+          <w:szCs w:val="24"/>
+          <w:lang w:val="en-US"/>
+        </w:rPr>
+        <w:t>) * (</w:t>
+      </w:r>
+      <w:r>
+        <w:rPr>
+          <w:rFonts w:ascii="Consolas" w:hAnsi="Consolas" w:cs="Times New Roman"/>
+          <w:sz w:val="24"/>
+          <w:szCs w:val="24"/>
+          <w:lang w:val="en-US"/>
+        </w:rPr>
+        <w:t>pper</w:t>
+      </w:r>
+      <w:r>
+        <w:rPr>
+          <w:rFonts w:ascii="Consolas" w:hAnsi="Consolas" w:cs="Times New Roman"/>
+          <w:sz w:val="24"/>
+          <w:szCs w:val="24"/>
+          <w:lang w:val="en-US"/>
+        </w:rPr>
+        <w:t xml:space="preserve"> - </w:t>
+      </w:r>
+      <w:r>
+        <w:rPr>
+          <w:rFonts w:ascii="Consolas" w:hAnsi="Consolas" w:cs="Times New Roman"/>
+          <w:sz w:val="24"/>
+          <w:szCs w:val="24"/>
+          <w:lang w:val="en-US"/>
+        </w:rPr>
+        <w:t>c</w:t>
+      </w:r>
+      <w:r>
+        <w:rPr>
+          <w:rFonts w:ascii="Consolas" w:hAnsi="Consolas" w:cs="Times New Roman"/>
+          <w:sz w:val="24"/>
+          <w:szCs w:val="24"/>
+          <w:lang w:val="en-US"/>
+        </w:rPr>
+        <w:t>); //</w:t>
+      </w:r>
+      <w:r>
+        <w:rPr>
+          <w:rFonts w:ascii="Consolas" w:hAnsi="Consolas" w:cs="Times New Roman"/>
+          <w:sz w:val="24"/>
+          <w:szCs w:val="24"/>
+        </w:rPr>
+        <w:t>Вычисление</w:t>
+      </w:r>
+      <w:r>
+        <w:rPr>
+          <w:rFonts w:ascii="Consolas" w:hAnsi="Consolas" w:cs="Times New Roman"/>
+          <w:sz w:val="24"/>
+          <w:szCs w:val="24"/>
+          <w:lang w:val="en-US"/>
+        </w:rPr>
+        <w:t xml:space="preserve"> </w:t>
+      </w:r>
+      <w:r>
+        <w:rPr>
+          <w:rFonts w:ascii="Consolas" w:hAnsi="Consolas" w:cs="Times New Roman"/>
+          <w:sz w:val="24"/>
+          <w:szCs w:val="24"/>
+        </w:rPr>
+        <w:t>формулы</w:t>
+      </w:r>
+      <w:r>
+        <w:rPr>
+          <w:rFonts w:ascii="Consolas" w:hAnsi="Consolas" w:cs="Times New Roman"/>
+          <w:sz w:val="24"/>
+          <w:szCs w:val="24"/>
+          <w:lang w:val="en-US"/>
+        </w:rPr>
+        <w:t xml:space="preserve"> </w:t>
+      </w:r>
+      <w:r>
+        <w:rPr>
+          <w:rFonts w:ascii="Consolas" w:hAnsi="Consolas" w:cs="Times New Roman"/>
+          <w:sz w:val="24"/>
+          <w:szCs w:val="24"/>
+        </w:rPr>
+        <w:t>для</w:t>
+      </w:r>
+      <w:r>
+        <w:rPr>
+          <w:rFonts w:ascii="Consolas" w:hAnsi="Consolas" w:cs="Times New Roman"/>
+          <w:sz w:val="24"/>
+          <w:szCs w:val="24"/>
+          <w:lang w:val="en-US"/>
+        </w:rPr>
+        <w:t xml:space="preserve"> </w:t>
+      </w:r>
+      <w:r>
+        <w:rPr>
+          <w:rFonts w:ascii="Consolas" w:hAnsi="Consolas" w:cs="Times New Roman"/>
+          <w:sz w:val="24"/>
+          <w:szCs w:val="24"/>
+        </w:rPr>
+        <w:t>подсчёта</w:t>
+      </w:r>
+      <w:r>
+        <w:rPr>
+          <w:rFonts w:ascii="Consolas" w:hAnsi="Consolas" w:cs="Times New Roman"/>
+          <w:sz w:val="24"/>
+          <w:szCs w:val="24"/>
+          <w:lang w:val="en-US"/>
+        </w:rPr>
+        <w:t xml:space="preserve"> </w:t>
+      </w:r>
+      <w:r>
+        <w:rPr>
+          <w:rFonts w:ascii="Consolas" w:hAnsi="Consolas" w:cs="Times New Roman"/>
+          <w:sz w:val="24"/>
+          <w:szCs w:val="24"/>
+        </w:rPr>
+        <w:t>площади</w:t>
       </w:r>
     </w:p>
     <w:p>
@@ -4121,338 +3774,15 @@
           <w:rFonts w:ascii="Consolas" w:hAnsi="Consolas" w:cs="Times New Roman"/>
           <w:sz w:val="24"/>
           <w:szCs w:val="24"/>
-          <w:lang w:val="en-US"/>
-        </w:rPr>
-      </w:pPr>
-      <w:r>
-        <w:rPr>
-          <w:rFonts w:ascii="Consolas" w:hAnsi="Consolas" w:cs="Times New Roman"/>
-          <w:sz w:val="24"/>
-          <w:szCs w:val="24"/>
-          <w:lang w:val="en-US"/>
-        </w:rPr>
-        <w:t>int</w:t>
-      </w:r>
-      <w:r>
-        <w:rPr>
-          <w:rFonts w:ascii="Consolas" w:hAnsi="Consolas" w:cs="Times New Roman"/>
-          <w:sz w:val="24"/>
-          <w:szCs w:val="24"/>
-          <w:lang w:val="en-US"/>
-        </w:rPr>
-        <w:t xml:space="preserve"> </w:t>
-      </w:r>
-      <w:proofErr w:type="spellStart"/>
-      <w:r>
-        <w:rPr>
-          <w:rFonts w:ascii="Consolas" w:hAnsi="Consolas" w:cs="Times New Roman"/>
-          <w:sz w:val="24"/>
-          <w:szCs w:val="24"/>
-          <w:lang w:val="en-US"/>
-        </w:rPr>
-        <w:t>podroot</w:t>
-      </w:r>
-      <w:proofErr w:type="spellEnd"/>
-      <w:r>
-        <w:rPr>
-          <w:rFonts w:ascii="Consolas" w:hAnsi="Consolas" w:cs="Times New Roman"/>
-          <w:sz w:val="24"/>
-          <w:szCs w:val="24"/>
-          <w:lang w:val="en-US"/>
-        </w:rPr>
-        <w:t xml:space="preserve"> = </w:t>
-      </w:r>
-      <w:proofErr w:type="spellStart"/>
-      <w:r>
-        <w:rPr>
-          <w:rFonts w:ascii="Consolas" w:hAnsi="Consolas" w:cs="Times New Roman"/>
-          <w:sz w:val="24"/>
-          <w:szCs w:val="24"/>
-          <w:lang w:val="en-US"/>
-        </w:rPr>
-        <w:t>pper</w:t>
-      </w:r>
-      <w:proofErr w:type="spellEnd"/>
-      <w:r>
-        <w:rPr>
-          <w:rFonts w:ascii="Consolas" w:hAnsi="Consolas" w:cs="Times New Roman"/>
-          <w:sz w:val="24"/>
-          <w:szCs w:val="24"/>
-          <w:lang w:val="en-US"/>
-        </w:rPr>
-        <w:t xml:space="preserve"> * (</w:t>
-      </w:r>
-      <w:proofErr w:type="spellStart"/>
-      <w:r>
-        <w:rPr>
-          <w:rFonts w:ascii="Consolas" w:hAnsi="Consolas" w:cs="Times New Roman"/>
-          <w:sz w:val="24"/>
-          <w:szCs w:val="24"/>
-          <w:lang w:val="en-US"/>
-        </w:rPr>
-        <w:t>pper</w:t>
-      </w:r>
-      <w:proofErr w:type="spellEnd"/>
-      <w:r>
-        <w:rPr>
-          <w:rFonts w:ascii="Consolas" w:hAnsi="Consolas" w:cs="Times New Roman"/>
-          <w:sz w:val="24"/>
-          <w:szCs w:val="24"/>
-          <w:lang w:val="en-US"/>
-        </w:rPr>
-        <w:t xml:space="preserve"> - </w:t>
-      </w:r>
-      <w:r>
-        <w:rPr>
-          <w:rFonts w:ascii="Consolas" w:hAnsi="Consolas" w:cs="Times New Roman"/>
-          <w:sz w:val="24"/>
-          <w:szCs w:val="24"/>
-          <w:lang w:val="en-US"/>
-        </w:rPr>
-        <w:t>a</w:t>
-      </w:r>
-      <w:r>
-        <w:rPr>
-          <w:rFonts w:ascii="Consolas" w:hAnsi="Consolas" w:cs="Times New Roman"/>
-          <w:sz w:val="24"/>
-          <w:szCs w:val="24"/>
-          <w:lang w:val="en-US"/>
-        </w:rPr>
-        <w:t>) * (</w:t>
-      </w:r>
-      <w:proofErr w:type="spellStart"/>
-      <w:r>
-        <w:rPr>
-          <w:rFonts w:ascii="Consolas" w:hAnsi="Consolas" w:cs="Times New Roman"/>
-          <w:sz w:val="24"/>
-          <w:szCs w:val="24"/>
-          <w:lang w:val="en-US"/>
-        </w:rPr>
-        <w:t>pper</w:t>
-      </w:r>
-      <w:proofErr w:type="spellEnd"/>
-      <w:r>
-        <w:rPr>
-          <w:rFonts w:ascii="Consolas" w:hAnsi="Consolas" w:cs="Times New Roman"/>
-          <w:sz w:val="24"/>
-          <w:szCs w:val="24"/>
-          <w:lang w:val="en-US"/>
-        </w:rPr>
-        <w:t xml:space="preserve"> - </w:t>
-      </w:r>
-      <w:r>
-        <w:rPr>
-          <w:rFonts w:ascii="Consolas" w:hAnsi="Consolas" w:cs="Times New Roman"/>
-          <w:sz w:val="24"/>
-          <w:szCs w:val="24"/>
-          <w:lang w:val="en-US"/>
-        </w:rPr>
-        <w:t>b</w:t>
-      </w:r>
-      <w:r>
-        <w:rPr>
-          <w:rFonts w:ascii="Consolas" w:hAnsi="Consolas" w:cs="Times New Roman"/>
-          <w:sz w:val="24"/>
-          <w:szCs w:val="24"/>
-          <w:lang w:val="en-US"/>
-        </w:rPr>
-        <w:t>) * (</w:t>
-      </w:r>
-      <w:proofErr w:type="spellStart"/>
-      <w:r>
-        <w:rPr>
-          <w:rFonts w:ascii="Consolas" w:hAnsi="Consolas" w:cs="Times New Roman"/>
-          <w:sz w:val="24"/>
-          <w:szCs w:val="24"/>
-          <w:lang w:val="en-US"/>
-        </w:rPr>
-        <w:t>pper</w:t>
-      </w:r>
-      <w:proofErr w:type="spellEnd"/>
-      <w:r>
-        <w:rPr>
-          <w:rFonts w:ascii="Consolas" w:hAnsi="Consolas" w:cs="Times New Roman"/>
-          <w:sz w:val="24"/>
-          <w:szCs w:val="24"/>
-          <w:lang w:val="en-US"/>
-        </w:rPr>
-        <w:t xml:space="preserve"> - </w:t>
-      </w:r>
-      <w:r>
-        <w:rPr>
-          <w:rFonts w:ascii="Consolas" w:hAnsi="Consolas" w:cs="Times New Roman"/>
-          <w:sz w:val="24"/>
-          <w:szCs w:val="24"/>
-          <w:lang w:val="en-US"/>
-        </w:rPr>
-        <w:t>c</w:t>
-      </w:r>
-      <w:r>
-        <w:rPr>
-          <w:rFonts w:ascii="Consolas" w:hAnsi="Consolas" w:cs="Times New Roman"/>
-          <w:sz w:val="24"/>
-          <w:szCs w:val="24"/>
-          <w:lang w:val="en-US"/>
-        </w:rPr>
-        <w:t>); //</w:t>
-      </w:r>
-      <w:r>
-        <w:rPr>
-          <w:rFonts w:ascii="Consolas" w:hAnsi="Consolas" w:cs="Times New Roman"/>
-          <w:sz w:val="24"/>
-          <w:szCs w:val="24"/>
-        </w:rPr>
-        <w:t>Вычисление</w:t>
-      </w:r>
-      <w:r>
-        <w:rPr>
-          <w:rFonts w:ascii="Consolas" w:hAnsi="Consolas" w:cs="Times New Roman"/>
-          <w:sz w:val="24"/>
-          <w:szCs w:val="24"/>
-          <w:lang w:val="en-US"/>
-        </w:rPr>
-        <w:t xml:space="preserve"> </w:t>
-      </w:r>
-      <w:r>
-        <w:rPr>
-          <w:rFonts w:ascii="Consolas" w:hAnsi="Consolas" w:cs="Times New Roman"/>
-          <w:sz w:val="24"/>
-          <w:szCs w:val="24"/>
-        </w:rPr>
-        <w:t>формулы</w:t>
-      </w:r>
-      <w:r>
-        <w:rPr>
-          <w:rFonts w:ascii="Consolas" w:hAnsi="Consolas" w:cs="Times New Roman"/>
-          <w:sz w:val="24"/>
-          <w:szCs w:val="24"/>
-          <w:lang w:val="en-US"/>
-        </w:rPr>
-        <w:t xml:space="preserve"> </w:t>
-      </w:r>
-      <w:r>
-        <w:rPr>
-          <w:rFonts w:ascii="Consolas" w:hAnsi="Consolas" w:cs="Times New Roman"/>
-          <w:sz w:val="24"/>
-          <w:szCs w:val="24"/>
-        </w:rPr>
-        <w:t>для</w:t>
-      </w:r>
-      <w:r>
-        <w:rPr>
-          <w:rFonts w:ascii="Consolas" w:hAnsi="Consolas" w:cs="Times New Roman"/>
-          <w:sz w:val="24"/>
-          <w:szCs w:val="24"/>
-          <w:lang w:val="en-US"/>
-        </w:rPr>
-        <w:t xml:space="preserve"> </w:t>
-      </w:r>
-      <w:r>
-        <w:rPr>
-          <w:rFonts w:ascii="Consolas" w:hAnsi="Consolas" w:cs="Times New Roman"/>
-          <w:sz w:val="24"/>
-          <w:szCs w:val="24"/>
-        </w:rPr>
-        <w:t>подсчёта</w:t>
-      </w:r>
-      <w:r>
-        <w:rPr>
-          <w:rFonts w:ascii="Consolas" w:hAnsi="Consolas" w:cs="Times New Roman"/>
-          <w:sz w:val="24"/>
-          <w:szCs w:val="24"/>
-          <w:lang w:val="en-US"/>
-        </w:rPr>
-        <w:t xml:space="preserve"> </w:t>
-      </w:r>
-      <w:r>
-        <w:rPr>
-          <w:rFonts w:ascii="Consolas" w:hAnsi="Consolas" w:cs="Times New Roman"/>
-          <w:sz w:val="24"/>
-          <w:szCs w:val="24"/>
-        </w:rPr>
-        <w:t>площади</w:t>
-      </w:r>
-    </w:p>
-    <w:p>
-      <w:pPr>
-        <w:ind w:left="708"/>
-        <w:rPr>
-          <w:rFonts w:ascii="Consolas" w:hAnsi="Consolas" w:cs="Times New Roman"/>
-          <w:sz w:val="24"/>
-          <w:szCs w:val="24"/>
-        </w:rPr>
-      </w:pPr>
-      <w:proofErr w:type="spellStart"/>
-      <w:r>
-        <w:rPr>
-          <w:rFonts w:ascii="Consolas" w:hAnsi="Consolas" w:cs="Times New Roman"/>
-          <w:sz w:val="24"/>
-          <w:szCs w:val="24"/>
-        </w:rPr>
-        <w:t>int</w:t>
-      </w:r>
-      <w:proofErr w:type="spellEnd"/>
-      <w:r>
-        <w:rPr>
-          <w:rFonts w:ascii="Consolas" w:hAnsi="Consolas" w:cs="Times New Roman"/>
-          <w:sz w:val="24"/>
-          <w:szCs w:val="24"/>
-        </w:rPr>
-        <w:t xml:space="preserve"> </w:t>
-      </w:r>
-      <w:proofErr w:type="spellStart"/>
-      <w:r>
-        <w:rPr>
-          <w:rFonts w:ascii="Consolas" w:hAnsi="Consolas" w:cs="Times New Roman"/>
-          <w:sz w:val="24"/>
-          <w:szCs w:val="24"/>
-        </w:rPr>
-        <w:t>plo</w:t>
-      </w:r>
-      <w:proofErr w:type="spellEnd"/>
-      <w:r>
-        <w:rPr>
-          <w:rFonts w:ascii="Consolas" w:hAnsi="Consolas" w:cs="Times New Roman"/>
-          <w:sz w:val="24"/>
-          <w:szCs w:val="24"/>
-        </w:rPr>
-        <w:t xml:space="preserve"> = </w:t>
-      </w:r>
-      <w:proofErr w:type="spellStart"/>
-      <w:r>
-        <w:rPr>
-          <w:rFonts w:ascii="Consolas" w:hAnsi="Consolas" w:cs="Times New Roman"/>
-          <w:sz w:val="24"/>
-          <w:szCs w:val="24"/>
-        </w:rPr>
-        <w:t>sqrt</w:t>
-      </w:r>
-      <w:proofErr w:type="spellEnd"/>
-      <w:r>
-        <w:rPr>
-          <w:rFonts w:ascii="Consolas" w:hAnsi="Consolas" w:cs="Times New Roman"/>
-          <w:sz w:val="24"/>
-          <w:szCs w:val="24"/>
-        </w:rPr>
-        <w:t>(</w:t>
-      </w:r>
-      <w:proofErr w:type="spellStart"/>
-      <w:r>
-        <w:rPr>
-          <w:rFonts w:ascii="Consolas" w:hAnsi="Consolas" w:cs="Times New Roman"/>
-          <w:sz w:val="24"/>
-          <w:szCs w:val="24"/>
-        </w:rPr>
-        <w:t>podroot</w:t>
-      </w:r>
-      <w:proofErr w:type="spellEnd"/>
-      <w:r>
-        <w:rPr>
-          <w:rFonts w:ascii="Consolas" w:hAnsi="Consolas" w:cs="Times New Roman"/>
-          <w:sz w:val="24"/>
-          <w:szCs w:val="24"/>
-        </w:rPr>
-        <w:t>); //Инициали</w:t>
+        </w:rPr>
+      </w:pPr>
+      <w:r>
+        <w:rPr>
+          <w:rFonts w:ascii="Consolas" w:hAnsi="Consolas" w:cs="Times New Roman"/>
+          <w:sz w:val="24"/>
+          <w:szCs w:val="24"/>
+        </w:rPr>
+        <w:t>int plo = sqrt(podroot); //Инициали</w:t>
       </w:r>
       <w:r>
         <w:rPr>
@@ -4515,25 +3845,14 @@
           <w:lang w:val="en-US"/>
         </w:rPr>
       </w:pPr>
-      <w:proofErr w:type="spellStart"/>
-      <w:r>
-        <w:rPr>
-          <w:rFonts w:ascii="Consolas" w:hAnsi="Consolas" w:cs="Times New Roman"/>
-          <w:sz w:val="24"/>
-          <w:szCs w:val="24"/>
-          <w:lang w:val="en-US"/>
-        </w:rPr>
-        <w:t>cout</w:t>
-      </w:r>
-      <w:proofErr w:type="spellEnd"/>
-      <w:r>
-        <w:rPr>
-          <w:rFonts w:ascii="Consolas" w:hAnsi="Consolas" w:cs="Times New Roman"/>
-          <w:sz w:val="24"/>
-          <w:szCs w:val="24"/>
-          <w:lang w:val="en-US"/>
-        </w:rPr>
-        <w:t xml:space="preserve"> &lt;&lt; "</w:t>
+      <w:r>
+        <w:rPr>
+          <w:rFonts w:ascii="Consolas" w:hAnsi="Consolas" w:cs="Times New Roman"/>
+          <w:sz w:val="24"/>
+          <w:szCs w:val="24"/>
+          <w:lang w:val="en-US"/>
+        </w:rPr>
+        <w:t>cout &lt;&lt; "</w:t>
       </w:r>
       <w:r>
         <w:rPr>
@@ -4550,27 +3869,7 @@
           <w:szCs w:val="24"/>
           <w:lang w:val="en-US"/>
         </w:rPr>
-        <w:t xml:space="preserve">" &lt;&lt; "-" &lt;&lt; per &lt;&lt; </w:t>
-      </w:r>
-      <w:proofErr w:type="spellStart"/>
-      <w:r>
-        <w:rPr>
-          <w:rFonts w:ascii="Consolas" w:hAnsi="Consolas" w:cs="Times New Roman"/>
-          <w:sz w:val="24"/>
-          <w:szCs w:val="24"/>
-          <w:lang w:val="en-US"/>
-        </w:rPr>
-        <w:t>endl</w:t>
-      </w:r>
-      <w:proofErr w:type="spellEnd"/>
-      <w:r>
-        <w:rPr>
-          <w:rFonts w:ascii="Consolas" w:hAnsi="Consolas" w:cs="Times New Roman"/>
-          <w:sz w:val="24"/>
-          <w:szCs w:val="24"/>
-          <w:lang w:val="en-US"/>
-        </w:rPr>
-        <w:t>;</w:t>
+        <w:t>" &lt;&lt; "-" &lt;&lt; per &lt;&lt; endl;</w:t>
       </w:r>
     </w:p>
     <w:p>
@@ -4583,25 +3882,14 @@
           <w:lang w:val="en-US"/>
         </w:rPr>
       </w:pPr>
-      <w:proofErr w:type="spellStart"/>
-      <w:r>
-        <w:rPr>
-          <w:rFonts w:ascii="Consolas" w:hAnsi="Consolas" w:cs="Times New Roman"/>
-          <w:sz w:val="24"/>
-          <w:szCs w:val="24"/>
-          <w:lang w:val="en-US"/>
-        </w:rPr>
-        <w:t>cout</w:t>
-      </w:r>
-      <w:proofErr w:type="spellEnd"/>
-      <w:r>
-        <w:rPr>
-          <w:rFonts w:ascii="Consolas" w:hAnsi="Consolas" w:cs="Times New Roman"/>
-          <w:sz w:val="24"/>
-          <w:szCs w:val="24"/>
-          <w:lang w:val="en-US"/>
-        </w:rPr>
-        <w:t xml:space="preserve"> &lt;&lt; "</w:t>
+      <w:r>
+        <w:rPr>
+          <w:rFonts w:ascii="Consolas" w:hAnsi="Consolas" w:cs="Times New Roman"/>
+          <w:sz w:val="24"/>
+          <w:szCs w:val="24"/>
+          <w:lang w:val="en-US"/>
+        </w:rPr>
+        <w:t>cout &lt;&lt; "</w:t>
       </w:r>
       <w:r>
         <w:rPr>
@@ -4611,65 +3899,14 @@
         </w:rPr>
         <w:t>Площадь</w:t>
       </w:r>
-      <w:proofErr w:type="gramStart"/>
-      <w:r>
-        <w:rPr>
-          <w:rFonts w:ascii="Consolas" w:hAnsi="Consolas" w:cs="Times New Roman"/>
-          <w:sz w:val="24"/>
-          <w:szCs w:val="24"/>
-          <w:lang w:val="en-US"/>
-        </w:rPr>
-        <w:t>"  &lt;</w:t>
-      </w:r>
-      <w:proofErr w:type="gramEnd"/>
-      <w:r>
-        <w:rPr>
-          <w:rFonts w:ascii="Consolas" w:hAnsi="Consolas" w:cs="Times New Roman"/>
-          <w:sz w:val="24"/>
-          <w:szCs w:val="24"/>
-          <w:lang w:val="en-US"/>
-        </w:rPr>
-        <w:t xml:space="preserve">&lt; "-" &lt;&lt; </w:t>
-      </w:r>
-      <w:proofErr w:type="spellStart"/>
-      <w:r>
-        <w:rPr>
-          <w:rFonts w:ascii="Consolas" w:hAnsi="Consolas" w:cs="Times New Roman"/>
-          <w:sz w:val="24"/>
-          <w:szCs w:val="24"/>
-          <w:lang w:val="en-US"/>
-        </w:rPr>
-        <w:t>plo</w:t>
-      </w:r>
-      <w:proofErr w:type="spellEnd"/>
-      <w:r>
-        <w:rPr>
-          <w:rFonts w:ascii="Consolas" w:hAnsi="Consolas" w:cs="Times New Roman"/>
-          <w:sz w:val="24"/>
-          <w:szCs w:val="24"/>
-          <w:lang w:val="en-US"/>
-        </w:rPr>
-        <w:t xml:space="preserve"> &lt;&lt; </w:t>
-      </w:r>
-      <w:proofErr w:type="spellStart"/>
-      <w:r>
-        <w:rPr>
-          <w:rFonts w:ascii="Consolas" w:hAnsi="Consolas" w:cs="Times New Roman"/>
-          <w:sz w:val="24"/>
-          <w:szCs w:val="24"/>
-          <w:lang w:val="en-US"/>
-        </w:rPr>
-        <w:t>endl</w:t>
-      </w:r>
-      <w:proofErr w:type="spellEnd"/>
-      <w:r>
-        <w:rPr>
-          <w:rFonts w:ascii="Consolas" w:hAnsi="Consolas" w:cs="Times New Roman"/>
-          <w:sz w:val="24"/>
-          <w:szCs w:val="24"/>
-          <w:lang w:val="en-US"/>
-        </w:rPr>
-        <w:t>;</w:t>
+      <w:r>
+        <w:rPr>
+          <w:rFonts w:ascii="Consolas" w:hAnsi="Consolas" w:cs="Times New Roman"/>
+          <w:sz w:val="24"/>
+          <w:szCs w:val="24"/>
+          <w:lang w:val="en-US"/>
+        </w:rPr>
+        <w:t>"  &lt;&lt; "-" &lt;&lt; plo &lt;&lt; endl;</w:t>
       </w:r>
     </w:p>
     <w:p>
@@ -4902,7 +4139,7 @@
           <w:szCs w:val="28"/>
         </w:rPr>
       </w:pPr>
-      <w:bookmarkStart w:id="3" w:name="_Hlk239874006"/>
+      <w:bookmarkStart w:id="2" w:name="_Hlk239874006"/>
       <w:r>
         <w:rPr>
           <w:rFonts w:ascii="Times New Roman" w:hAnsi="Times New Roman" w:cs="Times New Roman"/>
@@ -5048,50 +4285,20 @@
       <w:r>
         <w:t xml:space="preserve">Для решения задачи можно воспользоваться функцией </w:t>
       </w:r>
-      <w:proofErr w:type="spellStart"/>
-      <w:proofErr w:type="gramStart"/>
       <w:r>
         <w:rPr>
           <w:rStyle w:val="HTML"/>
         </w:rPr>
-        <w:t>pow</w:t>
-      </w:r>
-      <w:proofErr w:type="spellEnd"/>
+        <w:t>pow()</w:t>
+      </w:r>
+      <w:r>
+        <w:t xml:space="preserve"> из библиотеки </w:t>
+      </w:r>
       <w:r>
         <w:rPr>
           <w:rStyle w:val="HTML"/>
         </w:rPr>
-        <w:t>(</w:t>
-      </w:r>
-      <w:proofErr w:type="gramEnd"/>
-      <w:r>
-        <w:rPr>
-          <w:rStyle w:val="HTML"/>
-        </w:rPr>
-        <w:t>)</w:t>
-      </w:r>
-      <w:r>
-        <w:t xml:space="preserve"> из библиотеки </w:t>
-      </w:r>
-      <w:r>
-        <w:rPr>
-          <w:rStyle w:val="HTML"/>
-        </w:rPr>
-        <w:t>&lt;</w:t>
-      </w:r>
-      <w:proofErr w:type="spellStart"/>
-      <w:r>
-        <w:rPr>
-          <w:rStyle w:val="HTML"/>
-        </w:rPr>
-        <w:t>cmath</w:t>
-      </w:r>
-      <w:proofErr w:type="spellEnd"/>
-      <w:r>
-        <w:rPr>
-          <w:rStyle w:val="HTML"/>
-        </w:rPr>
-        <w:t>&gt;</w:t>
+        <w:t>&lt;cmath&gt;</w:t>
       </w:r>
       <w:r>
         <w:t>.</w:t>
@@ -5175,11 +4382,13 @@
       <w:pPr>
         <w:rPr>
           <w:rFonts w:ascii="Consolas" w:hAnsi="Consolas" w:cs="Times New Roman"/>
-        </w:rPr>
-      </w:pPr>
-      <w:r>
-        <w:rPr>
-          <w:rFonts w:ascii="Consolas" w:hAnsi="Consolas" w:cs="Times New Roman"/>
+          <w:lang w:val="en-US"/>
+        </w:rPr>
+      </w:pPr>
+      <w:r>
+        <w:rPr>
+          <w:rFonts w:ascii="Consolas" w:hAnsi="Consolas" w:cs="Times New Roman"/>
+          <w:lang w:val="en-US"/>
         </w:rPr>
         <w:t>#</w:t>
       </w:r>
@@ -5193,6 +4402,7 @@
       <w:r>
         <w:rPr>
           <w:rFonts w:ascii="Consolas" w:hAnsi="Consolas" w:cs="Times New Roman"/>
+          <w:lang w:val="en-US"/>
         </w:rPr>
         <w:t xml:space="preserve"> &lt;</w:t>
       </w:r>
@@ -5206,6 +4416,7 @@
       <w:r>
         <w:rPr>
           <w:rFonts w:ascii="Consolas" w:hAnsi="Consolas" w:cs="Times New Roman"/>
+          <w:lang w:val="en-US"/>
         </w:rPr>
         <w:t>&gt;</w:t>
       </w:r>
@@ -5214,11 +4425,13 @@
       <w:pPr>
         <w:rPr>
           <w:rFonts w:ascii="Consolas" w:hAnsi="Consolas" w:cs="Times New Roman"/>
-        </w:rPr>
-      </w:pPr>
-      <w:r>
-        <w:rPr>
-          <w:rFonts w:ascii="Consolas" w:hAnsi="Consolas" w:cs="Times New Roman"/>
+          <w:lang w:val="en-US"/>
+        </w:rPr>
+      </w:pPr>
+      <w:r>
+        <w:rPr>
+          <w:rFonts w:ascii="Consolas" w:hAnsi="Consolas" w:cs="Times New Roman"/>
+          <w:lang w:val="en-US"/>
         </w:rPr>
         <w:lastRenderedPageBreak/>
         <w:t>#</w:t>
@@ -5233,10 +4446,10 @@
       <w:r>
         <w:rPr>
           <w:rFonts w:ascii="Consolas" w:hAnsi="Consolas" w:cs="Times New Roman"/>
+          <w:lang w:val="en-US"/>
         </w:rPr>
         <w:t xml:space="preserve"> &lt;</w:t>
       </w:r>
-      <w:proofErr w:type="spellStart"/>
       <w:r>
         <w:rPr>
           <w:rFonts w:ascii="Consolas" w:hAnsi="Consolas" w:cs="Times New Roman"/>
@@ -5244,10 +4457,10 @@
         </w:rPr>
         <w:t>cmath</w:t>
       </w:r>
-      <w:proofErr w:type="spellEnd"/>
-      <w:r>
-        <w:rPr>
-          <w:rFonts w:ascii="Consolas" w:hAnsi="Consolas" w:cs="Times New Roman"/>
+      <w:r>
+        <w:rPr>
+          <w:rFonts w:ascii="Consolas" w:hAnsi="Consolas" w:cs="Times New Roman"/>
+          <w:lang w:val="en-US"/>
         </w:rPr>
         <w:t>&gt;</w:t>
       </w:r>
@@ -5264,23 +4477,7 @@
           <w:rFonts w:ascii="Consolas" w:hAnsi="Consolas" w:cs="Times New Roman"/>
           <w:lang w:val="en-US"/>
         </w:rPr>
-        <w:t>#include &lt;</w:t>
-      </w:r>
-      <w:proofErr w:type="spellStart"/>
-      <w:r>
-        <w:rPr>
-          <w:rFonts w:ascii="Consolas" w:hAnsi="Consolas" w:cs="Times New Roman"/>
-          <w:lang w:val="en-US"/>
-        </w:rPr>
-        <w:t>iomanip</w:t>
-      </w:r>
-      <w:proofErr w:type="spellEnd"/>
-      <w:r>
-        <w:rPr>
-          <w:rFonts w:ascii="Consolas" w:hAnsi="Consolas" w:cs="Times New Roman"/>
-          <w:lang w:val="en-US"/>
-        </w:rPr>
-        <w:t>&gt;</w:t>
+        <w:t>#include &lt;iomanip&gt;</w:t>
       </w:r>
     </w:p>
     <w:p>
@@ -5310,23 +4507,53 @@
           <w:rFonts w:ascii="Consolas" w:hAnsi="Consolas" w:cs="Times New Roman"/>
           <w:lang w:val="en-US"/>
         </w:rPr>
-        <w:t xml:space="preserve">        int </w:t>
-      </w:r>
-      <w:proofErr w:type="gramStart"/>
-      <w:r>
-        <w:rPr>
-          <w:rFonts w:ascii="Consolas" w:hAnsi="Consolas" w:cs="Times New Roman"/>
-          <w:lang w:val="en-US"/>
-        </w:rPr>
-        <w:t>main(</w:t>
-      </w:r>
-      <w:proofErr w:type="gramEnd"/>
-      <w:r>
-        <w:rPr>
-          <w:rFonts w:ascii="Consolas" w:hAnsi="Consolas" w:cs="Times New Roman"/>
-          <w:lang w:val="en-US"/>
-        </w:rPr>
-        <w:t>) {</w:t>
+        <w:t>        int main() {</w:t>
+      </w:r>
+    </w:p>
+    <w:p>
+      <w:pPr>
+        <w:rPr>
+          <w:rFonts w:ascii="Consolas" w:hAnsi="Consolas" w:cs="Times New Roman"/>
+          <w:lang w:val="en-US"/>
+        </w:rPr>
+      </w:pPr>
+      <w:r>
+        <w:rPr>
+          <w:rFonts w:ascii="Consolas" w:hAnsi="Consolas" w:cs="Times New Roman"/>
+          <w:lang w:val="en-US"/>
+        </w:rPr>
+        <w:t>        setlocale(LC_ALL, "Russian"); //</w:t>
+      </w:r>
+      <w:r>
+        <w:rPr>
+          <w:rFonts w:ascii="Consolas" w:hAnsi="Consolas" w:cs="Times New Roman"/>
+        </w:rPr>
+        <w:t>Ввод</w:t>
+      </w:r>
+      <w:r>
+        <w:rPr>
+          <w:rFonts w:ascii="Consolas" w:hAnsi="Consolas" w:cs="Times New Roman"/>
+          <w:lang w:val="en-US"/>
+        </w:rPr>
+        <w:t xml:space="preserve"> </w:t>
+      </w:r>
+      <w:r>
+        <w:rPr>
+          <w:rFonts w:ascii="Consolas" w:hAnsi="Consolas" w:cs="Times New Roman"/>
+        </w:rPr>
+        <w:t>кири</w:t>
+      </w:r>
+      <w:r>
+        <w:rPr>
+          <w:rFonts w:ascii="Consolas" w:hAnsi="Consolas" w:cs="Times New Roman"/>
+        </w:rPr>
+        <w:t>л</w:t>
+      </w:r>
+      <w:r>
+        <w:rPr>
+          <w:rFonts w:ascii="Consolas" w:hAnsi="Consolas" w:cs="Times New Roman"/>
+        </w:rPr>
+        <w:t>лицы</w:t>
       </w:r>
     </w:p>
     <w:p>
@@ -5343,16 +4570,178 @@
         </w:rPr>
         <w:t xml:space="preserve">        </w:t>
       </w:r>
-      <w:proofErr w:type="spellStart"/>
-      <w:proofErr w:type="gramStart"/>
-      <w:r>
-        <w:rPr>
-          <w:rFonts w:ascii="Consolas" w:hAnsi="Consolas" w:cs="Times New Roman"/>
-          <w:lang w:val="en-US"/>
-        </w:rPr>
-        <w:t>setlocale</w:t>
-      </w:r>
-      <w:proofErr w:type="spellEnd"/>
+    </w:p>
+    <w:p>
+      <w:pPr>
+        <w:rPr>
+          <w:rFonts w:ascii="Consolas" w:hAnsi="Consolas" w:cs="Times New Roman"/>
+        </w:rPr>
+      </w:pPr>
+      <w:r>
+        <w:rPr>
+          <w:rFonts w:ascii="Consolas" w:hAnsi="Consolas" w:cs="Times New Roman"/>
+          <w:lang w:val="en-US"/>
+        </w:rPr>
+        <w:t xml:space="preserve">        </w:t>
+      </w:r>
+      <w:r>
+        <w:rPr>
+          <w:rFonts w:ascii="Consolas" w:hAnsi="Consolas" w:cs="Times New Roman"/>
+        </w:rPr>
+        <w:t>double n = 10000;     // начальная сумма</w:t>
+      </w:r>
+    </w:p>
+    <w:p>
+      <w:pPr>
+        <w:rPr>
+          <w:rFonts w:ascii="Consolas" w:hAnsi="Consolas" w:cs="Times New Roman"/>
+        </w:rPr>
+      </w:pPr>
+      <w:r>
+        <w:rPr>
+          <w:rFonts w:ascii="Consolas" w:hAnsi="Consolas" w:cs="Times New Roman"/>
+        </w:rPr>
+        <w:t>        int t = 5;            // срок</w:t>
+      </w:r>
+    </w:p>
+    <w:p>
+      <w:pPr>
+        <w:rPr>
+          <w:rFonts w:ascii="Consolas" w:hAnsi="Consolas" w:cs="Times New Roman"/>
+        </w:rPr>
+      </w:pPr>
+      <w:r>
+        <w:rPr>
+          <w:rFonts w:ascii="Consolas" w:hAnsi="Consolas" w:cs="Times New Roman"/>
+        </w:rPr>
+        <w:t>        double p = 10;        //ставка</w:t>
+      </w:r>
+    </w:p>
+    <w:p>
+      <w:pPr>
+        <w:rPr>
+          <w:rFonts w:ascii="Consolas" w:hAnsi="Consolas" w:cs="Times New Roman"/>
+        </w:rPr>
+      </w:pPr>
+      <w:r>
+        <w:rPr>
+          <w:rFonts w:ascii="Consolas" w:hAnsi="Consolas" w:cs="Times New Roman"/>
+        </w:rPr>
+        <w:t>        //------------//коэф</w:t>
+      </w:r>
+      <w:r>
+        <w:rPr>
+          <w:rFonts w:ascii="Consolas" w:hAnsi="Consolas" w:cs="Times New Roman"/>
+        </w:rPr>
+        <w:t>фи</w:t>
+      </w:r>
+      <w:r>
+        <w:rPr>
+          <w:rFonts w:ascii="Consolas" w:hAnsi="Consolas" w:cs="Times New Roman"/>
+        </w:rPr>
+        <w:t>ц</w:t>
+      </w:r>
+      <w:r>
+        <w:rPr>
+          <w:rFonts w:ascii="Consolas" w:hAnsi="Consolas" w:cs="Times New Roman"/>
+        </w:rPr>
+        <w:t>иент</w:t>
+      </w:r>
+      <w:r>
+        <w:rPr>
+          <w:rFonts w:ascii="Consolas" w:hAnsi="Consolas" w:cs="Times New Roman"/>
+        </w:rPr>
+        <w:t xml:space="preserve"> увеличения</w:t>
+      </w:r>
+    </w:p>
+    <w:p>
+      <w:pPr>
+        <w:rPr>
+          <w:rFonts w:ascii="Consolas" w:hAnsi="Consolas" w:cs="Times New Roman"/>
+        </w:rPr>
+      </w:pPr>
+      <w:r>
+        <w:rPr>
+          <w:rFonts w:ascii="Consolas" w:hAnsi="Consolas" w:cs="Times New Roman"/>
+        </w:rPr>
+        <w:t>        double coef = 1 + (p / 100);</w:t>
+      </w:r>
+    </w:p>
+    <w:p>
+      <w:pPr>
+        <w:rPr>
+          <w:rFonts w:ascii="Consolas" w:hAnsi="Consolas" w:cs="Times New Roman"/>
+        </w:rPr>
+      </w:pPr>
+      <w:r>
+        <w:rPr>
+          <w:rFonts w:ascii="Consolas" w:hAnsi="Consolas" w:cs="Times New Roman"/>
+        </w:rPr>
+        <w:t>        //------------// вычисление итоговой суммы</w:t>
+      </w:r>
+    </w:p>
+    <w:p>
+      <w:pPr>
+        <w:rPr>
+          <w:rFonts w:ascii="Consolas" w:hAnsi="Consolas" w:cs="Times New Roman"/>
+          <w:lang w:val="en-US"/>
+        </w:rPr>
+      </w:pPr>
+      <w:r>
+        <w:rPr>
+          <w:rFonts w:ascii="Consolas" w:hAnsi="Consolas" w:cs="Times New Roman"/>
+        </w:rPr>
+        <w:t xml:space="preserve">        </w:t>
+      </w:r>
+      <w:r>
+        <w:rPr>
+          <w:rFonts w:ascii="Consolas" w:hAnsi="Consolas" w:cs="Times New Roman"/>
+          <w:lang w:val="en-US"/>
+        </w:rPr>
+        <w:t>double</w:t>
+      </w:r>
+      <w:r>
+        <w:rPr>
+          <w:rFonts w:ascii="Consolas" w:hAnsi="Consolas" w:cs="Times New Roman"/>
+          <w:lang w:val="en-US"/>
+        </w:rPr>
+        <w:t xml:space="preserve"> </w:t>
+      </w:r>
+      <w:r>
+        <w:rPr>
+          <w:rFonts w:ascii="Consolas" w:hAnsi="Consolas" w:cs="Times New Roman"/>
+          <w:lang w:val="en-US"/>
+        </w:rPr>
+        <w:t>mny</w:t>
+      </w:r>
+      <w:r>
+        <w:rPr>
+          <w:rFonts w:ascii="Consolas" w:hAnsi="Consolas" w:cs="Times New Roman"/>
+          <w:lang w:val="en-US"/>
+        </w:rPr>
+        <w:t xml:space="preserve"> = </w:t>
+      </w:r>
+      <w:r>
+        <w:rPr>
+          <w:rFonts w:ascii="Consolas" w:hAnsi="Consolas" w:cs="Times New Roman"/>
+          <w:lang w:val="en-US"/>
+        </w:rPr>
+        <w:t>n</w:t>
+      </w:r>
+      <w:r>
+        <w:rPr>
+          <w:rFonts w:ascii="Consolas" w:hAnsi="Consolas" w:cs="Times New Roman"/>
+          <w:lang w:val="en-US"/>
+        </w:rPr>
+        <w:t xml:space="preserve">* </w:t>
+      </w:r>
+      <w:r>
+        <w:rPr>
+          <w:rFonts w:ascii="Consolas" w:hAnsi="Consolas" w:cs="Times New Roman"/>
+          <w:lang w:val="en-US"/>
+        </w:rPr>
+        <w:t>pow</w:t>
+      </w:r>
       <w:r>
         <w:rPr>
           <w:rFonts w:ascii="Consolas" w:hAnsi="Consolas" w:cs="Times New Roman"/>
@@ -5360,19 +4749,47 @@
         </w:rPr>
         <w:t>(</w:t>
       </w:r>
-      <w:proofErr w:type="gramEnd"/>
-      <w:r>
-        <w:rPr>
-          <w:rFonts w:ascii="Consolas" w:hAnsi="Consolas" w:cs="Times New Roman"/>
-          <w:lang w:val="en-US"/>
-        </w:rPr>
-        <w:t>LC_ALL, "Russian"); //</w:t>
-      </w:r>
-      <w:r>
-        <w:rPr>
-          <w:rFonts w:ascii="Consolas" w:hAnsi="Consolas" w:cs="Times New Roman"/>
-        </w:rPr>
-        <w:t>Ввод</w:t>
+      <w:r>
+        <w:rPr>
+          <w:rFonts w:ascii="Consolas" w:hAnsi="Consolas" w:cs="Times New Roman"/>
+          <w:lang w:val="en-US"/>
+        </w:rPr>
+        <w:t>coef</w:t>
+      </w:r>
+      <w:r>
+        <w:rPr>
+          <w:rFonts w:ascii="Consolas" w:hAnsi="Consolas" w:cs="Times New Roman"/>
+          <w:lang w:val="en-US"/>
+        </w:rPr>
+        <w:t xml:space="preserve">, </w:t>
+      </w:r>
+      <w:r>
+        <w:rPr>
+          <w:rFonts w:ascii="Consolas" w:hAnsi="Consolas" w:cs="Times New Roman"/>
+          <w:lang w:val="en-US"/>
+        </w:rPr>
+        <w:t>t</w:t>
+      </w:r>
+      <w:r>
+        <w:rPr>
+          <w:rFonts w:ascii="Consolas" w:hAnsi="Consolas" w:cs="Times New Roman"/>
+          <w:lang w:val="en-US"/>
+        </w:rPr>
+        <w:t>);</w:t>
+      </w:r>
+    </w:p>
+    <w:p>
+      <w:pPr>
+        <w:rPr>
+          <w:rFonts w:ascii="Consolas" w:hAnsi="Consolas" w:cs="Times New Roman"/>
+        </w:rPr>
+      </w:pPr>
+      <w:r>
+        <w:rPr>
+          <w:rFonts w:ascii="Consolas" w:hAnsi="Consolas" w:cs="Times New Roman"/>
+          <w:lang w:val="en-US"/>
+        </w:rPr>
+        <w:t> </w:t>
       </w:r>
       <w:r>
         <w:rPr>
@@ -5384,33 +4801,153 @@
       <w:r>
         <w:rPr>
           <w:rFonts w:ascii="Consolas" w:hAnsi="Consolas" w:cs="Times New Roman"/>
-        </w:rPr>
-        <w:t>кири</w:t>
-      </w:r>
-      <w:r>
-        <w:rPr>
-          <w:rFonts w:ascii="Consolas" w:hAnsi="Consolas" w:cs="Times New Roman"/>
-        </w:rPr>
-        <w:t>л</w:t>
-      </w:r>
-      <w:r>
-        <w:rPr>
-          <w:rFonts w:ascii="Consolas" w:hAnsi="Consolas" w:cs="Times New Roman"/>
-        </w:rPr>
-        <w:t>лицы</w:t>
-      </w:r>
-    </w:p>
-    <w:p>
-      <w:pPr>
-        <w:rPr>
-          <w:rFonts w:ascii="Consolas" w:hAnsi="Consolas" w:cs="Times New Roman"/>
-          <w:lang w:val="en-US"/>
-        </w:rPr>
-      </w:pPr>
-      <w:r>
-        <w:rPr>
-          <w:rFonts w:ascii="Consolas" w:hAnsi="Consolas" w:cs="Times New Roman"/>
-          <w:lang w:val="en-US"/>
+          <w:lang w:val="en-US"/>
+        </w:rPr>
+        <w:t> </w:t>
+      </w:r>
+      <w:r>
+        <w:rPr>
+          <w:rFonts w:ascii="Consolas" w:hAnsi="Consolas" w:cs="Times New Roman"/>
+          <w:lang w:val="en-US"/>
+        </w:rPr>
+        <w:t xml:space="preserve"> </w:t>
+      </w:r>
+      <w:r>
+        <w:rPr>
+          <w:rFonts w:ascii="Consolas" w:hAnsi="Consolas" w:cs="Times New Roman"/>
+          <w:lang w:val="en-US"/>
+        </w:rPr>
+        <w:t> </w:t>
+      </w:r>
+      <w:r>
+        <w:rPr>
+          <w:rFonts w:ascii="Consolas" w:hAnsi="Consolas" w:cs="Times New Roman"/>
+          <w:lang w:val="en-US"/>
+        </w:rPr>
+        <w:t xml:space="preserve"> </w:t>
+      </w:r>
+      <w:r>
+        <w:rPr>
+          <w:rFonts w:ascii="Consolas" w:hAnsi="Consolas" w:cs="Times New Roman"/>
+          <w:lang w:val="en-US"/>
+        </w:rPr>
+        <w:t> </w:t>
+      </w:r>
+      <w:r>
+        <w:rPr>
+          <w:rFonts w:ascii="Consolas" w:hAnsi="Consolas" w:cs="Times New Roman"/>
+          <w:lang w:val="en-US"/>
+        </w:rPr>
+        <w:t xml:space="preserve"> </w:t>
+      </w:r>
+      <w:r>
+        <w:rPr>
+          <w:rFonts w:ascii="Consolas" w:hAnsi="Consolas" w:cs="Times New Roman"/>
+        </w:rPr>
+        <w:t>//------------//Вывод данных о коэф</w:t>
+      </w:r>
+      <w:r>
+        <w:rPr>
+          <w:rFonts w:ascii="Consolas" w:hAnsi="Consolas" w:cs="Times New Roman"/>
+        </w:rPr>
+        <w:t>ф</w:t>
+      </w:r>
+      <w:r>
+        <w:rPr>
+          <w:rFonts w:ascii="Consolas" w:hAnsi="Consolas" w:cs="Times New Roman"/>
+        </w:rPr>
+        <w:t>иц</w:t>
+      </w:r>
+      <w:r>
+        <w:rPr>
+          <w:rFonts w:ascii="Consolas" w:hAnsi="Consolas" w:cs="Times New Roman"/>
+        </w:rPr>
+        <w:t>иенте</w:t>
+      </w:r>
+      <w:r>
+        <w:rPr>
+          <w:rFonts w:ascii="Consolas" w:hAnsi="Consolas" w:cs="Times New Roman"/>
+        </w:rPr>
+        <w:t xml:space="preserve"> и финальной сумме денег </w:t>
+      </w:r>
+    </w:p>
+    <w:p>
+      <w:pPr>
+        <w:rPr>
+          <w:rFonts w:ascii="Consolas" w:hAnsi="Consolas" w:cs="Times New Roman"/>
+        </w:rPr>
+      </w:pPr>
+      <w:r>
+        <w:rPr>
+          <w:rFonts w:ascii="Consolas" w:hAnsi="Consolas" w:cs="Times New Roman"/>
+        </w:rPr>
+        <w:t>        cout &lt;&lt; "</w:t>
+      </w:r>
+      <w:r>
+        <w:rPr>
+          <w:rFonts w:ascii="Consolas" w:hAnsi="Consolas" w:cs="Times New Roman"/>
+        </w:rPr>
+        <w:t xml:space="preserve"> </w:t>
+      </w:r>
+      <w:r>
+        <w:rPr>
+          <w:rFonts w:ascii="Consolas" w:hAnsi="Consolas" w:cs="Times New Roman"/>
+        </w:rPr>
+        <w:t>К</w:t>
+      </w:r>
+      <w:r>
+        <w:rPr>
+          <w:rFonts w:ascii="Consolas" w:hAnsi="Consolas" w:cs="Times New Roman"/>
+        </w:rPr>
+        <w:t>оэф</w:t>
+      </w:r>
+      <w:r>
+        <w:rPr>
+          <w:rFonts w:ascii="Consolas" w:hAnsi="Consolas" w:cs="Times New Roman"/>
+        </w:rPr>
+        <w:t>фи</w:t>
+      </w:r>
+      <w:r>
+        <w:rPr>
+          <w:rFonts w:ascii="Consolas" w:hAnsi="Consolas" w:cs="Times New Roman"/>
+        </w:rPr>
+        <w:t>ц</w:t>
+      </w:r>
+      <w:r>
+        <w:rPr>
+          <w:rFonts w:ascii="Consolas" w:hAnsi="Consolas" w:cs="Times New Roman"/>
+        </w:rPr>
+        <w:t>иент</w:t>
+      </w:r>
+      <w:r>
+        <w:rPr>
+          <w:rFonts w:ascii="Consolas" w:hAnsi="Consolas" w:cs="Times New Roman"/>
+        </w:rPr>
+        <w:t xml:space="preserve"> -&gt;" &lt;&lt; coef &lt;&lt; endl; </w:t>
+      </w:r>
+    </w:p>
+    <w:p>
+      <w:pPr>
+        <w:rPr>
+          <w:rFonts w:ascii="Consolas" w:hAnsi="Consolas" w:cs="Times New Roman"/>
+        </w:rPr>
+      </w:pPr>
+      <w:r>
+        <w:rPr>
+          <w:rFonts w:ascii="Consolas" w:hAnsi="Consolas" w:cs="Times New Roman"/>
+        </w:rPr>
+        <w:t>        cout &lt;&lt; "Деньги -&gt;" &lt;&lt; mny &lt;&lt; endl;</w:t>
+      </w:r>
+    </w:p>
+    <w:p>
+      <w:pPr>
+        <w:rPr>
+          <w:rFonts w:ascii="Consolas" w:hAnsi="Consolas" w:cs="Times New Roman"/>
+        </w:rPr>
+      </w:pPr>
+      <w:r>
+        <w:rPr>
+          <w:rFonts w:ascii="Consolas" w:hAnsi="Consolas" w:cs="Times New Roman"/>
         </w:rPr>
         <w:t xml:space="preserve">        </w:t>
       </w:r>
@@ -5424,596 +4961,8 @@
       <w:r>
         <w:rPr>
           <w:rFonts w:ascii="Consolas" w:hAnsi="Consolas" w:cs="Times New Roman"/>
-          <w:lang w:val="en-US"/>
-        </w:rPr>
-        <w:t xml:space="preserve">        </w:t>
-      </w:r>
-      <w:proofErr w:type="spellStart"/>
-      <w:r>
-        <w:rPr>
-          <w:rFonts w:ascii="Consolas" w:hAnsi="Consolas" w:cs="Times New Roman"/>
-        </w:rPr>
-        <w:t>double</w:t>
-      </w:r>
-      <w:proofErr w:type="spellEnd"/>
-      <w:r>
-        <w:rPr>
-          <w:rFonts w:ascii="Consolas" w:hAnsi="Consolas" w:cs="Times New Roman"/>
-        </w:rPr>
-        <w:t xml:space="preserve"> n = </w:t>
-      </w:r>
-      <w:proofErr w:type="gramStart"/>
-      <w:r>
-        <w:rPr>
-          <w:rFonts w:ascii="Consolas" w:hAnsi="Consolas" w:cs="Times New Roman"/>
-        </w:rPr>
-        <w:t xml:space="preserve">10000;   </w:t>
-      </w:r>
-      <w:proofErr w:type="gramEnd"/>
-      <w:r>
-        <w:rPr>
-          <w:rFonts w:ascii="Consolas" w:hAnsi="Consolas" w:cs="Times New Roman"/>
-        </w:rPr>
-        <w:t>  // начальная сумма</w:t>
-      </w:r>
-    </w:p>
-    <w:p>
-      <w:pPr>
-        <w:rPr>
-          <w:rFonts w:ascii="Consolas" w:hAnsi="Consolas" w:cs="Times New Roman"/>
-        </w:rPr>
-      </w:pPr>
-      <w:r>
-        <w:rPr>
-          <w:rFonts w:ascii="Consolas" w:hAnsi="Consolas" w:cs="Times New Roman"/>
-        </w:rPr>
-        <w:t xml:space="preserve">        </w:t>
-      </w:r>
-      <w:proofErr w:type="spellStart"/>
-      <w:r>
-        <w:rPr>
-          <w:rFonts w:ascii="Consolas" w:hAnsi="Consolas" w:cs="Times New Roman"/>
-        </w:rPr>
-        <w:t>int</w:t>
-      </w:r>
-      <w:proofErr w:type="spellEnd"/>
-      <w:r>
-        <w:rPr>
-          <w:rFonts w:ascii="Consolas" w:hAnsi="Consolas" w:cs="Times New Roman"/>
-        </w:rPr>
-        <w:t xml:space="preserve"> t = </w:t>
-      </w:r>
-      <w:proofErr w:type="gramStart"/>
-      <w:r>
-        <w:rPr>
-          <w:rFonts w:ascii="Consolas" w:hAnsi="Consolas" w:cs="Times New Roman"/>
-        </w:rPr>
-        <w:t xml:space="preserve">5;   </w:t>
-      </w:r>
-      <w:proofErr w:type="gramEnd"/>
-      <w:r>
-        <w:rPr>
-          <w:rFonts w:ascii="Consolas" w:hAnsi="Consolas" w:cs="Times New Roman"/>
-        </w:rPr>
-        <w:t>         // срок</w:t>
-      </w:r>
-    </w:p>
-    <w:p>
-      <w:pPr>
-        <w:rPr>
-          <w:rFonts w:ascii="Consolas" w:hAnsi="Consolas" w:cs="Times New Roman"/>
-        </w:rPr>
-      </w:pPr>
-      <w:r>
-        <w:rPr>
-          <w:rFonts w:ascii="Consolas" w:hAnsi="Consolas" w:cs="Times New Roman"/>
-        </w:rPr>
-        <w:t xml:space="preserve">        </w:t>
-      </w:r>
-      <w:proofErr w:type="spellStart"/>
-      <w:r>
-        <w:rPr>
-          <w:rFonts w:ascii="Consolas" w:hAnsi="Consolas" w:cs="Times New Roman"/>
-        </w:rPr>
-        <w:t>double</w:t>
-      </w:r>
-      <w:proofErr w:type="spellEnd"/>
-      <w:r>
-        <w:rPr>
-          <w:rFonts w:ascii="Consolas" w:hAnsi="Consolas" w:cs="Times New Roman"/>
-        </w:rPr>
-        <w:t xml:space="preserve"> p = </w:t>
-      </w:r>
-      <w:proofErr w:type="gramStart"/>
-      <w:r>
-        <w:rPr>
-          <w:rFonts w:ascii="Consolas" w:hAnsi="Consolas" w:cs="Times New Roman"/>
-        </w:rPr>
-        <w:t xml:space="preserve">10;   </w:t>
-      </w:r>
-      <w:proofErr w:type="gramEnd"/>
-      <w:r>
-        <w:rPr>
-          <w:rFonts w:ascii="Consolas" w:hAnsi="Consolas" w:cs="Times New Roman"/>
-        </w:rPr>
-        <w:t>     //ставка</w:t>
-      </w:r>
-    </w:p>
-    <w:p>
-      <w:pPr>
-        <w:rPr>
-          <w:rFonts w:ascii="Consolas" w:hAnsi="Consolas" w:cs="Times New Roman"/>
-        </w:rPr>
-      </w:pPr>
-      <w:r>
-        <w:rPr>
-          <w:rFonts w:ascii="Consolas" w:hAnsi="Consolas" w:cs="Times New Roman"/>
-        </w:rPr>
-        <w:t>        //------------//коэф</w:t>
-      </w:r>
-      <w:r>
-        <w:rPr>
-          <w:rFonts w:ascii="Consolas" w:hAnsi="Consolas" w:cs="Times New Roman"/>
-        </w:rPr>
-        <w:t>фи</w:t>
-      </w:r>
-      <w:r>
-        <w:rPr>
-          <w:rFonts w:ascii="Consolas" w:hAnsi="Consolas" w:cs="Times New Roman"/>
-        </w:rPr>
-        <w:t>ц</w:t>
-      </w:r>
-      <w:r>
-        <w:rPr>
-          <w:rFonts w:ascii="Consolas" w:hAnsi="Consolas" w:cs="Times New Roman"/>
-        </w:rPr>
-        <w:t>иент</w:t>
-      </w:r>
-      <w:r>
-        <w:rPr>
-          <w:rFonts w:ascii="Consolas" w:hAnsi="Consolas" w:cs="Times New Roman"/>
-        </w:rPr>
-        <w:t xml:space="preserve"> увеличения</w:t>
-      </w:r>
-    </w:p>
-    <w:p>
-      <w:pPr>
-        <w:rPr>
-          <w:rFonts w:ascii="Consolas" w:hAnsi="Consolas" w:cs="Times New Roman"/>
-        </w:rPr>
-      </w:pPr>
-      <w:r>
-        <w:rPr>
-          <w:rFonts w:ascii="Consolas" w:hAnsi="Consolas" w:cs="Times New Roman"/>
-        </w:rPr>
-        <w:t xml:space="preserve">        </w:t>
-      </w:r>
-      <w:proofErr w:type="spellStart"/>
-      <w:r>
-        <w:rPr>
-          <w:rFonts w:ascii="Consolas" w:hAnsi="Consolas" w:cs="Times New Roman"/>
-        </w:rPr>
-        <w:t>double</w:t>
-      </w:r>
-      <w:proofErr w:type="spellEnd"/>
-      <w:r>
-        <w:rPr>
-          <w:rFonts w:ascii="Consolas" w:hAnsi="Consolas" w:cs="Times New Roman"/>
-        </w:rPr>
-        <w:t xml:space="preserve"> </w:t>
-      </w:r>
-      <w:proofErr w:type="spellStart"/>
-      <w:r>
-        <w:rPr>
-          <w:rFonts w:ascii="Consolas" w:hAnsi="Consolas" w:cs="Times New Roman"/>
-        </w:rPr>
-        <w:t>coef</w:t>
-      </w:r>
-      <w:proofErr w:type="spellEnd"/>
-      <w:r>
-        <w:rPr>
-          <w:rFonts w:ascii="Consolas" w:hAnsi="Consolas" w:cs="Times New Roman"/>
-        </w:rPr>
-        <w:t xml:space="preserve"> = 1 + (p / 100);</w:t>
-      </w:r>
-    </w:p>
-    <w:p>
-      <w:pPr>
-        <w:rPr>
-          <w:rFonts w:ascii="Consolas" w:hAnsi="Consolas" w:cs="Times New Roman"/>
-        </w:rPr>
-      </w:pPr>
-      <w:r>
-        <w:rPr>
-          <w:rFonts w:ascii="Consolas" w:hAnsi="Consolas" w:cs="Times New Roman"/>
-        </w:rPr>
-        <w:t>        //------------// вычисление итоговой суммы</w:t>
-      </w:r>
-    </w:p>
-    <w:p>
-      <w:pPr>
-        <w:rPr>
-          <w:rFonts w:ascii="Consolas" w:hAnsi="Consolas" w:cs="Times New Roman"/>
-        </w:rPr>
-      </w:pPr>
-      <w:r>
-        <w:rPr>
-          <w:rFonts w:ascii="Consolas" w:hAnsi="Consolas" w:cs="Times New Roman"/>
-        </w:rPr>
-        <w:t xml:space="preserve">        </w:t>
-      </w:r>
-      <w:r>
-        <w:rPr>
-          <w:rFonts w:ascii="Consolas" w:hAnsi="Consolas" w:cs="Times New Roman"/>
-          <w:lang w:val="en-US"/>
-        </w:rPr>
-        <w:t>double</w:t>
-      </w:r>
-      <w:r>
-        <w:rPr>
-          <w:rFonts w:ascii="Consolas" w:hAnsi="Consolas" w:cs="Times New Roman"/>
-        </w:rPr>
-        <w:t xml:space="preserve"> </w:t>
-      </w:r>
-      <w:proofErr w:type="spellStart"/>
-      <w:r>
-        <w:rPr>
-          <w:rFonts w:ascii="Consolas" w:hAnsi="Consolas" w:cs="Times New Roman"/>
-          <w:lang w:val="en-US"/>
-        </w:rPr>
-        <w:t>mny</w:t>
-      </w:r>
-      <w:proofErr w:type="spellEnd"/>
-      <w:r>
-        <w:rPr>
-          <w:rFonts w:ascii="Consolas" w:hAnsi="Consolas" w:cs="Times New Roman"/>
-        </w:rPr>
-        <w:t xml:space="preserve"> = </w:t>
-      </w:r>
-      <w:r>
-        <w:rPr>
-          <w:rFonts w:ascii="Consolas" w:hAnsi="Consolas" w:cs="Times New Roman"/>
-          <w:lang w:val="en-US"/>
-        </w:rPr>
-        <w:t>n</w:t>
-      </w:r>
-      <w:r>
-        <w:rPr>
-          <w:rFonts w:ascii="Consolas" w:hAnsi="Consolas" w:cs="Times New Roman"/>
-        </w:rPr>
-        <w:t xml:space="preserve">* </w:t>
-      </w:r>
-      <w:proofErr w:type="gramStart"/>
-      <w:r>
-        <w:rPr>
-          <w:rFonts w:ascii="Consolas" w:hAnsi="Consolas" w:cs="Times New Roman"/>
-          <w:lang w:val="en-US"/>
-        </w:rPr>
-        <w:t>pow</w:t>
-      </w:r>
-      <w:r>
-        <w:rPr>
-          <w:rFonts w:ascii="Consolas" w:hAnsi="Consolas" w:cs="Times New Roman"/>
-        </w:rPr>
-        <w:t>(</w:t>
-      </w:r>
-      <w:proofErr w:type="spellStart"/>
-      <w:proofErr w:type="gramEnd"/>
-      <w:r>
-        <w:rPr>
-          <w:rFonts w:ascii="Consolas" w:hAnsi="Consolas" w:cs="Times New Roman"/>
-          <w:lang w:val="en-US"/>
-        </w:rPr>
-        <w:t>coef</w:t>
-      </w:r>
-      <w:proofErr w:type="spellEnd"/>
-      <w:r>
-        <w:rPr>
-          <w:rFonts w:ascii="Consolas" w:hAnsi="Consolas" w:cs="Times New Roman"/>
-        </w:rPr>
-        <w:t xml:space="preserve">, </w:t>
-      </w:r>
-      <w:r>
-        <w:rPr>
-          <w:rFonts w:ascii="Consolas" w:hAnsi="Consolas" w:cs="Times New Roman"/>
-          <w:lang w:val="en-US"/>
-        </w:rPr>
-        <w:t>t</w:t>
-      </w:r>
-      <w:r>
-        <w:rPr>
-          <w:rFonts w:ascii="Consolas" w:hAnsi="Consolas" w:cs="Times New Roman"/>
-        </w:rPr>
-        <w:t>);</w:t>
-      </w:r>
-    </w:p>
-    <w:p>
-      <w:pPr>
-        <w:rPr>
-          <w:rFonts w:ascii="Consolas" w:hAnsi="Consolas" w:cs="Times New Roman"/>
-        </w:rPr>
-      </w:pPr>
-      <w:r>
-        <w:rPr>
-          <w:rFonts w:ascii="Consolas" w:hAnsi="Consolas" w:cs="Times New Roman"/>
-          <w:lang w:val="en-US"/>
-        </w:rPr>
-        <w:t> </w:t>
-      </w:r>
-      <w:r>
-        <w:rPr>
-          <w:rFonts w:ascii="Consolas" w:hAnsi="Consolas" w:cs="Times New Roman"/>
-        </w:rPr>
-        <w:t xml:space="preserve"> </w:t>
-      </w:r>
-      <w:r>
-        <w:rPr>
-          <w:rFonts w:ascii="Consolas" w:hAnsi="Consolas" w:cs="Times New Roman"/>
-          <w:lang w:val="en-US"/>
-        </w:rPr>
-        <w:t> </w:t>
-      </w:r>
-      <w:r>
-        <w:rPr>
-          <w:rFonts w:ascii="Consolas" w:hAnsi="Consolas" w:cs="Times New Roman"/>
-        </w:rPr>
-        <w:t xml:space="preserve"> </w:t>
-      </w:r>
-      <w:r>
-        <w:rPr>
-          <w:rFonts w:ascii="Consolas" w:hAnsi="Consolas" w:cs="Times New Roman"/>
-          <w:lang w:val="en-US"/>
-        </w:rPr>
-        <w:t> </w:t>
-      </w:r>
-      <w:r>
-        <w:rPr>
-          <w:rFonts w:ascii="Consolas" w:hAnsi="Consolas" w:cs="Times New Roman"/>
-        </w:rPr>
-        <w:t xml:space="preserve"> </w:t>
-      </w:r>
-      <w:r>
-        <w:rPr>
-          <w:rFonts w:ascii="Consolas" w:hAnsi="Consolas" w:cs="Times New Roman"/>
-          <w:lang w:val="en-US"/>
-        </w:rPr>
-        <w:t> </w:t>
-      </w:r>
-      <w:r>
-        <w:rPr>
-          <w:rFonts w:ascii="Consolas" w:hAnsi="Consolas" w:cs="Times New Roman"/>
-        </w:rPr>
-        <w:t xml:space="preserve"> </w:t>
-      </w:r>
-      <w:r>
-        <w:rPr>
-          <w:rFonts w:ascii="Consolas" w:hAnsi="Consolas" w:cs="Times New Roman"/>
-        </w:rPr>
-        <w:t>//------------//Вывод данных о коэф</w:t>
-      </w:r>
-      <w:r>
-        <w:rPr>
-          <w:rFonts w:ascii="Consolas" w:hAnsi="Consolas" w:cs="Times New Roman"/>
-        </w:rPr>
-        <w:t>ф</w:t>
-      </w:r>
-      <w:r>
-        <w:rPr>
-          <w:rFonts w:ascii="Consolas" w:hAnsi="Consolas" w:cs="Times New Roman"/>
-        </w:rPr>
-        <w:t>иц</w:t>
-      </w:r>
-      <w:r>
-        <w:rPr>
-          <w:rFonts w:ascii="Consolas" w:hAnsi="Consolas" w:cs="Times New Roman"/>
-        </w:rPr>
-        <w:t>иенте</w:t>
-      </w:r>
-      <w:r>
-        <w:rPr>
-          <w:rFonts w:ascii="Consolas" w:hAnsi="Consolas" w:cs="Times New Roman"/>
-        </w:rPr>
-        <w:t xml:space="preserve"> и финальной сумме денег </w:t>
-      </w:r>
-    </w:p>
-    <w:p>
-      <w:pPr>
-        <w:rPr>
-          <w:rFonts w:ascii="Consolas" w:hAnsi="Consolas" w:cs="Times New Roman"/>
-        </w:rPr>
-      </w:pPr>
-      <w:r>
-        <w:rPr>
-          <w:rFonts w:ascii="Consolas" w:hAnsi="Consolas" w:cs="Times New Roman"/>
-        </w:rPr>
-        <w:t xml:space="preserve">        </w:t>
-      </w:r>
-      <w:proofErr w:type="spellStart"/>
-      <w:r>
-        <w:rPr>
-          <w:rFonts w:ascii="Consolas" w:hAnsi="Consolas" w:cs="Times New Roman"/>
-        </w:rPr>
-        <w:t>cout</w:t>
-      </w:r>
-      <w:proofErr w:type="spellEnd"/>
-      <w:r>
-        <w:rPr>
-          <w:rFonts w:ascii="Consolas" w:hAnsi="Consolas" w:cs="Times New Roman"/>
-        </w:rPr>
-        <w:t xml:space="preserve"> </w:t>
-      </w:r>
-      <w:proofErr w:type="gramStart"/>
-      <w:r>
-        <w:rPr>
-          <w:rFonts w:ascii="Consolas" w:hAnsi="Consolas" w:cs="Times New Roman"/>
-        </w:rPr>
-        <w:t>&lt;&lt; "</w:t>
-      </w:r>
-      <w:proofErr w:type="gramEnd"/>
-      <w:r>
-        <w:rPr>
-          <w:rFonts w:ascii="Consolas" w:hAnsi="Consolas" w:cs="Times New Roman"/>
-        </w:rPr>
-        <w:t xml:space="preserve"> </w:t>
-      </w:r>
-      <w:r>
-        <w:rPr>
-          <w:rFonts w:ascii="Consolas" w:hAnsi="Consolas" w:cs="Times New Roman"/>
-        </w:rPr>
-        <w:t>К</w:t>
-      </w:r>
-      <w:r>
-        <w:rPr>
-          <w:rFonts w:ascii="Consolas" w:hAnsi="Consolas" w:cs="Times New Roman"/>
-        </w:rPr>
-        <w:t>оэф</w:t>
-      </w:r>
-      <w:r>
-        <w:rPr>
-          <w:rFonts w:ascii="Consolas" w:hAnsi="Consolas" w:cs="Times New Roman"/>
-        </w:rPr>
-        <w:t>фи</w:t>
-      </w:r>
-      <w:r>
-        <w:rPr>
-          <w:rFonts w:ascii="Consolas" w:hAnsi="Consolas" w:cs="Times New Roman"/>
-        </w:rPr>
-        <w:t>ц</w:t>
-      </w:r>
-      <w:r>
-        <w:rPr>
-          <w:rFonts w:ascii="Consolas" w:hAnsi="Consolas" w:cs="Times New Roman"/>
-        </w:rPr>
-        <w:t>иент</w:t>
-      </w:r>
-      <w:r>
-        <w:rPr>
-          <w:rFonts w:ascii="Consolas" w:hAnsi="Consolas" w:cs="Times New Roman"/>
-        </w:rPr>
-        <w:t xml:space="preserve"> -&gt;" &lt;&lt; </w:t>
-      </w:r>
-      <w:proofErr w:type="spellStart"/>
-      <w:r>
-        <w:rPr>
-          <w:rFonts w:ascii="Consolas" w:hAnsi="Consolas" w:cs="Times New Roman"/>
-        </w:rPr>
-        <w:t>coef</w:t>
-      </w:r>
-      <w:proofErr w:type="spellEnd"/>
-      <w:r>
-        <w:rPr>
-          <w:rFonts w:ascii="Consolas" w:hAnsi="Consolas" w:cs="Times New Roman"/>
-        </w:rPr>
-        <w:t xml:space="preserve"> &lt;&lt; </w:t>
-      </w:r>
-      <w:proofErr w:type="spellStart"/>
-      <w:r>
-        <w:rPr>
-          <w:rFonts w:ascii="Consolas" w:hAnsi="Consolas" w:cs="Times New Roman"/>
-        </w:rPr>
-        <w:t>endl</w:t>
-      </w:r>
-      <w:proofErr w:type="spellEnd"/>
-      <w:r>
-        <w:rPr>
-          <w:rFonts w:ascii="Consolas" w:hAnsi="Consolas" w:cs="Times New Roman"/>
-        </w:rPr>
-        <w:t xml:space="preserve">; </w:t>
-      </w:r>
-    </w:p>
-    <w:p>
-      <w:pPr>
-        <w:rPr>
-          <w:rFonts w:ascii="Consolas" w:hAnsi="Consolas" w:cs="Times New Roman"/>
-        </w:rPr>
-      </w:pPr>
-      <w:r>
-        <w:rPr>
-          <w:rFonts w:ascii="Consolas" w:hAnsi="Consolas" w:cs="Times New Roman"/>
-        </w:rPr>
-        <w:t xml:space="preserve">        </w:t>
-      </w:r>
-      <w:proofErr w:type="spellStart"/>
-      <w:r>
-        <w:rPr>
-          <w:rFonts w:ascii="Consolas" w:hAnsi="Consolas" w:cs="Times New Roman"/>
-        </w:rPr>
-        <w:t>cout</w:t>
-      </w:r>
-      <w:proofErr w:type="spellEnd"/>
-      <w:r>
-        <w:rPr>
-          <w:rFonts w:ascii="Consolas" w:hAnsi="Consolas" w:cs="Times New Roman"/>
-        </w:rPr>
-        <w:t xml:space="preserve"> </w:t>
-      </w:r>
-      <w:proofErr w:type="gramStart"/>
-      <w:r>
-        <w:rPr>
-          <w:rFonts w:ascii="Consolas" w:hAnsi="Consolas" w:cs="Times New Roman"/>
-        </w:rPr>
-        <w:t>&lt;&lt; "</w:t>
-      </w:r>
-      <w:proofErr w:type="gramEnd"/>
-      <w:r>
-        <w:rPr>
-          <w:rFonts w:ascii="Consolas" w:hAnsi="Consolas" w:cs="Times New Roman"/>
-        </w:rPr>
-        <w:t xml:space="preserve">Деньги -&gt;" &lt;&lt; </w:t>
-      </w:r>
-      <w:proofErr w:type="spellStart"/>
-      <w:r>
-        <w:rPr>
-          <w:rFonts w:ascii="Consolas" w:hAnsi="Consolas" w:cs="Times New Roman"/>
-        </w:rPr>
-        <w:t>mny</w:t>
-      </w:r>
-      <w:proofErr w:type="spellEnd"/>
-      <w:r>
-        <w:rPr>
-          <w:rFonts w:ascii="Consolas" w:hAnsi="Consolas" w:cs="Times New Roman"/>
-        </w:rPr>
-        <w:t xml:space="preserve"> &lt;&lt; endl;</w:t>
-      </w:r>
-    </w:p>
-    <w:p>
-      <w:pPr>
-        <w:rPr>
-          <w:rFonts w:ascii="Consolas" w:hAnsi="Consolas" w:cs="Times New Roman"/>
-        </w:rPr>
-      </w:pPr>
-      <w:r>
-        <w:rPr>
-          <w:rFonts w:ascii="Consolas" w:hAnsi="Consolas" w:cs="Times New Roman"/>
-        </w:rPr>
-        <w:t xml:space="preserve">        </w:t>
-      </w:r>
-    </w:p>
-    <w:p>
-      <w:pPr>
-        <w:rPr>
-          <w:rFonts w:ascii="Consolas" w:hAnsi="Consolas" w:cs="Times New Roman"/>
-        </w:rPr>
-      </w:pPr>
-      <w:r>
-        <w:rPr>
-          <w:rFonts w:ascii="Consolas" w:hAnsi="Consolas" w:cs="Times New Roman"/>
-        </w:rPr>
-        <w:t xml:space="preserve">        </w:t>
-      </w:r>
-      <w:proofErr w:type="spellStart"/>
-      <w:r>
-        <w:rPr>
-          <w:rFonts w:ascii="Consolas" w:hAnsi="Consolas" w:cs="Times New Roman"/>
-        </w:rPr>
-        <w:t>return</w:t>
-      </w:r>
-      <w:proofErr w:type="spellEnd"/>
-      <w:r>
-        <w:rPr>
-          <w:rFonts w:ascii="Consolas" w:hAnsi="Consolas" w:cs="Times New Roman"/>
-        </w:rPr>
-        <w:t xml:space="preserve"> 0;</w:t>
+        </w:rPr>
+        <w:t>        return 0;</w:t>
       </w:r>
     </w:p>
     <w:p>
@@ -6227,7 +5176,7 @@
         </w:rPr>
         <w:t xml:space="preserve">       </w:t>
       </w:r>
-      <w:bookmarkEnd w:id="3"/>
+      <w:bookmarkEnd w:id="2"/>
       <w:r>
         <w:rPr>
           <w:rFonts w:ascii="Times New Roman" w:hAnsi="Times New Roman" w:cs="Times New Roman"/>
@@ -6371,7 +5320,7 @@
                 <v:shape id="_x0000_i1027" type="#_x0000_t75" style="width:209.45pt;height:345.95pt" o:ole="">
                   <v:imagedata r:id="rId14" o:title=""/>
                 </v:shape>
-                <o:OLEObject Type="Embed" ProgID="Visio.Drawing.15" ShapeID="_x0000_i1027" DrawAspect="Content" ObjectID="_1850976467" r:id="rId15"/>
+                <o:OLEObject Type="Embed" ProgID="Visio.Drawing.15" ShapeID="_x0000_i1027" DrawAspect="Content" ObjectID="_1850978518" r:id="rId15"/>
               </w:object>
             </w:r>
           </w:p>
@@ -6401,7 +5350,6 @@
               </w:rPr>
               <w:t xml:space="preserve">Объявление функции </w:t>
             </w:r>
-            <w:proofErr w:type="gramStart"/>
             <w:r>
               <w:rPr>
                 <w:rFonts w:ascii="Times New Roman" w:hAnsi="Times New Roman" w:cs="Times New Roman"/>
@@ -6410,7 +5358,6 @@
               </w:rPr>
               <w:t>M</w:t>
             </w:r>
-            <w:proofErr w:type="spellStart"/>
             <w:r>
               <w:rPr>
                 <w:rFonts w:ascii="Times New Roman" w:hAnsi="Times New Roman" w:cs="Times New Roman"/>
@@ -6418,27 +5365,7 @@
                 <w:szCs w:val="28"/>
                 <w:lang w:val="en-US"/>
               </w:rPr>
-              <w:t>ain</w:t>
-            </w:r>
-            <w:proofErr w:type="spellEnd"/>
-            <w:r>
-              <w:rPr>
-                <w:rFonts w:ascii="Times New Roman" w:hAnsi="Times New Roman" w:cs="Times New Roman"/>
-                <w:sz w:val="28"/>
-                <w:szCs w:val="28"/>
-                <w:lang w:val="en-US"/>
-              </w:rPr>
-              <w:t>(</w:t>
-            </w:r>
-            <w:proofErr w:type="gramEnd"/>
-            <w:r>
-              <w:rPr>
-                <w:rFonts w:ascii="Times New Roman" w:hAnsi="Times New Roman" w:cs="Times New Roman"/>
-                <w:sz w:val="28"/>
-                <w:szCs w:val="28"/>
-                <w:lang w:val="en-US"/>
-              </w:rPr>
-              <w:t>)</w:t>
+              <w:t>ain()</w:t>
             </w:r>
             <w:r>
               <w:rPr>
@@ -6791,7 +5718,6 @@
               </w:rPr>
               <w:t>(</w:t>
             </w:r>
-            <w:proofErr w:type="gramStart"/>
             <w:r>
               <w:rPr>
                 <w:rFonts w:ascii="Times New Roman" w:hAnsi="Times New Roman" w:cs="Times New Roman"/>
@@ -6808,17 +5734,7 @@
                 <w:szCs w:val="28"/>
                 <w:lang w:val="en-US"/>
               </w:rPr>
-              <w:t>ain(</w:t>
-            </w:r>
-            <w:proofErr w:type="gramEnd"/>
-            <w:r>
-              <w:rPr>
-                <w:rFonts w:ascii="Times New Roman" w:hAnsi="Times New Roman" w:cs="Times New Roman"/>
-                <w:sz w:val="28"/>
-                <w:szCs w:val="28"/>
-                <w:lang w:val="en-US"/>
-              </w:rPr>
-              <w:t>) = 0)</w:t>
+              <w:t>ain() = 0)</w:t>
             </w:r>
             <w:r>
               <w:rPr>
@@ -7518,35 +6434,16 @@
           <w:szCs w:val="24"/>
           <w:lang w:val="en-US"/>
         </w:rPr>
-        <w:t>#include &lt;</w:t>
-      </w:r>
-      <w:proofErr w:type="spellStart"/>
-      <w:r>
-        <w:rPr>
-          <w:rFonts w:ascii="Consolas" w:hAnsi="Consolas" w:cs="Times New Roman"/>
-          <w:sz w:val="24"/>
-          <w:szCs w:val="24"/>
-          <w:lang w:val="en-US"/>
-        </w:rPr>
-        <w:t>cmath</w:t>
-      </w:r>
-      <w:proofErr w:type="spellEnd"/>
-      <w:r>
-        <w:rPr>
-          <w:rFonts w:ascii="Consolas" w:hAnsi="Consolas" w:cs="Times New Roman"/>
-          <w:sz w:val="24"/>
-          <w:szCs w:val="24"/>
-          <w:lang w:val="en-US"/>
-        </w:rPr>
-        <w:t>&gt;</w:t>
-      </w:r>
-    </w:p>
-    <w:p>
-      <w:pPr>
-        <w:rPr>
-          <w:rFonts w:ascii="Consolas" w:hAnsi="Consolas" w:cs="Times New Roman"/>
-          <w:sz w:val="24"/>
-          <w:szCs w:val="24"/>
+        <w:t>#include &lt;cmath&gt;</w:t>
+      </w:r>
+    </w:p>
+    <w:p>
+      <w:pPr>
+        <w:rPr>
+          <w:rFonts w:ascii="Consolas" w:hAnsi="Consolas" w:cs="Times New Roman"/>
+          <w:sz w:val="24"/>
+          <w:szCs w:val="24"/>
+          <w:lang w:val="en-US"/>
         </w:rPr>
       </w:pPr>
       <w:r>
@@ -7576,27 +6473,7 @@
           <w:lang w:val="en-US"/>
         </w:rPr>
         <w:lastRenderedPageBreak/>
-        <w:t xml:space="preserve">int </w:t>
-      </w:r>
-      <w:proofErr w:type="gramStart"/>
-      <w:r>
-        <w:rPr>
-          <w:rFonts w:ascii="Consolas" w:hAnsi="Consolas" w:cs="Times New Roman"/>
-          <w:sz w:val="24"/>
-          <w:szCs w:val="24"/>
-          <w:lang w:val="en-US"/>
-        </w:rPr>
-        <w:t>main(</w:t>
-      </w:r>
-      <w:proofErr w:type="gramEnd"/>
-      <w:r>
-        <w:rPr>
-          <w:rFonts w:ascii="Consolas" w:hAnsi="Consolas" w:cs="Times New Roman"/>
-          <w:sz w:val="24"/>
-          <w:szCs w:val="24"/>
-          <w:lang w:val="en-US"/>
-        </w:rPr>
-        <w:t>)</w:t>
+        <w:t>int main()</w:t>
       </w:r>
     </w:p>
     <w:p>
@@ -7652,56 +6529,25 @@
           <w:szCs w:val="24"/>
           <w:lang w:val="en-US"/>
         </w:rPr>
+        <w:t xml:space="preserve"> setlocale(LC_ALL, "Russian"); //</w:t>
+      </w:r>
+      <w:r>
+        <w:rPr>
+          <w:rFonts w:ascii="Consolas" w:hAnsi="Consolas" w:cs="Times New Roman"/>
+          <w:sz w:val="24"/>
+          <w:szCs w:val="24"/>
+        </w:rPr>
+        <w:t>Ввод</w:t>
+      </w:r>
+      <w:r>
+        <w:rPr>
+          <w:rFonts w:ascii="Consolas" w:hAnsi="Consolas" w:cs="Times New Roman"/>
+          <w:sz w:val="24"/>
+          <w:szCs w:val="24"/>
+          <w:lang w:val="en-US"/>
+        </w:rPr>
         <w:t xml:space="preserve"> </w:t>
       </w:r>
-      <w:proofErr w:type="spellStart"/>
-      <w:proofErr w:type="gramStart"/>
-      <w:r>
-        <w:rPr>
-          <w:rFonts w:ascii="Consolas" w:hAnsi="Consolas" w:cs="Times New Roman"/>
-          <w:sz w:val="24"/>
-          <w:szCs w:val="24"/>
-          <w:lang w:val="en-US"/>
-        </w:rPr>
-        <w:t>setlocale</w:t>
-      </w:r>
-      <w:proofErr w:type="spellEnd"/>
-      <w:r>
-        <w:rPr>
-          <w:rFonts w:ascii="Consolas" w:hAnsi="Consolas" w:cs="Times New Roman"/>
-          <w:sz w:val="24"/>
-          <w:szCs w:val="24"/>
-          <w:lang w:val="en-US"/>
-        </w:rPr>
-        <w:t>(</w:t>
-      </w:r>
-      <w:proofErr w:type="gramEnd"/>
-      <w:r>
-        <w:rPr>
-          <w:rFonts w:ascii="Consolas" w:hAnsi="Consolas" w:cs="Times New Roman"/>
-          <w:sz w:val="24"/>
-          <w:szCs w:val="24"/>
-          <w:lang w:val="en-US"/>
-        </w:rPr>
-        <w:t>LC_ALL, "Russian"); //</w:t>
-      </w:r>
-      <w:r>
-        <w:rPr>
-          <w:rFonts w:ascii="Consolas" w:hAnsi="Consolas" w:cs="Times New Roman"/>
-          <w:sz w:val="24"/>
-          <w:szCs w:val="24"/>
-        </w:rPr>
-        <w:t>Ввод</w:t>
-      </w:r>
-      <w:r>
-        <w:rPr>
-          <w:rFonts w:ascii="Consolas" w:hAnsi="Consolas" w:cs="Times New Roman"/>
-          <w:sz w:val="24"/>
-          <w:szCs w:val="24"/>
-          <w:lang w:val="en-US"/>
-        </w:rPr>
-        <w:t xml:space="preserve"> </w:t>
-      </w:r>
       <w:r>
         <w:rPr>
           <w:rFonts w:ascii="Consolas" w:hAnsi="Consolas" w:cs="Times New Roman"/>
@@ -7762,23 +6608,13 @@
           <w:szCs w:val="24"/>
         </w:rPr>
       </w:pPr>
-      <w:proofErr w:type="spellStart"/>
-      <w:r>
-        <w:rPr>
-          <w:rFonts w:ascii="Consolas" w:hAnsi="Consolas" w:cs="Times New Roman"/>
-          <w:sz w:val="24"/>
-          <w:szCs w:val="24"/>
-        </w:rPr>
-        <w:t>double</w:t>
-      </w:r>
-      <w:proofErr w:type="spellEnd"/>
-      <w:r>
-        <w:rPr>
-          <w:rFonts w:ascii="Consolas" w:hAnsi="Consolas" w:cs="Times New Roman"/>
-          <w:sz w:val="24"/>
-          <w:szCs w:val="24"/>
-        </w:rPr>
-        <w:t xml:space="preserve"> a = 0.45;</w:t>
+      <w:r>
+        <w:rPr>
+          <w:rFonts w:ascii="Consolas" w:hAnsi="Consolas" w:cs="Times New Roman"/>
+          <w:sz w:val="24"/>
+          <w:szCs w:val="24"/>
+        </w:rPr>
+        <w:t>double a = 0.45;</w:t>
       </w:r>
     </w:p>
     <w:p>
@@ -7790,23 +6626,13 @@
           <w:szCs w:val="24"/>
         </w:rPr>
       </w:pPr>
-      <w:proofErr w:type="spellStart"/>
-      <w:r>
-        <w:rPr>
-          <w:rFonts w:ascii="Consolas" w:hAnsi="Consolas" w:cs="Times New Roman"/>
-          <w:sz w:val="24"/>
-          <w:szCs w:val="24"/>
-        </w:rPr>
-        <w:t>double</w:t>
-      </w:r>
-      <w:proofErr w:type="spellEnd"/>
-      <w:r>
-        <w:rPr>
-          <w:rFonts w:ascii="Consolas" w:hAnsi="Consolas" w:cs="Times New Roman"/>
-          <w:sz w:val="24"/>
-          <w:szCs w:val="24"/>
-        </w:rPr>
-        <w:t xml:space="preserve"> b = 3.4;</w:t>
+      <w:r>
+        <w:rPr>
+          <w:rFonts w:ascii="Consolas" w:hAnsi="Consolas" w:cs="Times New Roman"/>
+          <w:sz w:val="24"/>
+          <w:szCs w:val="24"/>
+        </w:rPr>
+        <w:t>double b = 3.4;</w:t>
       </w:r>
     </w:p>
     <w:p>
@@ -7818,23 +6644,13 @@
           <w:szCs w:val="24"/>
         </w:rPr>
       </w:pPr>
-      <w:proofErr w:type="spellStart"/>
-      <w:r>
-        <w:rPr>
-          <w:rFonts w:ascii="Consolas" w:hAnsi="Consolas" w:cs="Times New Roman"/>
-          <w:sz w:val="24"/>
-          <w:szCs w:val="24"/>
-        </w:rPr>
-        <w:t>double</w:t>
-      </w:r>
-      <w:proofErr w:type="spellEnd"/>
-      <w:r>
-        <w:rPr>
-          <w:rFonts w:ascii="Consolas" w:hAnsi="Consolas" w:cs="Times New Roman"/>
-          <w:sz w:val="24"/>
-          <w:szCs w:val="24"/>
-        </w:rPr>
-        <w:t xml:space="preserve"> x, Q;</w:t>
+      <w:r>
+        <w:rPr>
+          <w:rFonts w:ascii="Consolas" w:hAnsi="Consolas" w:cs="Times New Roman"/>
+          <w:sz w:val="24"/>
+          <w:szCs w:val="24"/>
+        </w:rPr>
+        <w:t>double x, Q;</w:t>
       </w:r>
     </w:p>
     <w:p>
@@ -7846,41 +6662,13 @@
           <w:szCs w:val="24"/>
         </w:rPr>
       </w:pPr>
-      <w:proofErr w:type="spellStart"/>
-      <w:r>
-        <w:rPr>
-          <w:rFonts w:ascii="Consolas" w:hAnsi="Consolas" w:cs="Times New Roman"/>
-          <w:sz w:val="24"/>
-          <w:szCs w:val="24"/>
-        </w:rPr>
-        <w:t>cout</w:t>
-      </w:r>
-      <w:proofErr w:type="spellEnd"/>
-      <w:r>
-        <w:rPr>
-          <w:rFonts w:ascii="Consolas" w:hAnsi="Consolas" w:cs="Times New Roman"/>
-          <w:sz w:val="24"/>
-          <w:szCs w:val="24"/>
-        </w:rPr>
-        <w:t xml:space="preserve"> </w:t>
-      </w:r>
-      <w:proofErr w:type="gramStart"/>
-      <w:r>
-        <w:rPr>
-          <w:rFonts w:ascii="Consolas" w:hAnsi="Consolas" w:cs="Times New Roman"/>
-          <w:sz w:val="24"/>
-          <w:szCs w:val="24"/>
-        </w:rPr>
-        <w:t>&lt;&lt; "</w:t>
-      </w:r>
-      <w:proofErr w:type="gramEnd"/>
-      <w:r>
-        <w:rPr>
-          <w:rFonts w:ascii="Consolas" w:hAnsi="Consolas" w:cs="Times New Roman"/>
-          <w:sz w:val="24"/>
-          <w:szCs w:val="24"/>
-        </w:rPr>
-        <w:t>Введите x -&gt;"; //вывод фразы Введите x</w:t>
+      <w:r>
+        <w:rPr>
+          <w:rFonts w:ascii="Consolas" w:hAnsi="Consolas" w:cs="Times New Roman"/>
+          <w:sz w:val="24"/>
+          <w:szCs w:val="24"/>
+        </w:rPr>
+        <w:t>cout &lt;&lt; "Введите x -&gt;"; //вывод фразы Введите x</w:t>
       </w:r>
     </w:p>
     <w:p>
@@ -7892,33 +6680,13 @@
           <w:szCs w:val="24"/>
         </w:rPr>
       </w:pPr>
-      <w:proofErr w:type="spellStart"/>
-      <w:proofErr w:type="gramStart"/>
-      <w:r>
-        <w:rPr>
-          <w:rFonts w:ascii="Consolas" w:hAnsi="Consolas" w:cs="Times New Roman"/>
-          <w:sz w:val="24"/>
-          <w:szCs w:val="24"/>
-        </w:rPr>
-        <w:t>cin</w:t>
-      </w:r>
-      <w:proofErr w:type="spellEnd"/>
-      <w:r>
-        <w:rPr>
-          <w:rFonts w:ascii="Consolas" w:hAnsi="Consolas" w:cs="Times New Roman"/>
-          <w:sz w:val="24"/>
-          <w:szCs w:val="24"/>
-        </w:rPr>
-        <w:t xml:space="preserve"> &gt;</w:t>
-      </w:r>
-      <w:proofErr w:type="gramEnd"/>
-      <w:r>
-        <w:rPr>
-          <w:rFonts w:ascii="Consolas" w:hAnsi="Consolas" w:cs="Times New Roman"/>
-          <w:sz w:val="24"/>
-          <w:szCs w:val="24"/>
-        </w:rPr>
-        <w:t>&gt; x; //Ввод любого числа на место x</w:t>
+      <w:r>
+        <w:rPr>
+          <w:rFonts w:ascii="Consolas" w:hAnsi="Consolas" w:cs="Times New Roman"/>
+          <w:sz w:val="24"/>
+          <w:szCs w:val="24"/>
+        </w:rPr>
+        <w:t>cin &gt;&gt; x; //Ввод любого числа на место x</w:t>
       </w:r>
     </w:p>
     <w:p>
@@ -7956,27 +6724,7 @@
           <w:szCs w:val="24"/>
           <w:lang w:val="en-US"/>
         </w:rPr>
-        <w:t>Q = (13.6 * tan(x) + pow(x,3) * sin(x/2)) / (</w:t>
-      </w:r>
-      <w:proofErr w:type="gramStart"/>
-      <w:r>
-        <w:rPr>
-          <w:rFonts w:ascii="Consolas" w:hAnsi="Consolas" w:cs="Times New Roman"/>
-          <w:sz w:val="24"/>
-          <w:szCs w:val="24"/>
-          <w:lang w:val="en-US"/>
-        </w:rPr>
-        <w:t>cos(</w:t>
-      </w:r>
-      <w:proofErr w:type="gramEnd"/>
-      <w:r>
-        <w:rPr>
-          <w:rFonts w:ascii="Consolas" w:hAnsi="Consolas" w:cs="Times New Roman"/>
-          <w:sz w:val="24"/>
-          <w:szCs w:val="24"/>
-          <w:lang w:val="en-US"/>
-        </w:rPr>
-        <w:t>pow(x, 2))) + pow(a, 2)* b - pow(2 * 2 - b, 3);</w:t>
+        <w:t>Q = (13.6 * tan(x) + pow(x,3) * sin(x/2)) / (cos(pow(x, 2))) + pow(a, 2)* b - pow(2 * 2 - b, 3);</w:t>
       </w:r>
     </w:p>
     <w:p>
@@ -7989,25 +6737,14 @@
           <w:lang w:val="en-US"/>
         </w:rPr>
       </w:pPr>
-      <w:proofErr w:type="spellStart"/>
-      <w:r>
-        <w:rPr>
-          <w:rFonts w:ascii="Consolas" w:hAnsi="Consolas" w:cs="Times New Roman"/>
-          <w:sz w:val="24"/>
-          <w:szCs w:val="24"/>
-          <w:lang w:val="en-US"/>
-        </w:rPr>
-        <w:t>cout</w:t>
-      </w:r>
-      <w:proofErr w:type="spellEnd"/>
-      <w:r>
-        <w:rPr>
-          <w:rFonts w:ascii="Consolas" w:hAnsi="Consolas" w:cs="Times New Roman"/>
-          <w:sz w:val="24"/>
-          <w:szCs w:val="24"/>
-          <w:lang w:val="en-US"/>
-        </w:rPr>
-        <w:t xml:space="preserve"> &lt;&lt; "</w:t>
+      <w:r>
+        <w:rPr>
+          <w:rFonts w:ascii="Consolas" w:hAnsi="Consolas" w:cs="Times New Roman"/>
+          <w:sz w:val="24"/>
+          <w:szCs w:val="24"/>
+          <w:lang w:val="en-US"/>
+        </w:rPr>
+        <w:t>cout &lt;&lt; "</w:t>
       </w:r>
       <w:r>
         <w:rPr>
@@ -8024,27 +6761,7 @@
           <w:szCs w:val="24"/>
           <w:lang w:val="en-US"/>
         </w:rPr>
-        <w:t xml:space="preserve"> -&gt; " &lt;&lt; Q &lt;&lt; </w:t>
-      </w:r>
-      <w:proofErr w:type="spellStart"/>
-      <w:r>
-        <w:rPr>
-          <w:rFonts w:ascii="Consolas" w:hAnsi="Consolas" w:cs="Times New Roman"/>
-          <w:sz w:val="24"/>
-          <w:szCs w:val="24"/>
-          <w:lang w:val="en-US"/>
-        </w:rPr>
-        <w:t>endl</w:t>
-      </w:r>
-      <w:proofErr w:type="spellEnd"/>
-      <w:r>
-        <w:rPr>
-          <w:rFonts w:ascii="Consolas" w:hAnsi="Consolas" w:cs="Times New Roman"/>
-          <w:sz w:val="24"/>
-          <w:szCs w:val="24"/>
-          <w:lang w:val="en-US"/>
-        </w:rPr>
-        <w:t>;</w:t>
+        <w:t xml:space="preserve"> -&gt; " &lt;&lt; Q &lt;&lt; endl;</w:t>
       </w:r>
     </w:p>
     <w:p>
